--- a/downloads/workbook/ai-4-week-24.docx
+++ b/downloads/workbook/ai-4-week-24.docx
@@ -1292,6 +1292,178 @@
         <w:t>Project connection: For your Responsible Plant Classifier, save the input, procedure, observed result and limitation of this check. Label this worked example as practice; use a different, previously unreviewed case when checking independent understanding.</w:t>
       </w:r>
     </w:p>
+    <w:p>
+      <w:pPr>
+        <w:pStyle w:val="Heading1"/>
+      </w:pPr>
+      <w:r>
+        <w:t>19. Project portfolio milestone</w:t>
+      </w:r>
+    </w:p>
+    <w:p>
+      <w:r>
+        <w:t>Project: Responsible Plant Classifier</w:t>
+      </w:r>
+    </w:p>
+    <w:p>
+      <w:r>
+        <w:t>Current milestone: Evaluate and revise. Compare with your starting method, explain errors and record a justified revision.</w:t>
+      </w:r>
+    </w:p>
+    <w:p>
+      <w:r>
+        <w:t>For your Responsible Plant Classifier, save the input, procedure, observed result and limitation of this check. Label this worked example as practice; use a different, previously unreviewed case when checking independent understanding.</w:t>
+      </w:r>
+    </w:p>
+    <w:tbl>
+      <w:tblPr>
+        <w:tblStyle w:val="LightShading-Accent1"/>
+        <w:tblW w:type="auto" w:w="0"/>
+        <w:tblLook w:firstColumn="1" w:firstRow="1" w:lastColumn="0" w:lastRow="0" w:noHBand="0" w:noVBand="1" w:val="04A0"/>
+      </w:tblPr>
+      <w:tblGrid>
+        <w:gridCol w:w="5112"/>
+        <w:gridCol w:w="5112"/>
+      </w:tblGrid>
+      <w:tr>
+        <w:trPr>
+          <w:tblHeader/>
+        </w:trPr>
+        <w:tc>
+          <w:tcPr>
+            <w:tcW w:type="dxa" w:w="5112"/>
+          </w:tcPr>
+          <w:p>
+            <w:r>
+              <w:t>Evidence to keep</w:t>
+            </w:r>
+          </w:p>
+        </w:tc>
+        <w:tc>
+          <w:tcPr>
+            <w:tcW w:type="dxa" w:w="5112"/>
+          </w:tcPr>
+          <w:p>
+            <w:r>
+              <w:t>My record</w:t>
+            </w:r>
+          </w:p>
+        </w:tc>
+      </w:tr>
+      <w:tr>
+        <w:tc>
+          <w:tcPr>
+            <w:tcW w:type="dxa" w:w="5112"/>
+          </w:tcPr>
+          <w:p>
+            <w:r>
+              <w:t>This week’s input and deciding step</w:t>
+            </w:r>
+          </w:p>
+        </w:tc>
+        <w:tc>
+          <w:tcPr>
+            <w:tcW w:type="dxa" w:w="5112"/>
+          </w:tcPr>
+          <w:p>
+            <w:r/>
+          </w:p>
+        </w:tc>
+      </w:tr>
+      <w:tr>
+        <w:tc>
+          <w:tcPr>
+            <w:tcW w:type="dxa" w:w="5112"/>
+          </w:tcPr>
+          <w:p>
+            <w:r>
+              <w:t>Prediction and actual result (or labelled paper trace)</w:t>
+            </w:r>
+          </w:p>
+        </w:tc>
+        <w:tc>
+          <w:tcPr>
+            <w:tcW w:type="dxa" w:w="5112"/>
+          </w:tcPr>
+          <w:p>
+            <w:r/>
+          </w:p>
+        </w:tc>
+      </w:tr>
+      <w:tr>
+        <w:tc>
+          <w:tcPr>
+            <w:tcW w:type="dxa" w:w="5112"/>
+          </w:tcPr>
+          <w:p>
+            <w:r>
+              <w:t>One change since the previous checkpoint and why</w:t>
+            </w:r>
+          </w:p>
+        </w:tc>
+        <w:tc>
+          <w:tcPr>
+            <w:tcW w:type="dxa" w:w="5112"/>
+          </w:tcPr>
+          <w:p>
+            <w:r/>
+          </w:p>
+        </w:tc>
+      </w:tr>
+      <w:tr>
+        <w:tc>
+          <w:tcPr>
+            <w:tcW w:type="dxa" w:w="5112"/>
+          </w:tcPr>
+          <w:p>
+            <w:r>
+              <w:t>One error or limit and the next test</w:t>
+            </w:r>
+          </w:p>
+        </w:tc>
+        <w:tc>
+          <w:tcPr>
+            <w:tcW w:type="dxa" w:w="5112"/>
+          </w:tcPr>
+          <w:p>
+            <w:r/>
+          </w:p>
+        </w:tc>
+      </w:tr>
+    </w:tbl>
+    <w:p>
+      <w:pPr>
+        <w:pStyle w:val="Heading3"/>
+      </w:pPr>
+      <w:r>
+        <w:t>Explain what this week adds to your project. Reuse last week’s record rather than starting again.</w:t>
+      </w:r>
+    </w:p>
+    <w:p>
+      <w:r>
+        <w:t>________________________________________________________________</w:t>
+      </w:r>
+    </w:p>
+    <w:p>
+      <w:r>
+        <w:t>________________________________________________________________</w:t>
+      </w:r>
+    </w:p>
+    <w:p>
+      <w:r>
+        <w:t>________________________________________________________________</w:t>
+      </w:r>
+    </w:p>
+    <w:p>
+      <w:r>
+        <w:t>________________________________________________________________</w:t>
+      </w:r>
+    </w:p>
+    <w:p>
+      <w:r>
+        <w:t>________________________________________________________________</w:t>
+      </w:r>
+    </w:p>
     <w:sectPr>
       <w:pgSz w:w="12240" w:h="15840"/>
       <w:pgMar w:top="936" w:right="1008" w:bottom="936" w:left="1008" w:header="720" w:footer="720" w:gutter="0"/>

--- a/downloads/workbook/ai-4-week-24.docx
+++ b/downloads/workbook/ai-4-week-24.docx
@@ -1464,6 +1464,235 @@
         <w:t>________________________________________________________________</w:t>
       </w:r>
     </w:p>
+    <w:p>
+      <w:pPr>
+        <w:pStyle w:val="Heading1"/>
+      </w:pPr>
+      <w:r>
+        <w:t>20. Supported practice and learning evidence</w:t>
+      </w:r>
+    </w:p>
+    <w:p>
+      <w:r>
+        <w:t>Use this supported practice once, in the browser or on paper. Keep the reserved independent assessment for a separate first attempt before teacher feedback.</w:t>
+      </w:r>
+    </w:p>
+    <w:p>
+      <w:r>
+        <w:t>Assign a separate job to training, validation and final test evidence.</w:t>
+      </w:r>
+    </w:p>
+    <w:p>
+      <w:pPr>
+        <w:pStyle w:val="Heading3"/>
+      </w:pPr>
+      <w:r>
+        <w:t>Practice 1: explain the deciding evidence</w:t>
+      </w:r>
+    </w:p>
+    <w:p>
+      <w:r>
+        <w:t>Which labelled step matches this detail? Freeze A before scoring final cases; do not select again using their labels.</w:t>
+      </w:r>
+    </w:p>
+    <w:p>
+      <w:r>
+        <w:t>1. Reserve final test</w:t>
+      </w:r>
+    </w:p>
+    <w:p>
+      <w:r>
+        <w:t>2. Fit on training</w:t>
+      </w:r>
+    </w:p>
+    <w:p>
+      <w:r>
+        <w:t>3. Select on validation</w:t>
+      </w:r>
+    </w:p>
+    <w:p>
+      <w:pPr>
+        <w:pStyle w:val="Heading3"/>
+      </w:pPr>
+      <w:r>
+        <w:t>My selected conclusion, deciding fact and explanation</w:t>
+      </w:r>
+    </w:p>
+    <w:p>
+      <w:r>
+        <w:t>________________________________________________________________</w:t>
+      </w:r>
+    </w:p>
+    <w:p>
+      <w:r>
+        <w:t>________________________________________________________________</w:t>
+      </w:r>
+    </w:p>
+    <w:p>
+      <w:r>
+        <w:t>________________________________________________________________</w:t>
+      </w:r>
+    </w:p>
+    <w:p>
+      <w:r>
+        <w:t>________________________________________________________________</w:t>
+      </w:r>
+    </w:p>
+    <w:p>
+      <w:r>
+        <w:t>________________________________________________________________</w:t>
+      </w:r>
+    </w:p>
+    <w:p>
+      <w:r>
+        <w:t>Hint if needed: Read the steps in the pictorial case. Match the supplied detail to the stage that performs or records it.</w:t>
+      </w:r>
+    </w:p>
+    <w:p>
+      <w:r>
+        <w:t>After your attempt, compare with the supported explanation: Reserve final test Freeze A before scoring final cases; do not select again using their labels. Read the picture in order. Freeze A before scoring final cases; do not select again using their labels. The arrows show which recorded input or intermediate result each decision uses. Explain the deciding step aloud before checking the changed case; pointing to the final answer alone does not show how it follows.</w:t>
+      </w:r>
+    </w:p>
+    <w:p>
+      <w:pPr>
+        <w:pStyle w:val="Heading3"/>
+      </w:pPr>
+      <w:r>
+        <w:t>Practice 2: explain the deciding evidence</w:t>
+      </w:r>
+    </w:p>
+    <w:p>
+      <w:r>
+        <w:t>Changed-case practice: A and B both have validation MAE2 cm; A is simpler under a predeclared tie rule. Which conclusion is supported by the supplied facts?</w:t>
+      </w:r>
+    </w:p>
+    <w:p>
+      <w:r>
+        <w:t>1. This one example guarantees correct results for every future input.</w:t>
+      </w:r>
+    </w:p>
+    <w:p>
+      <w:r>
+        <w:t>2. Select A using the predeclared simpler-model tie-break.</w:t>
+      </w:r>
+    </w:p>
+    <w:p>
+      <w:r>
+        <w:t>3. We can decide the result without examining the changed input or the procedure.</w:t>
+      </w:r>
+    </w:p>
+    <w:p>
+      <w:pPr>
+        <w:pStyle w:val="Heading3"/>
+      </w:pPr>
+      <w:r>
+        <w:t>My selected conclusion, deciding fact and explanation</w:t>
+      </w:r>
+    </w:p>
+    <w:p>
+      <w:r>
+        <w:t>________________________________________________________________</w:t>
+      </w:r>
+    </w:p>
+    <w:p>
+      <w:r>
+        <w:t>________________________________________________________________</w:t>
+      </w:r>
+    </w:p>
+    <w:p>
+      <w:r>
+        <w:t>________________________________________________________________</w:t>
+      </w:r>
+    </w:p>
+    <w:p>
+      <w:r>
+        <w:t>________________________________________________________________</w:t>
+      </w:r>
+    </w:p>
+    <w:p>
+      <w:r>
+        <w:t>________________________________________________________________</w:t>
+      </w:r>
+    </w:p>
+    <w:p>
+      <w:r>
+        <w:t>Hint if needed: Use the changed condition and the deciding step in the pictorial trace. The answer must say what follows from those facts.</w:t>
+      </w:r>
+    </w:p>
+    <w:p>
+      <w:r>
+        <w:t>After your attempt, compare with the supported explanation: Select A using the predeclared simpler-model tie-break. The validation errors tie, so the stated second a = ry rule decides without consulting final data.</w:t>
+      </w:r>
+    </w:p>
+    <w:p>
+      <w:pPr>
+        <w:pStyle w:val="Heading3"/>
+      </w:pPr>
+      <w:r>
+        <w:t>Repair a missing building block</w:t>
+      </w:r>
+    </w:p>
+    <w:p>
+      <w:r>
+        <w:t>Review Hold Out Test Data (ai-4/23). Goal: Freeze the full evaluation procedure before testing. Short practice: What is needed for an honest final claim about the revised version? Point to the relevant step in the picture, then write the changed result and the rule or evidence that supports it.. Return to this week and explain what you changed.</w:t>
+      </w:r>
+    </w:p>
+    <w:p>
+      <w:r>
+        <w:t>Review Absolute Error and MAE (ai-4/21). Goal: Calculate MAE MSE and RMSE. Short practice: Why is quoting MSE as4.67 cm misleading? Point to the relevant step in the picture, then write the changed result and the rule or evidence that supports it.. Return to this week and explain what you changed.</w:t>
+      </w:r>
+    </w:p>
+    <w:p>
+      <w:r>
+        <w:t>Review Error Analysis (ai-4/18). Goal: Categorize development errors using evidence. Short practice: What evidence would support the claim that a change helps fresh dim-light images? Point to the relevant step in the picture, then write the changed result and the rule or evidence that supports it.. Return to this week and explain what you changed.</w:t>
+      </w:r>
+    </w:p>
+    <w:p>
+      <w:pPr>
+        <w:pStyle w:val="Heading3"/>
+      </w:pPr>
+      <w:r>
+        <w:t>Keep your completed work</w:t>
+      </w:r>
+    </w:p>
+    <w:p>
+      <w:r>
+        <w:t>Use Download completed work in the hosted lesson to export your answers, reflections, practice feedback and code-run evidence. Open the HTML copy to read or print it. Drafts stay in this browser when storage is available; clear drafts on a shared device.</w:t>
+      </w:r>
+    </w:p>
+    <w:p>
+      <w:pPr>
+        <w:pStyle w:val="Heading3"/>
+      </w:pPr>
+      <w:r>
+        <w:t>What I repaired, the evidence I kept and the next test</w:t>
+      </w:r>
+    </w:p>
+    <w:p>
+      <w:r>
+        <w:t>________________________________________________________________</w:t>
+      </w:r>
+    </w:p>
+    <w:p>
+      <w:r>
+        <w:t>________________________________________________________________</w:t>
+      </w:r>
+    </w:p>
+    <w:p>
+      <w:r>
+        <w:t>________________________________________________________________</w:t>
+      </w:r>
+    </w:p>
+    <w:p>
+      <w:r>
+        <w:t>________________________________________________________________</w:t>
+      </w:r>
+    </w:p>
+    <w:p>
+      <w:r>
+        <w:t>________________________________________________________________</w:t>
+      </w:r>
+    </w:p>
     <w:sectPr>
       <w:pgSz w:w="12240" w:h="15840"/>
       <w:pgMar w:top="936" w:right="1008" w:bottom="936" w:left="1008" w:header="720" w:footer="720" w:gutter="0"/>

--- a/downloads/workbook/ai-4-week-24.docx
+++ b/downloads/workbook/ai-4-week-24.docx
@@ -30,6 +30,17 @@
     </w:p>
     <w:p>
       <w:r>
+        <w:t>Record your starting explanation for Train, Validation, Test before opening notes. Show any later correction separately.</w:t>
+      </w:r>
+    </w:p>
+    <w:p>
+      <w:pPr>
+        <w:spacing w:line="336" w:lineRule="auto" w:after="180"/>
+      </w:pPr>
+      <w:r>
+        <w:rPr>
+          <w:b w:val="0"/>
+        </w:rPr>
         <w:t>Try the recall before opening notes. Then use a different colour or a labelled second line to correct your explanation.</w:t>
       </w:r>
     </w:p>
@@ -42,7 +53,13 @@
       </w:r>
     </w:p>
     <w:p>
-      <w:r>
+      <w:pPr>
+        <w:spacing w:line="336" w:lineRule="auto" w:after="180"/>
+      </w:pPr>
+      <w:r>
+        <w:rPr>
+          <w:b w:val="0"/>
+        </w:rPr>
         <w:t>Without opening the old lesson, explain one key idea from Hold Out Test Data. Give an example and a mistake that the idea helps you avoid.</w:t>
       </w:r>
     </w:p>
@@ -78,7 +95,13 @@
       </w:r>
     </w:p>
     <w:p>
-      <w:r>
+      <w:pPr>
+        <w:spacing w:line="336" w:lineRule="auto" w:after="180"/>
+      </w:pPr>
+      <w:r>
+        <w:rPr>
+          <w:b w:val="0"/>
+        </w:rPr>
         <w:t>Without opening the old lesson, explain one key idea from Absolute Error and MAE. Give an example and a mistake that the idea helps you avoid.</w:t>
       </w:r>
     </w:p>
@@ -114,7 +137,13 @@
       </w:r>
     </w:p>
     <w:p>
-      <w:r>
+      <w:pPr>
+        <w:spacing w:line="336" w:lineRule="auto" w:after="180"/>
+      </w:pPr>
+      <w:r>
+        <w:rPr>
+          <w:b w:val="0"/>
+        </w:rPr>
         <w:t>Without opening the old lesson, explain one key idea from Error Analysis. Give an example and a mistake that the idea helps you avoid.</w:t>
       </w:r>
     </w:p>
@@ -151,7 +180,30 @@
     </w:p>
     <w:p>
       <w:r>
-        <w:t>Use W2: Assign data roles for Validation and model selection. Record the answer once; the lesson and workbook refer to the same attempt.</w:t>
+        <w:t>Complete the supported Train, Validation, Test trace and record the first step you can explain without help.</w:t>
+      </w:r>
+    </w:p>
+    <w:p>
+      <w:pPr>
+        <w:spacing w:line="336" w:lineRule="auto" w:after="180"/>
+      </w:pPr>
+      <w:r>
+        <w:rPr>
+          <w:b w:val="0"/>
+        </w:rPr>
+        <w:t xml:space="preserve">Use W2: Assign data roles for </w:t>
+      </w:r>
+      <w:r>
+        <w:rPr>
+          <w:b/>
+        </w:rPr>
+        <w:t>Validation</w:t>
+      </w:r>
+      <w:r>
+        <w:rPr>
+          <w:b w:val="0"/>
+        </w:rPr>
+        <w:t xml:space="preserve"> and model selection. Record the answer once; the lesson and workbook refer to the same attempt.</w:t>
       </w:r>
     </w:p>
     <w:tbl>
@@ -279,7 +331,41 @@
     </w:p>
     <w:p>
       <w:r>
-        <w:t>Use the worked case for Validation and model selection. Proposed explanation: “A final answer is enough”. Decide whether this explanation is supported. Point to the step or supplied fact that decides; explain your repair if needed.</w:t>
+        <w:t>Check the proposed Train, Validation, Test explanation against the supplied facts before discussing it.</w:t>
+      </w:r>
+    </w:p>
+    <w:p>
+      <w:pPr>
+        <w:spacing w:line="336" w:lineRule="auto" w:after="180"/>
+      </w:pPr>
+      <w:r>
+        <w:rPr>
+          <w:b w:val="0"/>
+        </w:rPr>
+        <w:t xml:space="preserve">Use the worked case for </w:t>
+      </w:r>
+      <w:r>
+        <w:rPr>
+          <w:b/>
+        </w:rPr>
+        <w:t>Validation</w:t>
+      </w:r>
+      <w:r>
+        <w:rPr>
+          <w:b w:val="0"/>
+        </w:rPr>
+        <w:t xml:space="preserve"> and model selection. Proposed explanation: “A final answer is enough”. Decide whether this explanation is supported.</w:t>
+      </w:r>
+    </w:p>
+    <w:p>
+      <w:pPr>
+        <w:spacing w:line="336" w:lineRule="auto" w:after="180"/>
+      </w:pPr>
+      <w:r>
+        <w:rPr>
+          <w:b w:val="0"/>
+        </w:rPr>
+        <w:t>Point to the step or supplied fact that decides; explain your repair if needed.</w:t>
       </w:r>
     </w:p>
     <w:p>
@@ -319,6 +405,11 @@
       </w:r>
     </w:p>
     <w:p>
+      <w:r>
+        <w:t>Write one first attempt at the reserved independent case before feedback. Repeated copies of that case refer to the same recorded attempt.</w:t>
+      </w:r>
+    </w:p>
+    <w:p>
       <w:pPr>
         <w:pStyle w:val="Heading3"/>
       </w:pPr>
@@ -327,8 +418,44 @@
       </w:r>
     </w:p>
     <w:p>
-      <w:r>
-        <w:t>Training errors P 2 Q 0 R 1; validation errors P 4 Q 6 R 4. Rule: smallest validation MAE, then simpler; P is simpler than R. Choose and state the test action.</w:t>
+      <w:pPr>
+        <w:spacing w:line="336" w:lineRule="auto" w:after="180"/>
+      </w:pPr>
+      <w:r>
+        <w:rPr>
+          <w:b/>
+        </w:rPr>
+        <w:t>Training</w:t>
+      </w:r>
+      <w:r>
+        <w:rPr>
+          <w:b w:val="0"/>
+        </w:rPr>
+        <w:t xml:space="preserve"> errors P 2 Q 0 R 1; </w:t>
+      </w:r>
+      <w:r>
+        <w:rPr>
+          <w:b/>
+        </w:rPr>
+        <w:t>validation</w:t>
+      </w:r>
+      <w:r>
+        <w:rPr>
+          <w:b w:val="0"/>
+        </w:rPr>
+        <w:t xml:space="preserve"> errors P 4 Q 6 R 4. Rule: smallest </w:t>
+      </w:r>
+      <w:r>
+        <w:rPr>
+          <w:b/>
+        </w:rPr>
+        <w:t>validation</w:t>
+      </w:r>
+      <w:r>
+        <w:rPr>
+          <w:b w:val="0"/>
+        </w:rPr>
+        <w:t xml:space="preserve"> MAE, then simpler; P is simpler than R. Choose and state the test action.</w:t>
       </w:r>
     </w:p>
     <w:p>
@@ -375,7 +502,13 @@
       </w:r>
     </w:p>
     <w:p>
-      <w:r>
+      <w:pPr>
+        <w:spacing w:line="336" w:lineRule="auto" w:after="180"/>
+      </w:pPr>
+      <w:r>
+        <w:rPr>
+          <w:b w:val="0"/>
+        </w:rPr>
         <w:t>Attempt this case before feedback. Record any help. Earlier examples below are further practice; a case already practised with feedback cannot establish fresh transfer.</w:t>
       </w:r>
     </w:p>
@@ -389,7 +522,31 @@
     </w:p>
     <w:p>
       <w:r>
-        <w:t>You have 30 leaves with 3 views each. Allocate 18 leaves to train,6 to validation,6 to test. How many images are in each? Where is a learned normalisation mean fitted?</w:t>
+        <w:t>Connect the Train, Validation, Test target to a trace and a justified conclusion.</w:t>
+      </w:r>
+    </w:p>
+    <w:p>
+      <w:pPr>
+        <w:spacing w:line="336" w:lineRule="auto" w:after="180"/>
+        <w:shd w:fill="F5F1FB"/>
+      </w:pPr>
+      <w:r>
+        <w:rPr>
+          <w:b w:val="0"/>
+        </w:rPr>
+        <w:t xml:space="preserve">You have 30 leaves with 3 views each. Allocate 18 leaves to train,6 to </w:t>
+      </w:r>
+      <w:r>
+        <w:rPr>
+          <w:b/>
+        </w:rPr>
+        <w:t>validation</w:t>
+      </w:r>
+      <w:r>
+        <w:rPr>
+          <w:b w:val="0"/>
+        </w:rPr>
+        <w:t>,6 to test. How many images are in each? Where is a learned normalisation mean fitted?</w:t>
       </w:r>
     </w:p>
     <w:p>
@@ -402,17 +559,70 @@
     </w:p>
     <w:p>
       <w:r>
-        <w:t>Split 100 independent leaves into 60 train,20 validation,20 test.</w:t>
-      </w:r>
-    </w:p>
-    <w:p>
-      <w:r>
-        <w:t>Explain roles and preprocessing.</w:t>
-      </w:r>
-    </w:p>
-    <w:p>
-      <w:r>
-        <w:t>Show your trace, calculation or evidence</w:t>
+        <w:t>Solve the supplied Train, Validation, Test case and show the deciding evidence.</w:t>
+      </w:r>
+    </w:p>
+    <w:p>
+      <w:pPr>
+        <w:spacing w:line="336" w:lineRule="auto" w:after="180"/>
+      </w:pPr>
+      <w:r>
+        <w:rPr>
+          <w:b w:val="0"/>
+        </w:rPr>
+        <w:t xml:space="preserve">Split 100 independent leaves into 60 train,20 </w:t>
+      </w:r>
+      <w:r>
+        <w:rPr>
+          <w:b/>
+        </w:rPr>
+        <w:t>validation</w:t>
+      </w:r>
+      <w:r>
+        <w:rPr>
+          <w:b w:val="0"/>
+        </w:rPr>
+        <w:t>,20 test.</w:t>
+      </w:r>
+    </w:p>
+    <w:p>
+      <w:pPr>
+        <w:spacing w:line="336" w:lineRule="auto" w:after="180"/>
+      </w:pPr>
+      <w:r>
+        <w:rPr>
+          <w:b w:val="0"/>
+        </w:rPr>
+        <w:t>Explain roles and pre</w:t>
+      </w:r>
+      <w:r>
+        <w:rPr>
+          <w:b/>
+        </w:rPr>
+        <w:t>process</w:t>
+      </w:r>
+      <w:r>
+        <w:rPr>
+          <w:b w:val="0"/>
+        </w:rPr>
+        <w:t>ing.</w:t>
+      </w:r>
+    </w:p>
+    <w:p>
+      <w:pPr>
+        <w:spacing w:line="336" w:lineRule="auto" w:after="180"/>
+      </w:pPr>
+      <w:r>
+        <w:rPr>
+          <w:b w:val="0"/>
+        </w:rPr>
+        <w:t xml:space="preserve">Show your trace, calculation or </w:t>
+      </w:r>
+      <w:r>
+        <w:rPr>
+          <w:b/>
+        </w:rPr>
+        <w:t>evidence</w:t>
       </w:r>
     </w:p>
     <w:p>
@@ -458,11 +668,41 @@
     </w:p>
     <w:p>
       <w:r>
-        <w:t>Assign roles: set A fits model parameters; B selects between two models; C is opened once after choices are fixed. Which is train, validation and test?</w:t>
-      </w:r>
-    </w:p>
-    <w:p>
-      <w:r>
+        <w:t>Apply the procedure to the changed case and record why the conclusion follows.</w:t>
+      </w:r>
+    </w:p>
+    <w:p>
+      <w:pPr>
+        <w:spacing w:line="336" w:lineRule="auto" w:after="180"/>
+        <w:shd w:fill="F5F1FB"/>
+      </w:pPr>
+      <w:r>
+        <w:rPr>
+          <w:b w:val="0"/>
+        </w:rPr>
+        <w:t xml:space="preserve">Assign roles: set A fits model parameters; B selects between two models; C is opened once after choices are fixed. Which is train, </w:t>
+      </w:r>
+      <w:r>
+        <w:rPr>
+          <w:b/>
+        </w:rPr>
+        <w:t>validation</w:t>
+      </w:r>
+      <w:r>
+        <w:rPr>
+          <w:b w:val="0"/>
+        </w:rPr>
+        <w:t xml:space="preserve"> and test?</w:t>
+      </w:r>
+    </w:p>
+    <w:p>
+      <w:pPr>
+        <w:spacing w:line="336" w:lineRule="auto" w:after="180"/>
+      </w:pPr>
+      <w:r>
+        <w:rPr>
+          <w:b w:val="0"/>
+        </w:rPr>
         <w:t>My independent answer and reason</w:t>
       </w:r>
     </w:p>
@@ -517,7 +757,30 @@
     </w:p>
     <w:p>
       <w:r>
-        <w:t>Create a changed input, boundary case or missing-information case. Write the expected answer or safe response before testing.</w:t>
+        <w:t>Specify a changed input, expected result and observation separately.</w:t>
+      </w:r>
+    </w:p>
+    <w:p>
+      <w:pPr>
+        <w:spacing w:line="336" w:lineRule="auto" w:after="180"/>
+      </w:pPr>
+      <w:r>
+        <w:rPr>
+          <w:b w:val="0"/>
+        </w:rPr>
+        <w:t xml:space="preserve">Create a changed </w:t>
+      </w:r>
+      <w:r>
+        <w:rPr>
+          <w:b/>
+        </w:rPr>
+        <w:t>input</w:t>
+      </w:r>
+      <w:r>
+        <w:rPr>
+          <w:b w:val="0"/>
+        </w:rPr>
+        <w:t>, boundary case or missing-information case. Write the expected answer or safe response before testing.</w:t>
       </w:r>
     </w:p>
     <w:tbl>
@@ -646,12 +909,53 @@
     </w:p>
     <w:p>
       <w:r>
-        <w:t>Publish the grouped split strategy and counts for the Plant Classifier, including why plant identity stays within one split.</w:t>
-      </w:r>
-    </w:p>
-    <w:p>
-      <w:r>
-        <w:t>The project change and evidence I will keep</w:t>
+        <w:t>Justify what Train, Validation, Test adds to Responsible Plant Classifier and keep the evidence.</w:t>
+      </w:r>
+    </w:p>
+    <w:p>
+      <w:pPr>
+        <w:spacing w:line="336" w:lineRule="auto" w:after="180"/>
+      </w:pPr>
+      <w:r>
+        <w:rPr>
+          <w:b w:val="0"/>
+        </w:rPr>
+        <w:t xml:space="preserve">Publish the grouped </w:t>
+      </w:r>
+      <w:r>
+        <w:rPr>
+          <w:b/>
+        </w:rPr>
+        <w:t>split strategy</w:t>
+      </w:r>
+      <w:r>
+        <w:rPr>
+          <w:b w:val="0"/>
+        </w:rPr>
+        <w:t xml:space="preserve"> and counts for the Plant Classifier, including why plant identity stays within one split.</w:t>
+      </w:r>
+    </w:p>
+    <w:p>
+      <w:pPr>
+        <w:spacing w:line="336" w:lineRule="auto" w:after="180"/>
+      </w:pPr>
+      <w:r>
+        <w:rPr>
+          <w:b w:val="0"/>
+        </w:rPr>
+        <w:t xml:space="preserve">The project change and </w:t>
+      </w:r>
+      <w:r>
+        <w:rPr>
+          <w:b/>
+        </w:rPr>
+        <w:t>evidence</w:t>
+      </w:r>
+      <w:r>
+        <w:rPr>
+          <w:b w:val="0"/>
+        </w:rPr>
+        <w:t xml:space="preserve"> I will keep</w:t>
       </w:r>
     </w:p>
     <w:p>
@@ -697,11 +1001,54 @@
     </w:p>
     <w:p>
       <w:r>
-        <w:t>I can explain the mechanism. I can show evidence. I can handle a changed case. I can name a limit. Mark each as not yet, with help or independently, and attach supporting work.</w:t>
-      </w:r>
-    </w:p>
-    <w:p>
-      <w:r>
+        <w:t>Judge explanation, evidence, transfer and limits separately; attach the work behind your judgement.</w:t>
+      </w:r>
+    </w:p>
+    <w:p>
+      <w:pPr>
+        <w:pStyle w:val="ListBullet"/>
+      </w:pPr>
+      <w:r>
+        <w:t>I can explain the mechanism.</w:t>
+      </w:r>
+    </w:p>
+    <w:p>
+      <w:pPr>
+        <w:pStyle w:val="ListBullet"/>
+      </w:pPr>
+      <w:r>
+        <w:t>I can show evidence.</w:t>
+      </w:r>
+    </w:p>
+    <w:p>
+      <w:pPr>
+        <w:pStyle w:val="ListBullet"/>
+      </w:pPr>
+      <w:r>
+        <w:t>I can handle a changed case.</w:t>
+      </w:r>
+    </w:p>
+    <w:p>
+      <w:pPr>
+        <w:pStyle w:val="ListBullet"/>
+      </w:pPr>
+      <w:r>
+        <w:t>I can name a limit.</w:t>
+      </w:r>
+    </w:p>
+    <w:p>
+      <w:r>
+        <w:t>Mark each as not yet, with help or independently, and attach supporting work.</w:t>
+      </w:r>
+    </w:p>
+    <w:p>
+      <w:pPr>
+        <w:spacing w:line="336" w:lineRule="auto" w:after="180"/>
+      </w:pPr>
+      <w:r>
+        <w:rPr>
+          <w:b w:val="0"/>
+        </w:rPr>
         <w:t>Teacher review ____________________  Next step ____________________</w:t>
       </w:r>
     </w:p>
@@ -715,7 +1062,31 @@
     </w:p>
     <w:p>
       <w:r>
-        <w:t>You have 30 leaves with 3 views each. Allocate 18 leaves to train,6 to validation,6 to test. How many images are in each? Where is a learned normalisation mean fitted?</w:t>
+        <w:t>Use this earlier case as transfer practice. A case already discussed with feedback is not fresh assessment evidence.</w:t>
+      </w:r>
+    </w:p>
+    <w:p>
+      <w:pPr>
+        <w:spacing w:line="336" w:lineRule="auto" w:after="180"/>
+        <w:shd w:fill="F5F1FB"/>
+      </w:pPr>
+      <w:r>
+        <w:rPr>
+          <w:b w:val="0"/>
+        </w:rPr>
+        <w:t xml:space="preserve">You have 30 leaves with 3 views each. Allocate 18 leaves to train,6 to </w:t>
+      </w:r>
+      <w:r>
+        <w:rPr>
+          <w:b/>
+        </w:rPr>
+        <w:t>validation</w:t>
+      </w:r>
+      <w:r>
+        <w:rPr>
+          <w:b w:val="0"/>
+        </w:rPr>
+        <w:t>,6 to test. How many images are in each? Where is a learned normalisation mean fitted?</w:t>
       </w:r>
     </w:p>
     <w:p>
@@ -762,7 +1133,13 @@
       </w:r>
     </w:p>
     <w:p>
-      <w:r>
+      <w:pPr>
+        <w:spacing w:line="336" w:lineRule="auto" w:after="180"/>
+      </w:pPr>
+      <w:r>
+        <w:rPr>
+          <w:b w:val="0"/>
+        </w:rPr>
         <w:t>Record support used: none, hint or teacher explanation.</w:t>
       </w:r>
     </w:p>
@@ -776,7 +1153,30 @@
     </w:p>
     <w:p>
       <w:r>
-        <w:t>Apply the worked selection rule. Explain why B is not chosen.</w:t>
+        <w:t>Choose a candidate. Apply the supplied Train, Validation, Test facts and keep your reasoning.</w:t>
+      </w:r>
+    </w:p>
+    <w:p>
+      <w:pPr>
+        <w:spacing w:line="336" w:lineRule="auto" w:after="180"/>
+      </w:pPr>
+      <w:r>
+        <w:rPr>
+          <w:b w:val="0"/>
+        </w:rPr>
+        <w:t xml:space="preserve">Apply the worked </w:t>
+      </w:r>
+      <w:r>
+        <w:rPr>
+          <w:b/>
+        </w:rPr>
+        <w:t>selection rule</w:t>
+      </w:r>
+      <w:r>
+        <w:rPr>
+          <w:b w:val="0"/>
+        </w:rPr>
+        <w:t>. Explain why B is not chosen.</w:t>
       </w:r>
     </w:p>
     <w:p>
@@ -827,7 +1227,31 @@
     </w:p>
     <w:p>
       <w:r>
-        <w:t>Where should parameter fitting, setting selection and final reporting occur?</w:t>
+        <w:t>Assign data roles. Apply the supplied Train, Validation, Test facts and keep your reasoning.</w:t>
+      </w:r>
+    </w:p>
+    <w:p>
+      <w:pPr>
+        <w:spacing w:line="336" w:lineRule="auto" w:after="180"/>
+        <w:shd w:fill="F5F1FB"/>
+      </w:pPr>
+      <w:r>
+        <w:rPr>
+          <w:b w:val="0"/>
+        </w:rPr>
+        <w:t xml:space="preserve">Where should parameter </w:t>
+      </w:r>
+      <w:r>
+        <w:rPr>
+          <w:b/>
+        </w:rPr>
+        <w:t>fitting</w:t>
+      </w:r>
+      <w:r>
+        <w:rPr>
+          <w:b w:val="0"/>
+        </w:rPr>
+        <w:t>, setting selection and final reporting occur?</w:t>
       </w:r>
     </w:p>
     <w:p>
@@ -878,7 +1302,31 @@
     </w:p>
     <w:p>
       <w:r>
-        <w:t>A team creates D after reading validation mistakes. What changes in the record?</w:t>
+        <w:t>Record another attempt. Apply the supplied Train, Validation, Test facts and keep your reasoning.</w:t>
+      </w:r>
+    </w:p>
+    <w:p>
+      <w:pPr>
+        <w:spacing w:line="336" w:lineRule="auto" w:after="180"/>
+        <w:shd w:fill="F5F1FB"/>
+      </w:pPr>
+      <w:r>
+        <w:rPr>
+          <w:b w:val="0"/>
+        </w:rPr>
+        <w:t xml:space="preserve">A team creates D after reading </w:t>
+      </w:r>
+      <w:r>
+        <w:rPr>
+          <w:b/>
+        </w:rPr>
+        <w:t>validation</w:t>
+      </w:r>
+      <w:r>
+        <w:rPr>
+          <w:b w:val="0"/>
+        </w:rPr>
+        <w:t xml:space="preserve"> mistakes. What changes in the record?</w:t>
       </w:r>
     </w:p>
     <w:p>
@@ -929,7 +1377,48 @@
     </w:p>
     <w:p>
       <w:r>
-        <w:t>Training errors P 2 Q 0 R 1; validation errors P 4 Q 6 R 4. Rule: smallest validation MAE, then simpler; P is simpler than R. Choose and state the test action.</w:t>
+        <w:t>Attempt before feedback. If this repeats the selected independent case, reuse that first attempt; otherwise keep a separate record. Apply independently. Apply the supplied Train, Validation, Test facts and keep your reasoning.</w:t>
+      </w:r>
+    </w:p>
+    <w:p>
+      <w:pPr>
+        <w:spacing w:line="336" w:lineRule="auto" w:after="180"/>
+      </w:pPr>
+      <w:r>
+        <w:rPr>
+          <w:b/>
+        </w:rPr>
+        <w:t>Training</w:t>
+      </w:r>
+      <w:r>
+        <w:rPr>
+          <w:b w:val="0"/>
+        </w:rPr>
+        <w:t xml:space="preserve"> errors P 2 Q 0 R 1; </w:t>
+      </w:r>
+      <w:r>
+        <w:rPr>
+          <w:b/>
+        </w:rPr>
+        <w:t>validation</w:t>
+      </w:r>
+      <w:r>
+        <w:rPr>
+          <w:b w:val="0"/>
+        </w:rPr>
+        <w:t xml:space="preserve"> errors P 4 Q 6 R 4. Rule: smallest </w:t>
+      </w:r>
+      <w:r>
+        <w:rPr>
+          <w:b/>
+        </w:rPr>
+        <w:t>validation</w:t>
+      </w:r>
+      <w:r>
+        <w:rPr>
+          <w:b w:val="0"/>
+        </w:rPr>
+        <w:t xml:space="preserve"> MAE, then simpler; P is simpler than R. Choose and state the test action.</w:t>
       </w:r>
     </w:p>
     <w:p>
@@ -990,7 +1479,31 @@
     </w:p>
     <w:p>
       <w:r>
-        <w:t>Why is the winning validation score not a guaranteed future score?</w:t>
+        <w:t>Limit a claim. Apply the supplied Train, Validation, Test facts and keep your reasoning.</w:t>
+      </w:r>
+    </w:p>
+    <w:p>
+      <w:pPr>
+        <w:spacing w:line="336" w:lineRule="auto" w:after="180"/>
+        <w:shd w:fill="F5F1FB"/>
+      </w:pPr>
+      <w:r>
+        <w:rPr>
+          <w:b w:val="0"/>
+        </w:rPr>
+        <w:t xml:space="preserve">Why is the winning </w:t>
+      </w:r>
+      <w:r>
+        <w:rPr>
+          <w:b/>
+        </w:rPr>
+        <w:t>validation</w:t>
+      </w:r>
+      <w:r>
+        <w:rPr>
+          <w:b w:val="0"/>
+        </w:rPr>
+        <w:t xml:space="preserve"> score not a guaranteed future score?</w:t>
       </w:r>
     </w:p>
     <w:p>
@@ -1037,6 +1550,11 @@
       </w:pPr>
       <w:r>
         <w:t>17. Feedback, return check and learning record</w:t>
+      </w:r>
+    </w:p>
+    <w:p>
+      <w:r>
+        <w:t>Record the first repaired step and a different case to revisit after a delay.</w:t>
       </w:r>
     </w:p>
     <w:tbl>
@@ -1176,7 +1694,13 @@
       </w:tr>
     </w:tbl>
     <w:p>
-      <w:r>
+      <w:pPr>
+        <w:spacing w:line="336" w:lineRule="auto" w:after="180"/>
+      </w:pPr>
+      <w:r>
+        <w:rPr>
+          <w:b w:val="0"/>
+        </w:rPr>
         <w:t>Revisit this idea with your teacher after a delay. Familiarity is different from explaining and using it on a changed case.</w:t>
       </w:r>
     </w:p>
@@ -1190,17 +1714,136 @@
     </w:p>
     <w:p>
       <w:r>
-        <w:t>Assign a separate job to training, validation and final test evidence.</w:t>
-      </w:r>
-    </w:p>
-    <w:p>
-      <w:r>
-        <w:t>Candidates A and B have training MAE1 and 0 cm; validation MAE2 and 3 cm. Selection rule is smallest validation MAE.</w:t>
-      </w:r>
-    </w:p>
-    <w:p>
-      <w:r>
-        <w:t>All inputs and outcomes in this worked example are invented classroom data; no real model run is claimed.</w:t>
+        <w:t>Assign a separate job to training, validation and final test evidence. Explain the labelled step before checking the changed condition.</w:t>
+      </w:r>
+    </w:p>
+    <w:p>
+      <w:pPr>
+        <w:spacing w:line="336" w:lineRule="auto" w:after="180"/>
+      </w:pPr>
+      <w:r>
+        <w:rPr>
+          <w:b w:val="0"/>
+        </w:rPr>
+        <w:t xml:space="preserve">Assign a separate job to </w:t>
+      </w:r>
+      <w:r>
+        <w:rPr>
+          <w:b/>
+        </w:rPr>
+        <w:t>training</w:t>
+      </w:r>
+      <w:r>
+        <w:rPr>
+          <w:b w:val="0"/>
+        </w:rPr>
+        <w:t xml:space="preserve">, </w:t>
+      </w:r>
+      <w:r>
+        <w:rPr>
+          <w:b/>
+        </w:rPr>
+        <w:t>validation</w:t>
+      </w:r>
+      <w:r>
+        <w:rPr>
+          <w:b w:val="0"/>
+        </w:rPr>
+        <w:t xml:space="preserve"> and final test </w:t>
+      </w:r>
+      <w:r>
+        <w:rPr>
+          <w:b/>
+        </w:rPr>
+        <w:t>evidence</w:t>
+      </w:r>
+      <w:r>
+        <w:rPr>
+          <w:b w:val="0"/>
+        </w:rPr>
+        <w:t>.</w:t>
+      </w:r>
+    </w:p>
+    <w:p>
+      <w:pPr>
+        <w:spacing w:line="336" w:lineRule="auto" w:after="180"/>
+      </w:pPr>
+      <w:r>
+        <w:rPr>
+          <w:b w:val="0"/>
+        </w:rPr>
+        <w:t xml:space="preserve">Candidates A and B have </w:t>
+      </w:r>
+      <w:r>
+        <w:rPr>
+          <w:b/>
+        </w:rPr>
+        <w:t>training</w:t>
+      </w:r>
+      <w:r>
+        <w:rPr>
+          <w:b w:val="0"/>
+        </w:rPr>
+        <w:t xml:space="preserve"> MAE1 and 0 cm; </w:t>
+      </w:r>
+      <w:r>
+        <w:rPr>
+          <w:b/>
+        </w:rPr>
+        <w:t>validation</w:t>
+      </w:r>
+      <w:r>
+        <w:rPr>
+          <w:b w:val="0"/>
+        </w:rPr>
+        <w:t xml:space="preserve"> MAE2 and 3 cm. </w:t>
+      </w:r>
+      <w:r>
+        <w:rPr>
+          <w:b/>
+        </w:rPr>
+        <w:t>Selection rule</w:t>
+      </w:r>
+      <w:r>
+        <w:rPr>
+          <w:b w:val="0"/>
+        </w:rPr>
+        <w:t xml:space="preserve"> is smallest </w:t>
+      </w:r>
+      <w:r>
+        <w:rPr>
+          <w:b/>
+        </w:rPr>
+        <w:t>validation</w:t>
+      </w:r>
+      <w:r>
+        <w:rPr>
+          <w:b w:val="0"/>
+        </w:rPr>
+        <w:t xml:space="preserve"> MAE.</w:t>
+      </w:r>
+    </w:p>
+    <w:p>
+      <w:pPr>
+        <w:spacing w:line="336" w:lineRule="auto" w:after="180"/>
+      </w:pPr>
+      <w:r>
+        <w:rPr>
+          <w:b w:val="0"/>
+        </w:rPr>
+        <w:t xml:space="preserve">All </w:t>
+      </w:r>
+      <w:r>
+        <w:rPr>
+          <w:b/>
+        </w:rPr>
+        <w:t>input</w:t>
+      </w:r>
+      <w:r>
+        <w:rPr>
+          <w:b w:val="0"/>
+        </w:rPr>
+        <w:t>s and outcomes in this worked example are invented classroom data; no real model run is claimed.</w:t>
       </w:r>
     </w:p>
     <w:p>
@@ -1240,8 +1883,38 @@
       </w:r>
     </w:p>
     <w:p>
-      <w:r>
-        <w:t>Why does B’s zero training MAE not settle the original choice? Point to the relevant step in the picture, then write the changed result and the rule or evidence that supports it.</w:t>
+      <w:pPr>
+        <w:spacing w:line="336" w:lineRule="auto" w:after="180"/>
+      </w:pPr>
+      <w:r>
+        <w:rPr>
+          <w:b w:val="0"/>
+        </w:rPr>
+        <w:t xml:space="preserve">Why does B’s zero </w:t>
+      </w:r>
+      <w:r>
+        <w:rPr>
+          <w:b/>
+        </w:rPr>
+        <w:t>training</w:t>
+      </w:r>
+      <w:r>
+        <w:rPr>
+          <w:b w:val="0"/>
+        </w:rPr>
+        <w:t xml:space="preserve"> MAE not settle the original choice? Point to the relevant step in the picture, then write the changed result and the rule or </w:t>
+      </w:r>
+      <w:r>
+        <w:rPr>
+          <w:b/>
+        </w:rPr>
+        <w:t>evidence</w:t>
+      </w:r>
+      <w:r>
+        <w:rPr>
+          <w:b w:val="0"/>
+        </w:rPr>
+        <w:t xml:space="preserve"> that supports it.</w:t>
       </w:r>
     </w:p>
     <w:p>
@@ -1283,13 +1956,69 @@
       </w:r>
     </w:p>
     <w:p>
-      <w:r>
-        <w:t>Support used: alone / hint / worked example. This record is practice evidence.</w:t>
-      </w:r>
-    </w:p>
-    <w:p>
-      <w:r>
-        <w:t>Project connection: For your Responsible Plant Classifier, save the input, procedure, observed result and limitation of this check. Label this worked example as practice; use a different, previously unreviewed case when checking independent understanding.</w:t>
+      <w:pPr>
+        <w:pStyle w:val="Heading3"/>
+      </w:pPr>
+      <w:r>
+        <w:t>Record the help used</w:t>
+      </w:r>
+    </w:p>
+    <w:p>
+      <w:pPr>
+        <w:spacing w:line="336" w:lineRule="auto" w:after="180"/>
+        <w:shd w:fill="F1F6F8"/>
+      </w:pPr>
+      <w:r>
+        <w:rPr>
+          <w:b w:val="0"/>
+        </w:rPr>
+        <w:t xml:space="preserve">Support used: alone / hint / worked example. This record is practice </w:t>
+      </w:r>
+      <w:r>
+        <w:rPr>
+          <w:b/>
+        </w:rPr>
+        <w:t>evidence</w:t>
+      </w:r>
+      <w:r>
+        <w:rPr>
+          <w:b w:val="0"/>
+        </w:rPr>
+        <w:t>.</w:t>
+      </w:r>
+    </w:p>
+    <w:p>
+      <w:pPr>
+        <w:spacing w:line="336" w:lineRule="auto" w:after="180"/>
+      </w:pPr>
+      <w:r>
+        <w:rPr>
+          <w:b w:val="0"/>
+        </w:rPr>
+        <w:t xml:space="preserve">Project connection: For your Responsible Plant Classifier, save the </w:t>
+      </w:r>
+      <w:r>
+        <w:rPr>
+          <w:b/>
+        </w:rPr>
+        <w:t>input</w:t>
+      </w:r>
+      <w:r>
+        <w:rPr>
+          <w:b w:val="0"/>
+        </w:rPr>
+        <w:t>, procedure, observed result and limitation of this check.</w:t>
+      </w:r>
+    </w:p>
+    <w:p>
+      <w:pPr>
+        <w:spacing w:line="336" w:lineRule="auto" w:after="180"/>
+      </w:pPr>
+      <w:r>
+        <w:rPr>
+          <w:b w:val="0"/>
+        </w:rPr>
+        <w:t>Label this worked example as practice; use a different, previously unreviewed case when checking independent understanding.</w:t>
       </w:r>
     </w:p>
     <w:p>
@@ -1302,17 +2031,63 @@
     </w:p>
     <w:p>
       <w:r>
+        <w:t>Keep this week’s input, deciding step, result and limit together in the Responsible Plant Classifier record.</w:t>
+      </w:r>
+    </w:p>
+    <w:p>
+      <w:pPr>
+        <w:spacing w:line="336" w:lineRule="auto" w:after="180"/>
+      </w:pPr>
+      <w:r>
+        <w:rPr>
+          <w:b w:val="0"/>
+        </w:rPr>
         <w:t>Project: Responsible Plant Classifier</w:t>
       </w:r>
     </w:p>
     <w:p>
-      <w:r>
+      <w:pPr>
+        <w:spacing w:line="336" w:lineRule="auto" w:after="180"/>
+      </w:pPr>
+      <w:r>
+        <w:rPr>
+          <w:b w:val="0"/>
+        </w:rPr>
         <w:t>Current milestone: Evaluate and revise. Compare with your starting method, explain errors and record a justified revision.</w:t>
       </w:r>
     </w:p>
     <w:p>
-      <w:r>
-        <w:t>For your Responsible Plant Classifier, save the input, procedure, observed result and limitation of this check. Label this worked example as practice; use a different, previously unreviewed case when checking independent understanding.</w:t>
+      <w:pPr>
+        <w:spacing w:line="336" w:lineRule="auto" w:after="180"/>
+      </w:pPr>
+      <w:r>
+        <w:rPr>
+          <w:b w:val="0"/>
+        </w:rPr>
+        <w:t xml:space="preserve">For your Responsible Plant Classifier, save the </w:t>
+      </w:r>
+      <w:r>
+        <w:rPr>
+          <w:b/>
+        </w:rPr>
+        <w:t>input</w:t>
+      </w:r>
+      <w:r>
+        <w:rPr>
+          <w:b w:val="0"/>
+        </w:rPr>
+        <w:t>, procedure, observed result and limitation of this check.</w:t>
+      </w:r>
+    </w:p>
+    <w:p>
+      <w:pPr>
+        <w:spacing w:line="336" w:lineRule="auto" w:after="180"/>
+      </w:pPr>
+      <w:r>
+        <w:rPr>
+          <w:b w:val="0"/>
+        </w:rPr>
+        <w:t>Label this worked example as practice; use a different, previously unreviewed case when checking independent understanding.</w:t>
       </w:r>
     </w:p>
     <w:tbl>
@@ -1474,12 +2249,65 @@
     </w:p>
     <w:p>
       <w:r>
+        <w:t>Try the supported questions before comparing with hints and feedback. Record what you repaired and the evidence you retained.</w:t>
+      </w:r>
+    </w:p>
+    <w:p>
+      <w:pPr>
+        <w:spacing w:line="336" w:lineRule="auto" w:after="180"/>
+      </w:pPr>
+      <w:r>
+        <w:rPr>
+          <w:b w:val="0"/>
+        </w:rPr>
         <w:t>Use this supported practice once, in the browser or on paper. Keep the reserved independent assessment for a separate first attempt before teacher feedback.</w:t>
       </w:r>
     </w:p>
     <w:p>
-      <w:r>
-        <w:t>Assign a separate job to training, validation and final test evidence.</w:t>
+      <w:pPr>
+        <w:spacing w:line="336" w:lineRule="auto" w:after="180"/>
+      </w:pPr>
+      <w:r>
+        <w:rPr>
+          <w:b w:val="0"/>
+        </w:rPr>
+        <w:t xml:space="preserve">Assign a separate job to </w:t>
+      </w:r>
+      <w:r>
+        <w:rPr>
+          <w:b/>
+        </w:rPr>
+        <w:t>training</w:t>
+      </w:r>
+      <w:r>
+        <w:rPr>
+          <w:b w:val="0"/>
+        </w:rPr>
+        <w:t xml:space="preserve">, </w:t>
+      </w:r>
+      <w:r>
+        <w:rPr>
+          <w:b/>
+        </w:rPr>
+        <w:t>validation</w:t>
+      </w:r>
+      <w:r>
+        <w:rPr>
+          <w:b w:val="0"/>
+        </w:rPr>
+        <w:t xml:space="preserve"> and final test </w:t>
+      </w:r>
+      <w:r>
+        <w:rPr>
+          <w:b/>
+        </w:rPr>
+        <w:t>evidence</w:t>
+      </w:r>
+      <w:r>
+        <w:rPr>
+          <w:b w:val="0"/>
+        </w:rPr>
+        <w:t>.</w:t>
       </w:r>
     </w:p>
     <w:p>
@@ -1491,23 +2319,62 @@
       </w:r>
     </w:p>
     <w:p>
-      <w:r>
+      <w:pPr>
+        <w:spacing w:line="336" w:lineRule="auto" w:after="180"/>
+      </w:pPr>
+      <w:r>
+        <w:rPr>
+          <w:b w:val="0"/>
+        </w:rPr>
         <w:t>Which labelled step matches this detail? Freeze A before scoring final cases; do not select again using their labels.</w:t>
       </w:r>
     </w:p>
     <w:p>
-      <w:r>
+      <w:pPr>
+        <w:spacing w:line="336" w:lineRule="auto" w:after="180"/>
+        <w:shd w:fill="F4F9FC"/>
+      </w:pPr>
+      <w:r>
+        <w:rPr>
+          <w:b w:val="0"/>
+        </w:rPr>
         <w:t>1. Reserve final test</w:t>
       </w:r>
     </w:p>
     <w:p>
-      <w:r>
-        <w:t>2. Fit on training</w:t>
-      </w:r>
-    </w:p>
-    <w:p>
-      <w:r>
-        <w:t>3. Select on validation</w:t>
+      <w:pPr>
+        <w:spacing w:line="336" w:lineRule="auto" w:after="180"/>
+        <w:shd w:fill="F4F9FC"/>
+      </w:pPr>
+      <w:r>
+        <w:rPr>
+          <w:b w:val="0"/>
+        </w:rPr>
+        <w:t xml:space="preserve">2. Fit on </w:t>
+      </w:r>
+      <w:r>
+        <w:rPr>
+          <w:b/>
+        </w:rPr>
+        <w:t>training</w:t>
+      </w:r>
+    </w:p>
+    <w:p>
+      <w:pPr>
+        <w:spacing w:line="336" w:lineRule="auto" w:after="180"/>
+        <w:shd w:fill="F4F9FC"/>
+      </w:pPr>
+      <w:r>
+        <w:rPr>
+          <w:b w:val="0"/>
+        </w:rPr>
+        <w:t xml:space="preserve">3. Select on </w:t>
+      </w:r>
+      <w:r>
+        <w:rPr>
+          <w:b/>
+        </w:rPr>
+        <w:t>validation</w:t>
       </w:r>
     </w:p>
     <w:p>
@@ -1544,41 +2411,179 @@
       </w:r>
     </w:p>
     <w:p>
-      <w:r>
+      <w:pPr>
+        <w:pStyle w:val="Heading3"/>
+      </w:pPr>
+      <w:r>
+        <w:t>Hint · try first</w:t>
+      </w:r>
+    </w:p>
+    <w:p>
+      <w:pPr>
+        <w:spacing w:line="336" w:lineRule="auto" w:after="180"/>
+        <w:shd w:fill="F1F6F8"/>
+      </w:pPr>
+      <w:r>
+        <w:rPr>
+          <w:b w:val="0"/>
+        </w:rPr>
         <w:t>Hint if needed: Read the steps in the pictorial case. Match the supplied detail to the stage that performs or records it.</w:t>
       </w:r>
     </w:p>
     <w:p>
-      <w:r>
-        <w:t>After your attempt, compare with the supported explanation: Reserve final test Freeze A before scoring final cases; do not select again using their labels. Read the picture in order. Freeze A before scoring final cases; do not select again using their labels. The arrows show which recorded input or intermediate result each decision uses. Explain the deciding step aloud before checking the changed case; pointing to the final answer alone does not show how it follows.</w:t>
-      </w:r>
-    </w:p>
-    <w:p>
       <w:pPr>
         <w:pStyle w:val="Heading3"/>
       </w:pPr>
       <w:r>
+        <w:t>Feedback · compare after trying</w:t>
+      </w:r>
+    </w:p>
+    <w:p>
+      <w:pPr>
+        <w:spacing w:line="336" w:lineRule="auto" w:after="180"/>
+        <w:shd w:fill="F1F6FC"/>
+      </w:pPr>
+      <w:r>
+        <w:rPr>
+          <w:b w:val="0"/>
+        </w:rPr>
+        <w:t>After your attempt, compare with the supported explanation: Reserve final test Freeze A before scoring final cases; do not select again using their labels. Read the picture in order.</w:t>
+      </w:r>
+    </w:p>
+    <w:p>
+      <w:pPr>
+        <w:spacing w:line="336" w:lineRule="auto" w:after="180"/>
+        <w:shd w:fill="F1F6FC"/>
+      </w:pPr>
+      <w:r>
+        <w:rPr>
+          <w:b w:val="0"/>
+        </w:rPr>
+        <w:t xml:space="preserve">Freeze A before scoring final cases; do not select again using their labels. The arrows show which recorded </w:t>
+      </w:r>
+      <w:r>
+        <w:rPr>
+          <w:b/>
+        </w:rPr>
+        <w:t>input</w:t>
+      </w:r>
+      <w:r>
+        <w:rPr>
+          <w:b w:val="0"/>
+        </w:rPr>
+        <w:t xml:space="preserve"> or intermediate result each decision uses.</w:t>
+      </w:r>
+    </w:p>
+    <w:p>
+      <w:pPr>
+        <w:spacing w:line="336" w:lineRule="auto" w:after="180"/>
+        <w:shd w:fill="F1F6FC"/>
+      </w:pPr>
+      <w:r>
+        <w:rPr>
+          <w:b w:val="0"/>
+        </w:rPr>
+        <w:t>Explain the deciding step aloud before checking the changed case; pointing to the final answer alone does not show how it follows.</w:t>
+      </w:r>
+    </w:p>
+    <w:p>
+      <w:pPr>
+        <w:pStyle w:val="Heading3"/>
+      </w:pPr>
+      <w:r>
         <w:t>Practice 2: explain the deciding evidence</w:t>
       </w:r>
     </w:p>
     <w:p>
-      <w:r>
-        <w:t>Changed-case practice: A and B both have validation MAE2 cm; A is simpler under a predeclared tie rule. Which conclusion is supported by the supplied facts?</w:t>
-      </w:r>
-    </w:p>
-    <w:p>
-      <w:r>
-        <w:t>1. This one example guarantees correct results for every future input.</w:t>
-      </w:r>
-    </w:p>
-    <w:p>
-      <w:r>
+      <w:pPr>
+        <w:pStyle w:val="Heading3"/>
+      </w:pPr>
+      <w:r>
+        <w:t>Changed case · predict first</w:t>
+      </w:r>
+    </w:p>
+    <w:p>
+      <w:pPr>
+        <w:spacing w:line="336" w:lineRule="auto" w:after="180"/>
+        <w:shd w:fill="F5F1FB"/>
+      </w:pPr>
+      <w:r>
+        <w:rPr>
+          <w:b w:val="0"/>
+        </w:rPr>
+        <w:t xml:space="preserve">Changed-case practice: A and B both have </w:t>
+      </w:r>
+      <w:r>
+        <w:rPr>
+          <w:b/>
+        </w:rPr>
+        <w:t>validation</w:t>
+      </w:r>
+      <w:r>
+        <w:rPr>
+          <w:b w:val="0"/>
+        </w:rPr>
+        <w:t xml:space="preserve"> MAE2 cm; A is simpler under a predeclared tie rule. Which conclusion is supported by the supplied facts?</w:t>
+      </w:r>
+    </w:p>
+    <w:p>
+      <w:pPr>
+        <w:spacing w:line="336" w:lineRule="auto" w:after="180"/>
+        <w:shd w:fill="F4F9FC"/>
+      </w:pPr>
+      <w:r>
+        <w:rPr>
+          <w:b w:val="0"/>
+        </w:rPr>
+        <w:t xml:space="preserve">1. This one example guarantees correct results for every future </w:t>
+      </w:r>
+      <w:r>
+        <w:rPr>
+          <w:b/>
+        </w:rPr>
+        <w:t>input</w:t>
+      </w:r>
+      <w:r>
+        <w:rPr>
+          <w:b w:val="0"/>
+        </w:rPr>
+        <w:t>.</w:t>
+      </w:r>
+    </w:p>
+    <w:p>
+      <w:pPr>
+        <w:spacing w:line="336" w:lineRule="auto" w:after="180"/>
+        <w:shd w:fill="F4F9FC"/>
+      </w:pPr>
+      <w:r>
+        <w:rPr>
+          <w:b w:val="0"/>
+        </w:rPr>
         <w:t>2. Select A using the predeclared simpler-model tie-break.</w:t>
       </w:r>
     </w:p>
     <w:p>
-      <w:r>
-        <w:t>3. We can decide the result without examining the changed input or the procedure.</w:t>
+      <w:pPr>
+        <w:spacing w:line="336" w:lineRule="auto" w:after="180"/>
+        <w:shd w:fill="F4F9FC"/>
+      </w:pPr>
+      <w:r>
+        <w:rPr>
+          <w:b w:val="0"/>
+        </w:rPr>
+        <w:t xml:space="preserve">3. We can decide the result without examining the changed </w:t>
+      </w:r>
+      <w:r>
+        <w:rPr>
+          <w:b/>
+        </w:rPr>
+        <w:t>input</w:t>
+      </w:r>
+      <w:r>
+        <w:rPr>
+          <w:b w:val="0"/>
+        </w:rPr>
+        <w:t xml:space="preserve"> or the procedure.</w:t>
       </w:r>
     </w:p>
     <w:p>
@@ -1615,36 +2620,189 @@
       </w:r>
     </w:p>
     <w:p>
-      <w:r>
+      <w:pPr>
+        <w:pStyle w:val="Heading3"/>
+      </w:pPr>
+      <w:r>
+        <w:t>Hint · try first</w:t>
+      </w:r>
+    </w:p>
+    <w:p>
+      <w:pPr>
+        <w:spacing w:line="336" w:lineRule="auto" w:after="180"/>
+        <w:shd w:fill="F1F6F8"/>
+      </w:pPr>
+      <w:r>
+        <w:rPr>
+          <w:b w:val="0"/>
+        </w:rPr>
         <w:t>Hint if needed: Use the changed condition and the deciding step in the pictorial trace. The answer must say what follows from those facts.</w:t>
       </w:r>
     </w:p>
     <w:p>
-      <w:r>
-        <w:t>After your attempt, compare with the supported explanation: Select A using the predeclared simpler-model tie-break. The validation errors tie, so the stated second a = ry rule decides without consulting final data.</w:t>
-      </w:r>
-    </w:p>
-    <w:p>
       <w:pPr>
         <w:pStyle w:val="Heading3"/>
       </w:pPr>
       <w:r>
+        <w:t>Feedback · compare after trying</w:t>
+      </w:r>
+    </w:p>
+    <w:p>
+      <w:pPr>
+        <w:spacing w:line="336" w:lineRule="auto" w:after="180"/>
+        <w:shd w:fill="F1F6FC"/>
+      </w:pPr>
+      <w:r>
+        <w:rPr>
+          <w:b w:val="0"/>
+        </w:rPr>
+        <w:t xml:space="preserve">After your attempt, compare with the supported explanation: Select A using the predeclared simpler-model tie-break. The </w:t>
+      </w:r>
+      <w:r>
+        <w:rPr>
+          <w:b/>
+        </w:rPr>
+        <w:t>validation</w:t>
+      </w:r>
+      <w:r>
+        <w:rPr>
+          <w:b w:val="0"/>
+        </w:rPr>
+        <w:t xml:space="preserve"> errors tie, so the stated second a = ry rule decides without consulting final data.</w:t>
+      </w:r>
+    </w:p>
+    <w:p>
+      <w:pPr>
+        <w:pStyle w:val="Heading3"/>
+      </w:pPr>
+      <w:r>
         <w:t>Repair a missing building block</w:t>
       </w:r>
     </w:p>
     <w:p>
-      <w:r>
-        <w:t>Review Hold Out Test Data (ai-4/23). Goal: Freeze the full evaluation procedure before testing. Short practice: What is needed for an honest final claim about the revised version? Point to the relevant step in the picture, then write the changed result and the rule or evidence that supports it.. Return to this week and explain what you changed.</w:t>
-      </w:r>
-    </w:p>
-    <w:p>
-      <w:r>
-        <w:t>Review Absolute Error and MAE (ai-4/21). Goal: Calculate MAE MSE and RMSE. Short practice: Why is quoting MSE as4.67 cm misleading? Point to the relevant step in the picture, then write the changed result and the rule or evidence that supports it.. Return to this week and explain what you changed.</w:t>
-      </w:r>
-    </w:p>
-    <w:p>
-      <w:r>
-        <w:t>Review Error Analysis (ai-4/18). Goal: Categorize development errors using evidence. Short practice: What evidence would support the claim that a change helps fresh dim-light images? Point to the relevant step in the picture, then write the changed result and the rule or evidence that supports it.. Return to this week and explain what you changed.</w:t>
+      <w:pPr>
+        <w:spacing w:line="336" w:lineRule="auto" w:after="180"/>
+      </w:pPr>
+      <w:r>
+        <w:rPr>
+          <w:b w:val="0"/>
+        </w:rPr>
+        <w:t>Review Hold Out Test Data (ai-4/23). Goal: Freeze the full evaluation procedure before testing. Short practice: What is needed for an honest final claim about the revised version?</w:t>
+      </w:r>
+    </w:p>
+    <w:p>
+      <w:pPr>
+        <w:spacing w:line="336" w:lineRule="auto" w:after="180"/>
+      </w:pPr>
+      <w:r>
+        <w:rPr>
+          <w:b w:val="0"/>
+        </w:rPr>
+        <w:t xml:space="preserve">Point to the relevant step in the picture, then write the changed result and the rule or </w:t>
+      </w:r>
+      <w:r>
+        <w:rPr>
+          <w:b/>
+        </w:rPr>
+        <w:t>evidence</w:t>
+      </w:r>
+      <w:r>
+        <w:rPr>
+          <w:b w:val="0"/>
+        </w:rPr>
+        <w:t xml:space="preserve"> that supports it.. Return to this week and explain what you changed.</w:t>
+      </w:r>
+    </w:p>
+    <w:p>
+      <w:pPr>
+        <w:spacing w:line="336" w:lineRule="auto" w:after="180"/>
+      </w:pPr>
+      <w:r>
+        <w:rPr>
+          <w:b w:val="0"/>
+        </w:rPr>
+        <w:t>Review Absolute Error and MAE (ai-4/21). Goal: Calculate MAE MSE and RMSE. Short practice: Why is quoting MSE as4.67 cm misleading?</w:t>
+      </w:r>
+    </w:p>
+    <w:p>
+      <w:pPr>
+        <w:spacing w:line="336" w:lineRule="auto" w:after="180"/>
+      </w:pPr>
+      <w:r>
+        <w:rPr>
+          <w:b w:val="0"/>
+        </w:rPr>
+        <w:t xml:space="preserve">Point to the relevant step in the picture, then write the changed result and the rule or </w:t>
+      </w:r>
+      <w:r>
+        <w:rPr>
+          <w:b/>
+        </w:rPr>
+        <w:t>evidence</w:t>
+      </w:r>
+      <w:r>
+        <w:rPr>
+          <w:b w:val="0"/>
+        </w:rPr>
+        <w:t xml:space="preserve"> that supports it.. Return to this week and explain what you changed.</w:t>
+      </w:r>
+    </w:p>
+    <w:p>
+      <w:pPr>
+        <w:spacing w:line="336" w:lineRule="auto" w:after="180"/>
+      </w:pPr>
+      <w:r>
+        <w:rPr>
+          <w:b w:val="0"/>
+        </w:rPr>
+        <w:t xml:space="preserve">Review Error Analysis (ai-4/18). Goal: Categorize development errors using </w:t>
+      </w:r>
+      <w:r>
+        <w:rPr>
+          <w:b/>
+        </w:rPr>
+        <w:t>evidence</w:t>
+      </w:r>
+      <w:r>
+        <w:rPr>
+          <w:b w:val="0"/>
+        </w:rPr>
+        <w:t xml:space="preserve">. Short practice: What </w:t>
+      </w:r>
+      <w:r>
+        <w:rPr>
+          <w:b/>
+        </w:rPr>
+        <w:t>evidence</w:t>
+      </w:r>
+      <w:r>
+        <w:rPr>
+          <w:b w:val="0"/>
+        </w:rPr>
+        <w:t xml:space="preserve"> would support the claim that a change helps fresh dim-light images?</w:t>
+      </w:r>
+    </w:p>
+    <w:p>
+      <w:pPr>
+        <w:spacing w:line="336" w:lineRule="auto" w:after="180"/>
+      </w:pPr>
+      <w:r>
+        <w:rPr>
+          <w:b w:val="0"/>
+        </w:rPr>
+        <w:t xml:space="preserve">Point to the relevant step in the picture, then write the changed result and the rule or </w:t>
+      </w:r>
+      <w:r>
+        <w:rPr>
+          <w:b/>
+        </w:rPr>
+        <w:t>evidence</w:t>
+      </w:r>
+      <w:r>
+        <w:rPr>
+          <w:b w:val="0"/>
+        </w:rPr>
+        <w:t xml:space="preserve"> that supports it.. Return to this week and explain what you changed.</w:t>
       </w:r>
     </w:p>
     <w:p>
@@ -1656,8 +2814,37 @@
       </w:r>
     </w:p>
     <w:p>
-      <w:r>
-        <w:t>Use Download completed work in the hosted lesson to export your answers, reflections, practice feedback and code-run evidence. Open the HTML copy to read or print it. Drafts stay in this browser when storage is available; clear drafts on a shared device.</w:t>
+      <w:pPr>
+        <w:spacing w:line="336" w:lineRule="auto" w:after="180"/>
+      </w:pPr>
+      <w:r>
+        <w:rPr>
+          <w:b w:val="0"/>
+        </w:rPr>
+        <w:t xml:space="preserve">Use Download completed work in the hosted lesson to export your answers, reflections, practice feedback and code-run </w:t>
+      </w:r>
+      <w:r>
+        <w:rPr>
+          <w:b/>
+        </w:rPr>
+        <w:t>evidence</w:t>
+      </w:r>
+      <w:r>
+        <w:rPr>
+          <w:b w:val="0"/>
+        </w:rPr>
+        <w:t>. Open the HTML copy to read or print it.</w:t>
+      </w:r>
+    </w:p>
+    <w:p>
+      <w:pPr>
+        <w:spacing w:line="336" w:lineRule="auto" w:after="180"/>
+      </w:pPr>
+      <w:r>
+        <w:rPr>
+          <w:b w:val="0"/>
+        </w:rPr>
+        <w:t>Drafts stay in this browser when storage is available; clear drafts on a shared device.</w:t>
       </w:r>
     </w:p>
     <w:p>
@@ -1671,6 +2858,937 @@
     <w:p>
       <w:r>
         <w:t>________________________________________________________________</w:t>
+      </w:r>
+    </w:p>
+    <w:p>
+      <w:r>
+        <w:t>________________________________________________________________</w:t>
+      </w:r>
+    </w:p>
+    <w:p>
+      <w:r>
+        <w:t>________________________________________________________________</w:t>
+      </w:r>
+    </w:p>
+    <w:p>
+      <w:r>
+        <w:t>________________________________________________________________</w:t>
+      </w:r>
+    </w:p>
+    <w:p>
+      <w:r>
+        <w:t>________________________________________________________________</w:t>
+      </w:r>
+    </w:p>
+    <w:p>
+      <w:pPr>
+        <w:pStyle w:val="Heading1"/>
+      </w:pPr>
+      <w:r>
+        <w:t>21. Visual concept journey</w:t>
+      </w:r>
+    </w:p>
+    <w:p>
+      <w:r>
+        <w:t>Explain each Train, Validation, Test picture from its labels, then record a relevant limit.</w:t>
+      </w:r>
+    </w:p>
+    <w:p>
+      <w:pPr>
+        <w:pStyle w:val="Heading3"/>
+      </w:pPr>
+      <w:r>
+        <w:t>01. Train, Validation, Test: the case</w:t>
+      </w:r>
+    </w:p>
+    <w:p>
+      <w:r>
+        <w:drawing>
+          <wp:inline xmlns:a="http://schemas.openxmlformats.org/drawingml/2006/main" xmlns:pic="http://schemas.openxmlformats.org/drawingml/2006/picture">
+            <wp:extent cx="5486400" cy="2990088"/>
+            <wp:docPr id="2" name="Picture 2" descr="Assign a separate job to training, validation and final test evidence. Supplied facts: Candidates A and B have training MAE1 and 0 cm; validation MAE2 and 3 cm. Selection rule is smallest validation MAE. All inputs and outcomes in this worked example are invented classroom data; no real model run is claimed."/>
+            <wp:cNvGraphicFramePr>
+              <a:graphicFrameLocks noChangeAspect="1"/>
+            </wp:cNvGraphicFramePr>
+            <a:graphic>
+              <a:graphicData uri="http://schemas.openxmlformats.org/drawingml/2006/picture">
+                <pic:pic>
+                  <pic:nvPicPr>
+                    <pic:cNvPr id="0" name="academy-story-ai-4-24-01.png"/>
+                    <pic:cNvPicPr/>
+                  </pic:nvPicPr>
+                  <pic:blipFill>
+                    <a:blip r:embed="rId10"/>
+                    <a:stretch>
+                      <a:fillRect/>
+                    </a:stretch>
+                  </pic:blipFill>
+                  <pic:spPr>
+                    <a:xfrm>
+                      <a:off x="0" y="0"/>
+                      <a:ext cx="5486400" cy="2990088"/>
+                    </a:xfrm>
+                    <a:prstGeom prst="rect"/>
+                  </pic:spPr>
+                </pic:pic>
+              </a:graphicData>
+            </a:graphic>
+          </wp:inline>
+        </w:drawing>
+      </w:r>
+    </w:p>
+    <w:p>
+      <w:pPr>
+        <w:spacing w:line="336" w:lineRule="auto" w:after="180"/>
+      </w:pPr>
+      <w:r>
+        <w:rPr>
+          <w:b w:val="0"/>
+        </w:rPr>
+        <w:t xml:space="preserve">Assign a separate job to </w:t>
+      </w:r>
+      <w:r>
+        <w:rPr>
+          <w:b/>
+        </w:rPr>
+        <w:t>training</w:t>
+      </w:r>
+      <w:r>
+        <w:rPr>
+          <w:b w:val="0"/>
+        </w:rPr>
+        <w:t xml:space="preserve">, </w:t>
+      </w:r>
+      <w:r>
+        <w:rPr>
+          <w:b/>
+        </w:rPr>
+        <w:t>validation</w:t>
+      </w:r>
+      <w:r>
+        <w:rPr>
+          <w:b w:val="0"/>
+        </w:rPr>
+        <w:t xml:space="preserve"> and final test </w:t>
+      </w:r>
+      <w:r>
+        <w:rPr>
+          <w:b/>
+        </w:rPr>
+        <w:t>evidence</w:t>
+      </w:r>
+      <w:r>
+        <w:rPr>
+          <w:b w:val="0"/>
+        </w:rPr>
+        <w:t xml:space="preserve">. Supplied facts: Candidates A and B have </w:t>
+      </w:r>
+      <w:r>
+        <w:rPr>
+          <w:b/>
+        </w:rPr>
+        <w:t>training</w:t>
+      </w:r>
+      <w:r>
+        <w:rPr>
+          <w:b w:val="0"/>
+        </w:rPr>
+        <w:t xml:space="preserve"> MAE1 and 0 cm; </w:t>
+      </w:r>
+      <w:r>
+        <w:rPr>
+          <w:b/>
+        </w:rPr>
+        <w:t>validation</w:t>
+      </w:r>
+      <w:r>
+        <w:rPr>
+          <w:b w:val="0"/>
+        </w:rPr>
+        <w:t xml:space="preserve"> MAE2 and 3 cm. </w:t>
+      </w:r>
+      <w:r>
+        <w:rPr>
+          <w:b/>
+        </w:rPr>
+        <w:t>Selection rule</w:t>
+      </w:r>
+      <w:r>
+        <w:rPr>
+          <w:b w:val="0"/>
+        </w:rPr>
+        <w:t xml:space="preserve"> is smallest </w:t>
+      </w:r>
+      <w:r>
+        <w:rPr>
+          <w:b/>
+        </w:rPr>
+        <w:t>validation</w:t>
+      </w:r>
+      <w:r>
+        <w:rPr>
+          <w:b w:val="0"/>
+        </w:rPr>
+        <w:t xml:space="preserve"> MAE.</w:t>
+      </w:r>
+    </w:p>
+    <w:p>
+      <w:pPr>
+        <w:spacing w:line="336" w:lineRule="auto" w:after="180"/>
+      </w:pPr>
+      <w:r>
+        <w:rPr>
+          <w:b w:val="0"/>
+        </w:rPr>
+        <w:t xml:space="preserve">All </w:t>
+      </w:r>
+      <w:r>
+        <w:rPr>
+          <w:b/>
+        </w:rPr>
+        <w:t>input</w:t>
+      </w:r>
+      <w:r>
+        <w:rPr>
+          <w:b w:val="0"/>
+        </w:rPr>
+        <w:t>s and outcomes in this worked example are invented classroom data; no real model run is claimed.</w:t>
+      </w:r>
+    </w:p>
+    <w:p>
+      <w:pPr>
+        <w:spacing w:line="336" w:lineRule="auto" w:after="180"/>
+        <w:shd w:fill="F5F1FB"/>
+      </w:pPr>
+      <w:r>
+        <w:rPr>
+          <w:b w:val="0"/>
+        </w:rPr>
+        <w:t>Point to the given fact that matters most. Explain why it matters.</w:t>
+      </w:r>
+    </w:p>
+    <w:p>
+      <w:pPr>
+        <w:pStyle w:val="Heading3"/>
+      </w:pPr>
+      <w:r>
+        <w:t>My picture explanation, deciding evidence and one limit</w:t>
+      </w:r>
+    </w:p>
+    <w:p>
+      <w:r>
+        <w:t>________________________________________________________________</w:t>
+      </w:r>
+    </w:p>
+    <w:p>
+      <w:r>
+        <w:t>________________________________________________________________</w:t>
+      </w:r>
+    </w:p>
+    <w:p>
+      <w:r>
+        <w:t>________________________________________________________________</w:t>
+      </w:r>
+    </w:p>
+    <w:p>
+      <w:r>
+        <w:t>________________________________________________________________</w:t>
+      </w:r>
+    </w:p>
+    <w:p>
+      <w:pPr>
+        <w:pStyle w:val="Heading3"/>
+      </w:pPr>
+      <w:r>
+        <w:t>02. Follow the deciding steps</w:t>
+      </w:r>
+    </w:p>
+    <w:p>
+      <w:r>
+        <w:drawing>
+          <wp:inline xmlns:a="http://schemas.openxmlformats.org/drawingml/2006/main" xmlns:pic="http://schemas.openxmlformats.org/drawingml/2006/picture">
+            <wp:extent cx="5486400" cy="3182112"/>
+            <wp:docPr id="3" name="Picture 3" descr="Fit on training: Both candidates are built using training data; B fits it more closely. → Select on validation: Choose A because2 cm is below3 cm. → Reserve final test: Freeze A before scoring final cases; do not select again using their labels."/>
+            <wp:cNvGraphicFramePr>
+              <a:graphicFrameLocks noChangeAspect="1"/>
+            </wp:cNvGraphicFramePr>
+            <a:graphic>
+              <a:graphicData uri="http://schemas.openxmlformats.org/drawingml/2006/picture">
+                <pic:pic>
+                  <pic:nvPicPr>
+                    <pic:cNvPr id="0" name="academy-story-ai-4-24-02.png"/>
+                    <pic:cNvPicPr/>
+                  </pic:nvPicPr>
+                  <pic:blipFill>
+                    <a:blip r:embed="rId11"/>
+                    <a:stretch>
+                      <a:fillRect/>
+                    </a:stretch>
+                  </pic:blipFill>
+                  <pic:spPr>
+                    <a:xfrm>
+                      <a:off x="0" y="0"/>
+                      <a:ext cx="5486400" cy="3182112"/>
+                    </a:xfrm>
+                    <a:prstGeom prst="rect"/>
+                  </pic:spPr>
+                </pic:pic>
+              </a:graphicData>
+            </a:graphic>
+          </wp:inline>
+        </w:drawing>
+      </w:r>
+    </w:p>
+    <w:p>
+      <w:pPr>
+        <w:spacing w:line="336" w:lineRule="auto" w:after="180"/>
+      </w:pPr>
+      <w:r>
+        <w:rPr>
+          <w:b w:val="0"/>
+        </w:rPr>
+        <w:t xml:space="preserve">Fit on </w:t>
+      </w:r>
+      <w:r>
+        <w:rPr>
+          <w:b/>
+        </w:rPr>
+        <w:t>training</w:t>
+      </w:r>
+      <w:r>
+        <w:rPr>
+          <w:b w:val="0"/>
+        </w:rPr>
+        <w:t xml:space="preserve">: Both candidates are built using </w:t>
+      </w:r>
+      <w:r>
+        <w:rPr>
+          <w:b/>
+        </w:rPr>
+        <w:t>training</w:t>
+      </w:r>
+      <w:r>
+        <w:rPr>
+          <w:b w:val="0"/>
+        </w:rPr>
+        <w:t xml:space="preserve"> data; B fits it more closely. → Select on </w:t>
+      </w:r>
+      <w:r>
+        <w:rPr>
+          <w:b/>
+        </w:rPr>
+        <w:t>validation</w:t>
+      </w:r>
+      <w:r>
+        <w:rPr>
+          <w:b w:val="0"/>
+        </w:rPr>
+        <w:t>: Choose A because2 cm is below3 cm. → Reserve final test: Freeze A before scoring final cases; do not select again using their labels.</w:t>
+      </w:r>
+    </w:p>
+    <w:p>
+      <w:pPr>
+        <w:spacing w:line="336" w:lineRule="auto" w:after="180"/>
+        <w:shd w:fill="F5F1FB"/>
+      </w:pPr>
+      <w:r>
+        <w:rPr>
+          <w:b w:val="0"/>
+        </w:rPr>
+        <w:t xml:space="preserve">Point to each numbered stage and explain which recorded </w:t>
+      </w:r>
+      <w:r>
+        <w:rPr>
+          <w:b/>
+        </w:rPr>
+        <w:t>input</w:t>
+      </w:r>
+      <w:r>
+        <w:rPr>
+          <w:b w:val="0"/>
+        </w:rPr>
+        <w:t xml:space="preserve"> it uses.</w:t>
+      </w:r>
+    </w:p>
+    <w:p>
+      <w:pPr>
+        <w:pStyle w:val="Heading3"/>
+      </w:pPr>
+      <w:r>
+        <w:t>My picture explanation, deciding evidence and one limit</w:t>
+      </w:r>
+    </w:p>
+    <w:p>
+      <w:r>
+        <w:t>________________________________________________________________</w:t>
+      </w:r>
+    </w:p>
+    <w:p>
+      <w:r>
+        <w:t>________________________________________________________________</w:t>
+      </w:r>
+    </w:p>
+    <w:p>
+      <w:r>
+        <w:t>________________________________________________________________</w:t>
+      </w:r>
+    </w:p>
+    <w:p>
+      <w:r>
+        <w:t>________________________________________________________________</w:t>
+      </w:r>
+    </w:p>
+    <w:p>
+      <w:pPr>
+        <w:pStyle w:val="Heading3"/>
+      </w:pPr>
+      <w:r>
+        <w:t>03. Validation and model selection at a glance</w:t>
+      </w:r>
+    </w:p>
+    <w:p>
+      <w:r>
+        <w:drawing>
+          <wp:inline xmlns:a="http://schemas.openxmlformats.org/drawingml/2006/main" xmlns:pic="http://schemas.openxmlformats.org/drawingml/2006/picture">
+            <wp:extent cx="5486400" cy="2834640"/>
+            <wp:docPr id="4" name="Picture 4" descr="Validation and model selection at a glance. Training | Fit each candidate | No test labels. Validation | Choose A by rule | Record every attempt. Final test | Frozen model only | Report after selection"/>
+            <wp:cNvGraphicFramePr>
+              <a:graphicFrameLocks noChangeAspect="1"/>
+            </wp:cNvGraphicFramePr>
+            <a:graphic>
+              <a:graphicData uri="http://schemas.openxmlformats.org/drawingml/2006/picture">
+                <pic:pic>
+                  <pic:nvPicPr>
+                    <pic:cNvPr id="0" name="academy-story-ai-4-24-03.png"/>
+                    <pic:cNvPicPr/>
+                  </pic:nvPicPr>
+                  <pic:blipFill>
+                    <a:blip r:embed="rId12"/>
+                    <a:stretch>
+                      <a:fillRect/>
+                    </a:stretch>
+                  </pic:blipFill>
+                  <pic:spPr>
+                    <a:xfrm>
+                      <a:off x="0" y="0"/>
+                      <a:ext cx="5486400" cy="2834640"/>
+                    </a:xfrm>
+                    <a:prstGeom prst="rect"/>
+                  </pic:spPr>
+                </pic:pic>
+              </a:graphicData>
+            </a:graphic>
+          </wp:inline>
+        </w:drawing>
+      </w:r>
+    </w:p>
+    <w:p>
+      <w:pPr>
+        <w:spacing w:line="336" w:lineRule="auto" w:after="180"/>
+      </w:pPr>
+      <w:r>
+        <w:rPr>
+          <w:b/>
+        </w:rPr>
+        <w:t>Validation</w:t>
+      </w:r>
+      <w:r>
+        <w:rPr>
+          <w:b w:val="0"/>
+        </w:rPr>
+        <w:t xml:space="preserve"> and model selection at a glance. </w:t>
+      </w:r>
+      <w:r>
+        <w:rPr>
+          <w:b/>
+        </w:rPr>
+        <w:t>Training</w:t>
+      </w:r>
+      <w:r>
+        <w:rPr>
+          <w:b w:val="0"/>
+        </w:rPr>
+        <w:t xml:space="preserve"> | Fit each candidate | No test labels. </w:t>
+      </w:r>
+      <w:r>
+        <w:rPr>
+          <w:b/>
+        </w:rPr>
+        <w:t>Validation</w:t>
+      </w:r>
+      <w:r>
+        <w:rPr>
+          <w:b w:val="0"/>
+        </w:rPr>
+        <w:t xml:space="preserve"> | Choose A by rule | Record every attempt. Final test | Frozen model only | Report after selection</w:t>
+      </w:r>
+    </w:p>
+    <w:p>
+      <w:pPr>
+        <w:spacing w:line="336" w:lineRule="auto" w:after="180"/>
+        <w:shd w:fill="F5F1FB"/>
+      </w:pPr>
+      <w:r>
+        <w:rPr>
+          <w:b w:val="0"/>
+        </w:rPr>
+        <w:t>Read the labels and values. Explain the relationship the model shows.</w:t>
+      </w:r>
+    </w:p>
+    <w:p>
+      <w:pPr>
+        <w:pStyle w:val="Heading3"/>
+      </w:pPr>
+      <w:r>
+        <w:t>My picture explanation, deciding evidence and one limit</w:t>
+      </w:r>
+    </w:p>
+    <w:p>
+      <w:r>
+        <w:t>________________________________________________________________</w:t>
+      </w:r>
+    </w:p>
+    <w:p>
+      <w:r>
+        <w:t>________________________________________________________________</w:t>
+      </w:r>
+    </w:p>
+    <w:p>
+      <w:r>
+        <w:t>________________________________________________________________</w:t>
+      </w:r>
+    </w:p>
+    <w:p>
+      <w:r>
+        <w:t>________________________________________________________________</w:t>
+      </w:r>
+    </w:p>
+    <w:p>
+      <w:pPr>
+        <w:pStyle w:val="Heading3"/>
+      </w:pPr>
+      <w:r>
+        <w:t>04. Change one thing. Trace what follows.</w:t>
+      </w:r>
+    </w:p>
+    <w:p>
+      <w:r>
+        <w:drawing>
+          <wp:inline xmlns:a="http://schemas.openxmlformats.org/drawingml/2006/main" xmlns:pic="http://schemas.openxmlformats.org/drawingml/2006/picture">
+            <wp:extent cx="5486400" cy="3179064"/>
+            <wp:docPr id="5" name="Picture 5" descr="Original case: Freeze A before scoring final cases; do not select again using their labels. Changed condition: A and B both have validation MAE2 cm; A is simpler under a predeclared tie rule. Expected result: Select A using the predeclared simpler-model tie-break. Reason: The validation errors tie, so the stated second a = ry rule decides without consulting final data."/>
+            <wp:cNvGraphicFramePr>
+              <a:graphicFrameLocks noChangeAspect="1"/>
+            </wp:cNvGraphicFramePr>
+            <a:graphic>
+              <a:graphicData uri="http://schemas.openxmlformats.org/drawingml/2006/picture">
+                <pic:pic>
+                  <pic:nvPicPr>
+                    <pic:cNvPr id="0" name="academy-story-ai-4-24-04.png"/>
+                    <pic:cNvPicPr/>
+                  </pic:nvPicPr>
+                  <pic:blipFill>
+                    <a:blip r:embed="rId13"/>
+                    <a:stretch>
+                      <a:fillRect/>
+                    </a:stretch>
+                  </pic:blipFill>
+                  <pic:spPr>
+                    <a:xfrm>
+                      <a:off x="0" y="0"/>
+                      <a:ext cx="5486400" cy="3179064"/>
+                    </a:xfrm>
+                    <a:prstGeom prst="rect"/>
+                  </pic:spPr>
+                </pic:pic>
+              </a:graphicData>
+            </a:graphic>
+          </wp:inline>
+        </w:drawing>
+      </w:r>
+    </w:p>
+    <w:p>
+      <w:pPr>
+        <w:spacing w:line="336" w:lineRule="auto" w:after="180"/>
+      </w:pPr>
+      <w:r>
+        <w:rPr>
+          <w:b w:val="0"/>
+        </w:rPr>
+        <w:t xml:space="preserve">Original case: Freeze A before scoring final cases; do not select again using their labels. Changed condition: A and B both have </w:t>
+      </w:r>
+      <w:r>
+        <w:rPr>
+          <w:b/>
+        </w:rPr>
+        <w:t>validation</w:t>
+      </w:r>
+      <w:r>
+        <w:rPr>
+          <w:b w:val="0"/>
+        </w:rPr>
+        <w:t xml:space="preserve"> MAE2 cm; A is simpler under a predeclared tie rule.</w:t>
+      </w:r>
+    </w:p>
+    <w:p>
+      <w:pPr>
+        <w:spacing w:line="336" w:lineRule="auto" w:after="180"/>
+      </w:pPr>
+      <w:r>
+        <w:rPr>
+          <w:b w:val="0"/>
+        </w:rPr>
+        <w:t xml:space="preserve">Expected result: Select A using the predeclared simpler-model tie-break. Reason: The </w:t>
+      </w:r>
+      <w:r>
+        <w:rPr>
+          <w:b/>
+        </w:rPr>
+        <w:t>validation</w:t>
+      </w:r>
+      <w:r>
+        <w:rPr>
+          <w:b w:val="0"/>
+        </w:rPr>
+        <w:t xml:space="preserve"> errors tie, so the stated second a = ry rule decides without consulting final data.</w:t>
+      </w:r>
+    </w:p>
+    <w:p>
+      <w:pPr>
+        <w:spacing w:line="336" w:lineRule="auto" w:after="180"/>
+        <w:shd w:fill="F5F1FB"/>
+      </w:pPr>
+      <w:r>
+        <w:rPr>
+          <w:b w:val="0"/>
+        </w:rPr>
+        <w:t>Predict before checking the worked changed-case result. Name what changed and what the supplied facts allow you to conclude.</w:t>
+      </w:r>
+    </w:p>
+    <w:p>
+      <w:pPr>
+        <w:pStyle w:val="Heading3"/>
+      </w:pPr>
+      <w:r>
+        <w:t>My picture explanation, deciding evidence and one limit</w:t>
+      </w:r>
+    </w:p>
+    <w:p>
+      <w:r>
+        <w:t>________________________________________________________________</w:t>
+      </w:r>
+    </w:p>
+    <w:p>
+      <w:r>
+        <w:t>________________________________________________________________</w:t>
+      </w:r>
+    </w:p>
+    <w:p>
+      <w:r>
+        <w:t>________________________________________________________________</w:t>
+      </w:r>
+    </w:p>
+    <w:p>
+      <w:r>
+        <w:t>________________________________________________________________</w:t>
+      </w:r>
+    </w:p>
+    <w:p>
+      <w:pPr>
+        <w:pStyle w:val="Heading3"/>
+      </w:pPr>
+      <w:r>
+        <w:t>05. Connect the explanation to its limit</w:t>
+      </w:r>
+    </w:p>
+    <w:p>
+      <w:r>
+        <w:drawing>
+          <wp:inline xmlns:a="http://schemas.openxmlformats.org/drawingml/2006/main" xmlns:pic="http://schemas.openxmlformats.org/drawingml/2006/picture">
+            <wp:extent cx="5486400" cy="2834640"/>
+            <wp:docPr id="6" name="Picture 6" descr="Read the picture in order. Freeze A before scoring final cases; do not select again using their labels. The arrows show which recorded input or intermediate result each decision uses. Explain the deciding step aloud before checking the changed case; pointing to the final answer alone does not show how it follows. Limit: Repeated validation use can itself overfit model choices; keep a genuinely untouched final evaluation."/>
+            <wp:cNvGraphicFramePr>
+              <a:graphicFrameLocks noChangeAspect="1"/>
+            </wp:cNvGraphicFramePr>
+            <a:graphic>
+              <a:graphicData uri="http://schemas.openxmlformats.org/drawingml/2006/picture">
+                <pic:pic>
+                  <pic:nvPicPr>
+                    <pic:cNvPr id="0" name="academy-story-ai-4-24-05.png"/>
+                    <pic:cNvPicPr/>
+                  </pic:nvPicPr>
+                  <pic:blipFill>
+                    <a:blip r:embed="rId14"/>
+                    <a:stretch>
+                      <a:fillRect/>
+                    </a:stretch>
+                  </pic:blipFill>
+                  <pic:spPr>
+                    <a:xfrm>
+                      <a:off x="0" y="0"/>
+                      <a:ext cx="5486400" cy="2834640"/>
+                    </a:xfrm>
+                    <a:prstGeom prst="rect"/>
+                  </pic:spPr>
+                </pic:pic>
+              </a:graphicData>
+            </a:graphic>
+          </wp:inline>
+        </w:drawing>
+      </w:r>
+    </w:p>
+    <w:p>
+      <w:pPr>
+        <w:spacing w:line="336" w:lineRule="auto" w:after="180"/>
+      </w:pPr>
+      <w:r>
+        <w:rPr>
+          <w:b w:val="0"/>
+        </w:rPr>
+        <w:t xml:space="preserve">Read the picture in order. Freeze A before scoring final cases; do not select again using their labels. The arrows show which recorded </w:t>
+      </w:r>
+      <w:r>
+        <w:rPr>
+          <w:b/>
+        </w:rPr>
+        <w:t>input</w:t>
+      </w:r>
+      <w:r>
+        <w:rPr>
+          <w:b w:val="0"/>
+        </w:rPr>
+        <w:t xml:space="preserve"> or intermediate result each decision uses.</w:t>
+      </w:r>
+    </w:p>
+    <w:p>
+      <w:pPr>
+        <w:spacing w:line="336" w:lineRule="auto" w:after="180"/>
+      </w:pPr>
+      <w:r>
+        <w:rPr>
+          <w:b w:val="0"/>
+        </w:rPr>
+        <w:t>Explain the deciding step aloud before checking the changed case; pointing to the final answer alone does not show how it follows.</w:t>
+      </w:r>
+    </w:p>
+    <w:p>
+      <w:pPr>
+        <w:spacing w:line="336" w:lineRule="auto" w:after="180"/>
+      </w:pPr>
+      <w:r>
+        <w:rPr>
+          <w:b w:val="0"/>
+        </w:rPr>
+        <w:t xml:space="preserve">Limit: Repeated </w:t>
+      </w:r>
+      <w:r>
+        <w:rPr>
+          <w:b/>
+        </w:rPr>
+        <w:t>validation</w:t>
+      </w:r>
+      <w:r>
+        <w:rPr>
+          <w:b w:val="0"/>
+        </w:rPr>
+        <w:t xml:space="preserve"> use can itself overfit model choices; keep a genuinely untouched final evaluation.</w:t>
+      </w:r>
+    </w:p>
+    <w:p>
+      <w:pPr>
+        <w:spacing w:line="336" w:lineRule="auto" w:after="180"/>
+        <w:shd w:fill="F5F1FB"/>
+      </w:pPr>
+      <w:r>
+        <w:rPr>
+          <w:b w:val="0"/>
+        </w:rPr>
+        <w:t>Explain the case, then point to a limit on the claim.</w:t>
+      </w:r>
+    </w:p>
+    <w:p>
+      <w:pPr>
+        <w:pStyle w:val="Heading3"/>
+      </w:pPr>
+      <w:r>
+        <w:t>My picture explanation, deciding evidence and one limit</w:t>
+      </w:r>
+    </w:p>
+    <w:p>
+      <w:r>
+        <w:t>________________________________________________________________</w:t>
+      </w:r>
+    </w:p>
+    <w:p>
+      <w:r>
+        <w:t>________________________________________________________________</w:t>
+      </w:r>
+    </w:p>
+    <w:p>
+      <w:r>
+        <w:t>________________________________________________________________</w:t>
+      </w:r>
+    </w:p>
+    <w:p>
+      <w:r>
+        <w:t>________________________________________________________________</w:t>
+      </w:r>
+    </w:p>
+    <w:p>
+      <w:pPr>
+        <w:pStyle w:val="Heading3"/>
+      </w:pPr>
+      <w:r>
+        <w:t>06. Make the idea visible in your project</w:t>
+      </w:r>
+    </w:p>
+    <w:p>
+      <w:r>
+        <w:drawing>
+          <wp:inline xmlns:a="http://schemas.openxmlformats.org/drawingml/2006/main" xmlns:pic="http://schemas.openxmlformats.org/drawingml/2006/picture">
+            <wp:extent cx="5486400" cy="3681984"/>
+            <wp:docPr id="7" name="Picture 7" descr="For your Responsible Plant Classifier, save the input, procedure, observed result and limitation of this check. Label this worked example as practice; use a different, previously unreviewed case when checking independent understanding. Draw your input, deciding step, result and limit. Supported question: Why does B’s zero training MAE not settle the original choice? Point to the relevant step in the picture, then write the changed result and the rule or evidence that supports it."/>
+            <wp:cNvGraphicFramePr>
+              <a:graphicFrameLocks noChangeAspect="1"/>
+            </wp:cNvGraphicFramePr>
+            <a:graphic>
+              <a:graphicData uri="http://schemas.openxmlformats.org/drawingml/2006/picture">
+                <pic:pic>
+                  <pic:nvPicPr>
+                    <pic:cNvPr id="0" name="academy-story-ai-4-24-06.png"/>
+                    <pic:cNvPicPr/>
+                  </pic:nvPicPr>
+                  <pic:blipFill>
+                    <a:blip r:embed="rId15"/>
+                    <a:stretch>
+                      <a:fillRect/>
+                    </a:stretch>
+                  </pic:blipFill>
+                  <pic:spPr>
+                    <a:xfrm>
+                      <a:off x="0" y="0"/>
+                      <a:ext cx="5486400" cy="3681984"/>
+                    </a:xfrm>
+                    <a:prstGeom prst="rect"/>
+                  </pic:spPr>
+                </pic:pic>
+              </a:graphicData>
+            </a:graphic>
+          </wp:inline>
+        </w:drawing>
+      </w:r>
+    </w:p>
+    <w:p>
+      <w:pPr>
+        <w:spacing w:line="336" w:lineRule="auto" w:after="180"/>
+      </w:pPr>
+      <w:r>
+        <w:rPr>
+          <w:b w:val="0"/>
+        </w:rPr>
+        <w:t xml:space="preserve">For your Responsible Plant Classifier, save the </w:t>
+      </w:r>
+      <w:r>
+        <w:rPr>
+          <w:b/>
+        </w:rPr>
+        <w:t>input</w:t>
+      </w:r>
+      <w:r>
+        <w:rPr>
+          <w:b w:val="0"/>
+        </w:rPr>
+        <w:t>, procedure, observed result and limitation of this check.</w:t>
+      </w:r>
+    </w:p>
+    <w:p>
+      <w:pPr>
+        <w:spacing w:line="336" w:lineRule="auto" w:after="180"/>
+      </w:pPr>
+      <w:r>
+        <w:rPr>
+          <w:b w:val="0"/>
+        </w:rPr>
+        <w:t xml:space="preserve">Label this worked example as practice; use a different, previously unreviewed case when checking independent understanding. Draw your </w:t>
+      </w:r>
+      <w:r>
+        <w:rPr>
+          <w:b/>
+        </w:rPr>
+        <w:t>input</w:t>
+      </w:r>
+      <w:r>
+        <w:rPr>
+          <w:b w:val="0"/>
+        </w:rPr>
+        <w:t>, deciding step, result and limit.</w:t>
+      </w:r>
+    </w:p>
+    <w:p>
+      <w:pPr>
+        <w:spacing w:line="336" w:lineRule="auto" w:after="180"/>
+      </w:pPr>
+      <w:r>
+        <w:rPr>
+          <w:b w:val="0"/>
+        </w:rPr>
+        <w:t xml:space="preserve">Supported question: Why does B’s zero </w:t>
+      </w:r>
+      <w:r>
+        <w:rPr>
+          <w:b/>
+        </w:rPr>
+        <w:t>training</w:t>
+      </w:r>
+      <w:r>
+        <w:rPr>
+          <w:b w:val="0"/>
+        </w:rPr>
+        <w:t xml:space="preserve"> MAE not settle the original choice? Point to the relevant step in the picture, then write the changed result and the rule or </w:t>
+      </w:r>
+      <w:r>
+        <w:rPr>
+          <w:b/>
+        </w:rPr>
+        <w:t>evidence</w:t>
+      </w:r>
+      <w:r>
+        <w:rPr>
+          <w:b w:val="0"/>
+        </w:rPr>
+        <w:t xml:space="preserve"> that supports it.</w:t>
+      </w:r>
+    </w:p>
+    <w:p>
+      <w:pPr>
+        <w:spacing w:line="336" w:lineRule="auto" w:after="180"/>
+        <w:shd w:fill="F5F1FB"/>
+      </w:pPr>
+      <w:r>
+        <w:rPr>
+          <w:b w:val="0"/>
+        </w:rPr>
+        <w:t xml:space="preserve">Draw your project trace and justify the deciding step using </w:t>
+      </w:r>
+      <w:r>
+        <w:rPr>
+          <w:b/>
+        </w:rPr>
+        <w:t>evidence</w:t>
+      </w:r>
+      <w:r>
+        <w:rPr>
+          <w:b w:val="0"/>
+        </w:rPr>
+        <w:t>.</w:t>
+      </w:r>
+    </w:p>
+    <w:p>
+      <w:pPr>
+        <w:pStyle w:val="Heading3"/>
+      </w:pPr>
+      <w:r>
+        <w:t>My picture explanation, deciding evidence and one limit</w:t>
       </w:r>
     </w:p>
     <w:p>

--- a/downloads/workbook/ai-4-week-24.docx
+++ b/downloads/workbook/ai-4-week-24.docx
@@ -1154,6 +1154,26 @@
     <w:p>
       <w:r>
         <w:t>Choose a candidate. Apply the supplied Train, Validation, Test facts and keep your reasoning.</w:t>
+      </w:r>
+    </w:p>
+    <w:p>
+      <w:pPr>
+        <w:pStyle w:val="Heading3"/>
+      </w:pPr>
+      <w:r>
+        <w:t>Where to find the supplied example</w:t>
+      </w:r>
+    </w:p>
+    <w:p>
+      <w:pPr>
+        <w:spacing w:line="336" w:lineRule="auto" w:after="180"/>
+        <w:shd w:fill="F1F6F8"/>
+      </w:pPr>
+      <w:r>
+        <w:rPr>
+          <w:b w:val="0"/>
+        </w:rPr>
+        <w:t>Reference for this exercise: open this week’s student lesson, “Train, Validation, Test”, at “See how it works” and “Follow a worked example”. Use the original worked values or code named in the question; the later pictorial case is a separate example. Keep this reference beside your workbook while practising.</w:t>
       </w:r>
     </w:p>
     <w:p>
@@ -2668,7 +2688,7 @@
         <w:rPr>
           <w:b w:val="0"/>
         </w:rPr>
-        <w:t xml:space="preserve"> errors tie, so the stated second a = ry rule decides without consulting final data.</w:t>
+        <w:t xml:space="preserve"> errors tie, so the stated secondary rule decides without consulting final data.</w:t>
       </w:r>
     </w:p>
     <w:p>
@@ -3375,8 +3395,8 @@
       <w:r>
         <w:drawing>
           <wp:inline xmlns:a="http://schemas.openxmlformats.org/drawingml/2006/main" xmlns:pic="http://schemas.openxmlformats.org/drawingml/2006/picture">
-            <wp:extent cx="5486400" cy="3179064"/>
-            <wp:docPr id="5" name="Picture 5" descr="Original case: Freeze A before scoring final cases; do not select again using their labels. Changed condition: A and B both have validation MAE2 cm; A is simpler under a predeclared tie rule. Expected result: Select A using the predeclared simpler-model tie-break. Reason: The validation errors tie, so the stated second a = ry rule decides without consulting final data."/>
+            <wp:extent cx="5486400" cy="3026664"/>
+            <wp:docPr id="5" name="Picture 5" descr="Original case: Freeze A before scoring final cases; do not select again using their labels. Changed condition: A and B both have validation MAE2 cm; A is simpler under a predeclared tie rule. Expected result: Select A using the predeclared simpler-model tie-break. Reason: The validation errors tie, so the stated secondary rule decides without consulting final data."/>
             <wp:cNvGraphicFramePr>
               <a:graphicFrameLocks noChangeAspect="1"/>
             </wp:cNvGraphicFramePr>
@@ -3396,7 +3416,7 @@
                   <pic:spPr>
                     <a:xfrm>
                       <a:off x="0" y="0"/>
-                      <a:ext cx="5486400" cy="3179064"/>
+                      <a:ext cx="5486400" cy="3026664"/>
                     </a:xfrm>
                     <a:prstGeom prst="rect"/>
                   </pic:spPr>
@@ -3450,7 +3470,7 @@
         <w:rPr>
           <w:b w:val="0"/>
         </w:rPr>
-        <w:t xml:space="preserve"> errors tie, so the stated second a = ry rule decides without consulting final data.</w:t>
+        <w:t xml:space="preserve"> errors tie, so the stated secondary rule decides without consulting final data.</w:t>
       </w:r>
     </w:p>
     <w:p>

--- a/downloads/workbook/ai-4-week-24.docx
+++ b/downloads/workbook/ai-4-week-24.docx
@@ -25,22 +25,45 @@
         <w:pStyle w:val="Heading1"/>
       </w:pPr>
       <w:r>
-        <w:t>01. Recall and choose your starting point</w:t>
-      </w:r>
-    </w:p>
-    <w:p>
-      <w:r>
-        <w:t>Record your starting explanation for Train, Validation, Test before opening notes. Show any later correction separately.</w:t>
-      </w:r>
-    </w:p>
-    <w:p>
-      <w:pPr>
-        <w:spacing w:line="336" w:lineRule="auto" w:after="180"/>
-      </w:pPr>
-      <w:r>
-        <w:rPr>
-          <w:b w:val="0"/>
-        </w:rPr>
+        <w:t>One readable role-and-group evidence record.</w:t>
+      </w:r>
+    </w:p>
+    <w:p>
+      <w:r>
+        <w:t>Explain selection,assign actions and audit source-separated counts.</w:t>
+      </w:r>
+    </w:p>
+    <w:p>
+      <w:r>
+        <w:t>W1–W3/W5 → selected P/Q/Rtask → project split record → changed-case return.</w:t>
+      </w:r>
+    </w:p>
+    <w:p>
+      <w:pPr>
+        <w:pStyle w:val="Heading1"/>
+      </w:pPr>
+      <w:r>
+        <w:t>01. Recall · Retrieve before notes</w:t>
+      </w:r>
+    </w:p>
+    <w:p>
+      <w:r>
+        <w:t>Keep this task’s complete inputs, stated rule and support record together.</w:t>
+      </w:r>
+    </w:p>
+    <w:p>
+      <w:pPr>
+        <w:pStyle w:val="Heading2"/>
+      </w:pPr>
+      <w:r>
+        <w:t>Task and evidence record</w:t>
+      </w:r>
+    </w:p>
+    <w:p>
+      <w:pPr>
+        <w:pStyle w:val="ListBullet"/>
+      </w:pPr>
+      <w:r>
         <w:t>Try the recall before opening notes. Then use a different colour or a labelled second line to correct your explanation.</w:t>
       </w:r>
     </w:p>
@@ -54,12 +77,9 @@
     </w:p>
     <w:p>
       <w:pPr>
-        <w:spacing w:line="336" w:lineRule="auto" w:after="180"/>
-      </w:pPr>
-      <w:r>
-        <w:rPr>
-          <w:b w:val="0"/>
-        </w:rPr>
+        <w:pStyle w:val="ListBullet"/>
+      </w:pPr>
+      <w:r>
         <w:t>Without opening the old lesson, explain one key idea from Hold Out Test Data. Give an example and a mistake that the idea helps you avoid.</w:t>
       </w:r>
     </w:p>
@@ -96,12 +116,9 @@
     </w:p>
     <w:p>
       <w:pPr>
-        <w:spacing w:line="336" w:lineRule="auto" w:after="180"/>
-      </w:pPr>
-      <w:r>
-        <w:rPr>
-          <w:b w:val="0"/>
-        </w:rPr>
+        <w:pStyle w:val="ListBullet"/>
+      </w:pPr>
+      <w:r>
         <w:t>Without opening the old lesson, explain one key idea from Absolute Error and MAE. Give an example and a mistake that the idea helps you avoid.</w:t>
       </w:r>
     </w:p>
@@ -138,12 +155,9 @@
     </w:p>
     <w:p>
       <w:pPr>
-        <w:spacing w:line="336" w:lineRule="auto" w:after="180"/>
-      </w:pPr>
-      <w:r>
-        <w:rPr>
-          <w:b w:val="0"/>
-        </w:rPr>
+        <w:pStyle w:val="ListBullet"/>
+      </w:pPr>
+      <w:r>
         <w:t>Without opening the old lesson, explain one key idea from Error Analysis. Give an example and a mistake that the idea helps you avoid.</w:t>
       </w:r>
     </w:p>
@@ -175,135 +189,52 @@
         <w:pStyle w:val="Heading1"/>
       </w:pPr>
       <w:r>
-        <w:t>02. Practise with fading help</w:t>
-      </w:r>
-    </w:p>
-    <w:p>
-      <w:r>
-        <w:t>Complete the supported Train, Validation, Test trace and record the first step you can explain without help.</w:t>
-      </w:r>
-    </w:p>
-    <w:p>
-      <w:pPr>
-        <w:spacing w:line="336" w:lineRule="auto" w:after="180"/>
-      </w:pPr>
-      <w:r>
-        <w:rPr>
-          <w:b w:val="0"/>
-        </w:rPr>
-        <w:t xml:space="preserve">Use W2: Assign data roles for </w:t>
-      </w:r>
-      <w:r>
-        <w:rPr>
-          <w:b/>
-        </w:rPr>
-        <w:t>Validation</w:t>
-      </w:r>
-      <w:r>
-        <w:rPr>
-          <w:b w:val="0"/>
-        </w:rPr>
-        <w:t xml:space="preserve"> and model selection. Record the answer once; the lesson and workbook refer to the same attempt.</w:t>
-      </w:r>
-    </w:p>
-    <w:tbl>
-      <w:tblPr>
-        <w:tblStyle w:val="LightShading-Accent1"/>
-        <w:tblW w:type="auto" w:w="0"/>
-        <w:tblLook w:firstColumn="1" w:firstRow="1" w:lastColumn="0" w:lastRow="0" w:noHBand="0" w:noVBand="1" w:val="04A0"/>
-      </w:tblPr>
-      <w:tblGrid>
-        <w:gridCol w:w="2556"/>
-        <w:gridCol w:w="2556"/>
-        <w:gridCol w:w="2556"/>
-        <w:gridCol w:w="2556"/>
-      </w:tblGrid>
-      <w:tr>
-        <w:trPr>
-          <w:tblHeader/>
-        </w:trPr>
-        <w:tc>
-          <w:tcPr>
-            <w:tcW w:type="dxa" w:w="2556"/>
-          </w:tcPr>
-          <w:p>
-            <w:r>
-              <w:t>Given inputs</w:t>
-            </w:r>
-          </w:p>
-        </w:tc>
-        <w:tc>
-          <w:tcPr>
-            <w:tcW w:type="dxa" w:w="2556"/>
-          </w:tcPr>
-          <w:p>
-            <w:r>
-              <w:t>Procedure I chose</w:t>
-            </w:r>
-          </w:p>
-        </w:tc>
-        <w:tc>
-          <w:tcPr>
-            <w:tcW w:type="dxa" w:w="2556"/>
-          </w:tcPr>
-          <w:p>
-            <w:r>
-              <w:t>Middle steps</w:t>
-            </w:r>
-          </w:p>
-        </w:tc>
-        <w:tc>
-          <w:tcPr>
-            <w:tcW w:type="dxa" w:w="2556"/>
-          </w:tcPr>
-          <w:p>
-            <w:r>
-              <w:t>Result and check</w:t>
-            </w:r>
-          </w:p>
-        </w:tc>
-      </w:tr>
-      <w:tr>
-        <w:tc>
-          <w:tcPr>
-            <w:tcW w:type="dxa" w:w="2556"/>
-          </w:tcPr>
-          <w:p>
-            <w:r/>
-          </w:p>
-        </w:tc>
-        <w:tc>
-          <w:tcPr>
-            <w:tcW w:type="dxa" w:w="2556"/>
-          </w:tcPr>
-          <w:p>
-            <w:r/>
-          </w:p>
-        </w:tc>
-        <w:tc>
-          <w:tcPr>
-            <w:tcW w:type="dxa" w:w="2556"/>
-          </w:tcPr>
-          <w:p>
-            <w:r/>
-          </w:p>
-        </w:tc>
-        <w:tc>
-          <w:tcPr>
-            <w:tcW w:type="dxa" w:w="2556"/>
-          </w:tcPr>
-          <w:p>
-            <w:r/>
-          </w:p>
-        </w:tc>
-      </w:tr>
-    </w:tbl>
+        <w:t>12. W1 · Explain the mechanism</w:t>
+      </w:r>
+    </w:p>
+    <w:p>
+      <w:r>
+        <w:t>Keep this task’s complete inputs, stated rule and support record together.</w:t>
+      </w:r>
+    </w:p>
+    <w:p>
+      <w:pPr>
+        <w:pStyle w:val="Heading2"/>
+      </w:pPr>
+      <w:r>
+        <w:t>Task and evidence record</w:t>
+      </w:r>
+    </w:p>
+    <w:p>
+      <w:pPr>
+        <w:pStyle w:val="ListBullet"/>
+      </w:pPr>
+      <w:r>
+        <w:t>Main candidates training MAE A1/B0/C2 cm, validation A3/B5/C3 cm. Rule:smallest validation MAE, then simpler; Adeclared simpler than C, so choose A. Picture A/Btraining1/0 cm, validation 2/3 cm; choose A. Pictured validation 2/2 tie still chooses Aunder predeclared simplicity. Group manifestL01–L18 train54 images, L19–L24 validation18, L25–L30 test18; 30 leaves×3 views=90 images. Fit learned transforms on training; use validation for recorded choices; freeze before the final check. No final score is supplied.</w:t>
+      </w:r>
+    </w:p>
+    <w:p>
+      <w:pPr>
+        <w:pStyle w:val="ListBullet"/>
+      </w:pPr>
+      <w:r>
+        <w:t>Reference for this exercise: open this week’s student lesson, “Train, Validation, Test”, at “See how it works” and “Follow a worked example”. Use the original worked values or code named in the question; the later pictorial case is a separate example. Keep this reference beside your workbook while practising.</w:t>
+      </w:r>
+    </w:p>
+    <w:p>
+      <w:pPr>
+        <w:pStyle w:val="ListBullet"/>
+      </w:pPr>
+      <w:r>
+        <w:t>Apply the worked selection rule. Explain why B is not chosen.</w:t>
+      </w:r>
+    </w:p>
     <w:p>
       <w:pPr>
         <w:pStyle w:val="Heading3"/>
       </w:pPr>
       <w:r>
-        <w:t>The step I completed without help, and the hint I needed</w:t>
+        <w:t>My reasoning and evidence</w:t>
       </w:r>
     </w:p>
     <w:p>
@@ -322,50 +253,55 @@
       </w:r>
     </w:p>
     <w:p>
+      <w:r>
+        <w:t>________________________________________________________________</w:t>
+      </w:r>
+    </w:p>
+    <w:p>
+      <w:r>
+        <w:t>________________________________________________________________</w:t>
+      </w:r>
+    </w:p>
+    <w:p>
+      <w:r>
+        <w:t>________________________________________________________________</w:t>
+      </w:r>
+    </w:p>
+    <w:p>
       <w:pPr>
         <w:pStyle w:val="Heading1"/>
       </w:pPr>
       <w:r>
-        <w:t>03. Individual reasoning check</w:t>
-      </w:r>
-    </w:p>
-    <w:p>
-      <w:r>
-        <w:t>Check the proposed Train, Validation, Test explanation against the supplied facts before discussing it.</w:t>
-      </w:r>
-    </w:p>
-    <w:p>
-      <w:pPr>
-        <w:spacing w:line="336" w:lineRule="auto" w:after="180"/>
-      </w:pPr>
-      <w:r>
-        <w:rPr>
-          <w:b w:val="0"/>
-        </w:rPr>
-        <w:t xml:space="preserve">Use the worked case for </w:t>
-      </w:r>
-      <w:r>
-        <w:rPr>
-          <w:b/>
-        </w:rPr>
-        <w:t>Validation</w:t>
-      </w:r>
-      <w:r>
-        <w:rPr>
-          <w:b w:val="0"/>
-        </w:rPr>
-        <w:t xml:space="preserve"> and model selection. Proposed explanation: “A final answer is enough”. Decide whether this explanation is supported.</w:t>
-      </w:r>
-    </w:p>
-    <w:p>
-      <w:pPr>
-        <w:spacing w:line="336" w:lineRule="auto" w:after="180"/>
-      </w:pPr>
-      <w:r>
-        <w:rPr>
-          <w:b w:val="0"/>
-        </w:rPr>
-        <w:t>Point to the step or supplied fact that decides; explain your repair if needed.</w:t>
+        <w:t>13. W2 · Trace the current experiment</w:t>
+      </w:r>
+    </w:p>
+    <w:p>
+      <w:r>
+        <w:t>Keep this task’s complete inputs, stated rule and support record together.</w:t>
+      </w:r>
+    </w:p>
+    <w:p>
+      <w:pPr>
+        <w:pStyle w:val="Heading2"/>
+      </w:pPr>
+      <w:r>
+        <w:t>Task and evidence record</w:t>
+      </w:r>
+    </w:p>
+    <w:p>
+      <w:pPr>
+        <w:pStyle w:val="ListBullet"/>
+      </w:pPr>
+      <w:r>
+        <w:t>Main candidates training MAE A1/B0/C2 cm, validation A3/B5/C3 cm. Rule:smallest validation MAE, then simpler; Adeclared simpler than C, so choose A. Picture A/Btraining1/0 cm, validation 2/3 cm; choose A. Pictured validation 2/2 tie still chooses Aunder predeclared simplicity. Group manifestL01–L18 train54 images, L19–L24 validation18, L25–L30 test18; 30 leaves×3 views=90 images. Fit learned transforms on training; use validation for recorded choices; freeze before the final check. No final score is supplied.</w:t>
+      </w:r>
+    </w:p>
+    <w:p>
+      <w:pPr>
+        <w:pStyle w:val="ListBullet"/>
+      </w:pPr>
+      <w:r>
+        <w:t>Where should parameter fitting, setting selection and final reporting occur?</w:t>
       </w:r>
     </w:p>
     <w:p>
@@ -373,7 +309,7 @@
         <w:pStyle w:val="Heading3"/>
       </w:pPr>
       <w:r>
-        <w:t>My explanation before partner discussion</w:t>
+        <w:t>My reasoning and evidence</w:t>
       </w:r>
     </w:p>
     <w:p>
@@ -397,16 +333,50 @@
       </w:r>
     </w:p>
     <w:p>
+      <w:r>
+        <w:t>________________________________________________________________</w:t>
+      </w:r>
+    </w:p>
+    <w:p>
+      <w:r>
+        <w:t>________________________________________________________________</w:t>
+      </w:r>
+    </w:p>
+    <w:p>
       <w:pPr>
         <w:pStyle w:val="Heading1"/>
       </w:pPr>
       <w:r>
-        <w:t>04. Independent transfer case</w:t>
-      </w:r>
-    </w:p>
-    <w:p>
-      <w:r>
-        <w:t>Write one first attempt at the reserved independent case before feedback. Repeated copies of that case refer to the same recorded attempt.</w:t>
+        <w:t>14. W3 · Repair the reasoning</w:t>
+      </w:r>
+    </w:p>
+    <w:p>
+      <w:r>
+        <w:t>Keep this task’s complete inputs, stated rule and support record together.</w:t>
+      </w:r>
+    </w:p>
+    <w:p>
+      <w:pPr>
+        <w:pStyle w:val="Heading2"/>
+      </w:pPr>
+      <w:r>
+        <w:t>Task and evidence record</w:t>
+      </w:r>
+    </w:p>
+    <w:p>
+      <w:pPr>
+        <w:pStyle w:val="ListBullet"/>
+      </w:pPr>
+      <w:r>
+        <w:t>Main candidates training MAE A1/B0/C2 cm, validation A3/B5/C3 cm. Rule:smallest validation MAE, then simpler; Adeclared simpler than C, so choose A. Picture A/Btraining1/0 cm, validation 2/3 cm; choose A. Pictured validation 2/2 tie still chooses Aunder predeclared simplicity. Group manifestL01–L18 train54 images, L19–L24 validation18, L25–L30 test18; 30 leaves×3 views=90 images. Fit learned transforms on training; use validation for recorded choices; freeze before the final check. No final score is supplied.</w:t>
+      </w:r>
+    </w:p>
+    <w:p>
+      <w:pPr>
+        <w:pStyle w:val="ListBullet"/>
+      </w:pPr>
+      <w:r>
+        <w:t>A team creates D after reading validation mistakes. What changes in the record?</w:t>
       </w:r>
     </w:p>
     <w:p>
@@ -414,48 +384,157 @@
         <w:pStyle w:val="Heading3"/>
       </w:pPr>
       <w:r>
+        <w:t>My reasoning and evidence</w:t>
+      </w:r>
+    </w:p>
+    <w:p>
+      <w:r>
+        <w:t>________________________________________________________________</w:t>
+      </w:r>
+    </w:p>
+    <w:p>
+      <w:r>
+        <w:t>________________________________________________________________</w:t>
+      </w:r>
+    </w:p>
+    <w:p>
+      <w:r>
+        <w:t>________________________________________________________________</w:t>
+      </w:r>
+    </w:p>
+    <w:p>
+      <w:r>
+        <w:t>________________________________________________________________</w:t>
+      </w:r>
+    </w:p>
+    <w:p>
+      <w:r>
+        <w:t>________________________________________________________________</w:t>
+      </w:r>
+    </w:p>
+    <w:p>
+      <w:r>
+        <w:t>________________________________________________________________</w:t>
+      </w:r>
+    </w:p>
+    <w:p>
+      <w:pPr>
+        <w:pStyle w:val="Heading1"/>
+      </w:pPr>
+      <w:r>
+        <w:t>16. W5 · Plan the next check</w:t>
+      </w:r>
+    </w:p>
+    <w:p>
+      <w:r>
+        <w:t>Keep this task’s complete inputs, stated rule and support record together.</w:t>
+      </w:r>
+    </w:p>
+    <w:p>
+      <w:pPr>
+        <w:pStyle w:val="Heading2"/>
+      </w:pPr>
+      <w:r>
+        <w:t>Task and evidence record</w:t>
+      </w:r>
+    </w:p>
+    <w:p>
+      <w:pPr>
+        <w:pStyle w:val="ListBullet"/>
+      </w:pPr>
+      <w:r>
+        <w:t>Main candidates training MAE A1/B0/C2 cm, validation A3/B5/C3 cm. Rule:smallest validation MAE, then simpler; Adeclared simpler than C, so choose A. Picture A/Btraining1/0 cm, validation 2/3 cm; choose A. Pictured validation 2/2 tie still chooses Aunder predeclared simplicity. Group manifestL01–L18 train54 images, L19–L24 validation18, L25–L30 test18; 30 leaves×3 views=90 images. Fit learned transforms on training; use validation for recorded choices; freeze before the final check. No final score is supplied.</w:t>
+      </w:r>
+    </w:p>
+    <w:p>
+      <w:pPr>
+        <w:pStyle w:val="ListBullet"/>
+      </w:pPr>
+      <w:r>
+        <w:t>Why is the winning validation score not a guaranteed future score?</w:t>
+      </w:r>
+    </w:p>
+    <w:p>
+      <w:pPr>
+        <w:pStyle w:val="Heading3"/>
+      </w:pPr>
+      <w:r>
+        <w:t>My reasoning and evidence</w:t>
+      </w:r>
+    </w:p>
+    <w:p>
+      <w:r>
+        <w:t>________________________________________________________________</w:t>
+      </w:r>
+    </w:p>
+    <w:p>
+      <w:r>
+        <w:t>________________________________________________________________</w:t>
+      </w:r>
+    </w:p>
+    <w:p>
+      <w:r>
+        <w:t>________________________________________________________________</w:t>
+      </w:r>
+    </w:p>
+    <w:p>
+      <w:r>
+        <w:t>________________________________________________________________</w:t>
+      </w:r>
+    </w:p>
+    <w:p>
+      <w:r>
+        <w:t>________________________________________________________________</w:t>
+      </w:r>
+    </w:p>
+    <w:p>
+      <w:r>
+        <w:t>________________________________________________________________</w:t>
+      </w:r>
+    </w:p>
+    <w:p>
+      <w:pPr>
+        <w:pStyle w:val="Heading1"/>
+      </w:pPr>
+      <w:r>
+        <w:t>04. Try alone · Selected experiment task</w:t>
+      </w:r>
+    </w:p>
+    <w:p>
+      <w:r>
+        <w:t>Keep this task’s complete inputs, stated rule and support record together.</w:t>
+      </w:r>
+    </w:p>
+    <w:p>
+      <w:pPr>
+        <w:pStyle w:val="Heading2"/>
+      </w:pPr>
+      <w:r>
+        <w:t>Task and evidence record</w:t>
+      </w:r>
+    </w:p>
+    <w:p>
+      <w:pPr>
+        <w:pStyle w:val="ListBullet"/>
+      </w:pPr>
+      <w:r>
+        <w:t>This selected task uses fresh P/Q/Rtraining and validation MAEs, with Pdeclared simpler than R. Apply the stated validation-first rule and tie-break; do not substitute the main A/B/Cnumbers. No final-test values are supplied, and none are needed to select the candidate or state the freeze-and-test action.</w:t>
+      </w:r>
+    </w:p>
+    <w:p>
+      <w:pPr>
+        <w:pStyle w:val="Heading3"/>
+      </w:pPr>
+      <w:r>
         <w:t>Independent case: Apply independently</w:t>
       </w:r>
     </w:p>
     <w:p>
       <w:pPr>
-        <w:spacing w:line="336" w:lineRule="auto" w:after="180"/>
-      </w:pPr>
-      <w:r>
-        <w:rPr>
-          <w:b/>
-        </w:rPr>
-        <w:t>Training</w:t>
-      </w:r>
-      <w:r>
-        <w:rPr>
-          <w:b w:val="0"/>
-        </w:rPr>
-        <w:t xml:space="preserve"> errors P 2 Q 0 R 1; </w:t>
-      </w:r>
-      <w:r>
-        <w:rPr>
-          <w:b/>
-        </w:rPr>
-        <w:t>validation</w:t>
-      </w:r>
-      <w:r>
-        <w:rPr>
-          <w:b w:val="0"/>
-        </w:rPr>
-        <w:t xml:space="preserve"> errors P 4 Q 6 R 4. Rule: smallest </w:t>
-      </w:r>
-      <w:r>
-        <w:rPr>
-          <w:b/>
-        </w:rPr>
-        <w:t>validation</w:t>
-      </w:r>
-      <w:r>
-        <w:rPr>
-          <w:b w:val="0"/>
-        </w:rPr>
-        <w:t xml:space="preserve"> MAE, then simpler; P is simpler than R. Choose and state the test action.</w:t>
+        <w:pStyle w:val="ListBullet"/>
+      </w:pPr>
+      <w:r>
+        <w:t>Training errors P 2 Q 0 R 1; validation errors P 4 Q 6 R 4. Rule: smallest validation MAE, then simpler; P is simpler than R. Choose and state the test action.</w:t>
       </w:r>
     </w:p>
     <w:p>
@@ -503,12 +582,9 @@
     </w:p>
     <w:p>
       <w:pPr>
-        <w:spacing w:line="336" w:lineRule="auto" w:after="180"/>
-      </w:pPr>
-      <w:r>
-        <w:rPr>
-          <w:b w:val="0"/>
-        </w:rPr>
+        <w:pStyle w:val="ListBullet"/>
+      </w:pPr>
+      <w:r>
         <w:t>Attempt this case before feedback. Record any help. Earlier examples below are further practice; a case already practised with feedback cannot establish fresh transfer.</w:t>
       </w:r>
     </w:p>
@@ -517,36 +593,69 @@
         <w:pStyle w:val="Heading1"/>
       </w:pPr>
       <w:r>
-        <w:t>05. Your learning target</w:t>
-      </w:r>
-    </w:p>
-    <w:p>
-      <w:r>
-        <w:t>Connect the Train, Validation, Test target to a trace and a justified conclusion.</w:t>
-      </w:r>
-    </w:p>
-    <w:p>
-      <w:pPr>
-        <w:spacing w:line="336" w:lineRule="auto" w:after="180"/>
-        <w:shd w:fill="F5F1FB"/>
-      </w:pPr>
-      <w:r>
-        <w:rPr>
-          <w:b w:val="0"/>
-        </w:rPr>
-        <w:t xml:space="preserve">You have 30 leaves with 3 views each. Allocate 18 leaves to train,6 to </w:t>
-      </w:r>
-      <w:r>
-        <w:rPr>
-          <w:b/>
-        </w:rPr>
-        <w:t>validation</w:t>
-      </w:r>
-      <w:r>
-        <w:rPr>
-          <w:b w:val="0"/>
-        </w:rPr>
-        <w:t>,6 to test. How many images are in each? Where is a learned normalisation mean fitted?</w:t>
+        <w:t>09. Project · Keep the experiment evidence</w:t>
+      </w:r>
+    </w:p>
+    <w:p>
+      <w:r>
+        <w:t>Keep this task’s complete inputs, stated rule and support record together.</w:t>
+      </w:r>
+    </w:p>
+    <w:p>
+      <w:pPr>
+        <w:pStyle w:val="Heading2"/>
+      </w:pPr>
+      <w:r>
+        <w:t>Task and evidence record</w:t>
+      </w:r>
+    </w:p>
+    <w:p>
+      <w:pPr>
+        <w:pStyle w:val="ListBullet"/>
+      </w:pPr>
+      <w:r>
+        <w:t>Publish the grouped split strategy and counts for the Plant Classifier, including why plant identity stays within one split.</w:t>
+      </w:r>
+    </w:p>
+    <w:p>
+      <w:pPr>
+        <w:pStyle w:val="ListBullet"/>
+      </w:pPr>
+      <w:r>
+        <w:t>The project change and evidence I will keep</w:t>
+      </w:r>
+    </w:p>
+    <w:p>
+      <w:pPr>
+        <w:pStyle w:val="Heading3"/>
+      </w:pPr>
+      <w:r>
+        <w:t>Write or draw your reasoning and evidence.</w:t>
+      </w:r>
+    </w:p>
+    <w:p>
+      <w:r>
+        <w:t>________________________________________________________________</w:t>
+      </w:r>
+    </w:p>
+    <w:p>
+      <w:r>
+        <w:t>________________________________________________________________</w:t>
+      </w:r>
+    </w:p>
+    <w:p>
+      <w:r>
+        <w:t>________________________________________________________________</w:t>
+      </w:r>
+    </w:p>
+    <w:p>
+      <w:r>
+        <w:t>________________________________________________________________</w:t>
+      </w:r>
+    </w:p>
+    <w:p>
+      <w:r>
+        <w:t>________________________________________________________________</w:t>
       </w:r>
     </w:p>
     <w:p>
@@ -554,1027 +663,20 @@
         <w:pStyle w:val="Heading1"/>
       </w:pPr>
       <w:r>
-        <w:t>06. Solve the given case</w:t>
-      </w:r>
-    </w:p>
-    <w:p>
-      <w:r>
-        <w:t>Solve the supplied Train, Validation, Test case and show the deciding evidence.</w:t>
-      </w:r>
-    </w:p>
-    <w:p>
-      <w:pPr>
-        <w:spacing w:line="336" w:lineRule="auto" w:after="180"/>
-      </w:pPr>
-      <w:r>
-        <w:rPr>
-          <w:b w:val="0"/>
-        </w:rPr>
-        <w:t xml:space="preserve">Split 100 independent leaves into 60 train,20 </w:t>
-      </w:r>
-      <w:r>
-        <w:rPr>
-          <w:b/>
-        </w:rPr>
-        <w:t>validation</w:t>
-      </w:r>
-      <w:r>
-        <w:rPr>
-          <w:b w:val="0"/>
-        </w:rPr>
-        <w:t>,20 test.</w:t>
-      </w:r>
-    </w:p>
-    <w:p>
-      <w:pPr>
-        <w:spacing w:line="336" w:lineRule="auto" w:after="180"/>
-      </w:pPr>
-      <w:r>
-        <w:rPr>
-          <w:b w:val="0"/>
-        </w:rPr>
-        <w:t>Explain roles and pre</w:t>
-      </w:r>
-      <w:r>
-        <w:rPr>
-          <w:b/>
-        </w:rPr>
-        <w:t>process</w:t>
-      </w:r>
-      <w:r>
-        <w:rPr>
-          <w:b w:val="0"/>
-        </w:rPr>
-        <w:t>ing.</w:t>
-      </w:r>
-    </w:p>
-    <w:p>
-      <w:pPr>
-        <w:spacing w:line="336" w:lineRule="auto" w:after="180"/>
-      </w:pPr>
-      <w:r>
-        <w:rPr>
-          <w:b w:val="0"/>
-        </w:rPr>
-        <w:t xml:space="preserve">Show your trace, calculation or </w:t>
-      </w:r>
-      <w:r>
-        <w:rPr>
-          <w:b/>
-        </w:rPr>
-        <w:t>evidence</w:t>
-      </w:r>
-    </w:p>
-    <w:p>
-      <w:pPr>
-        <w:pStyle w:val="Heading3"/>
-      </w:pPr>
-      <w:r>
-        <w:t>Write or draw your reasoning and evidence.</w:t>
-      </w:r>
-    </w:p>
-    <w:p>
-      <w:r>
-        <w:t>________________________________________________________________</w:t>
-      </w:r>
-    </w:p>
-    <w:p>
-      <w:r>
-        <w:t>________________________________________________________________</w:t>
-      </w:r>
-    </w:p>
-    <w:p>
-      <w:r>
-        <w:t>________________________________________________________________</w:t>
-      </w:r>
-    </w:p>
-    <w:p>
-      <w:r>
-        <w:t>________________________________________________________________</w:t>
-      </w:r>
-    </w:p>
-    <w:p>
-      <w:r>
-        <w:t>________________________________________________________________</w:t>
-      </w:r>
-    </w:p>
-    <w:p>
-      <w:pPr>
-        <w:pStyle w:val="Heading1"/>
-      </w:pPr>
-      <w:r>
-        <w:t>07. Check a changed case</w:t>
-      </w:r>
-    </w:p>
-    <w:p>
-      <w:r>
-        <w:t>Apply the procedure to the changed case and record why the conclusion follows.</w:t>
-      </w:r>
-    </w:p>
-    <w:p>
-      <w:pPr>
-        <w:spacing w:line="336" w:lineRule="auto" w:after="180"/>
-        <w:shd w:fill="F5F1FB"/>
-      </w:pPr>
-      <w:r>
-        <w:rPr>
-          <w:b w:val="0"/>
-        </w:rPr>
-        <w:t xml:space="preserve">Assign roles: set A fits model parameters; B selects between two models; C is opened once after choices are fixed. Which is train, </w:t>
-      </w:r>
-      <w:r>
-        <w:rPr>
-          <w:b/>
-        </w:rPr>
-        <w:t>validation</w:t>
-      </w:r>
-      <w:r>
-        <w:rPr>
-          <w:b w:val="0"/>
-        </w:rPr>
-        <w:t xml:space="preserve"> and test?</w:t>
-      </w:r>
-    </w:p>
-    <w:p>
-      <w:pPr>
-        <w:spacing w:line="336" w:lineRule="auto" w:after="180"/>
-      </w:pPr>
-      <w:r>
-        <w:rPr>
-          <w:b w:val="0"/>
-        </w:rPr>
-        <w:t>My independent answer and reason</w:t>
-      </w:r>
-    </w:p>
-    <w:p>
-      <w:pPr>
-        <w:pStyle w:val="Heading3"/>
-      </w:pPr>
-      <w:r>
-        <w:t>Write or draw your reasoning and evidence.</w:t>
-      </w:r>
-    </w:p>
-    <w:p>
-      <w:r>
-        <w:t>________________________________________________________________</w:t>
-      </w:r>
-    </w:p>
-    <w:p>
-      <w:r>
-        <w:t>________________________________________________________________</w:t>
-      </w:r>
-    </w:p>
-    <w:p>
-      <w:r>
-        <w:t>________________________________________________________________</w:t>
-      </w:r>
-    </w:p>
-    <w:p>
-      <w:r>
-        <w:t>________________________________________________________________</w:t>
-      </w:r>
-    </w:p>
-    <w:p>
-      <w:r>
-        <w:t>________________________________________________________________</w:t>
-      </w:r>
-    </w:p>
-    <w:p>
-      <w:pPr>
-        <w:pStyle w:val="Heading3"/>
-      </w:pPr>
-      <w:r>
-        <w:t>Week 24 Test and reflect</w:t>
-      </w:r>
-    </w:p>
-    <w:p>
-      <w:pPr>
-        <w:pStyle w:val="Heading1"/>
-      </w:pPr>
-      <w:r>
-        <w:t>08. Design a revealing test</w:t>
-      </w:r>
-    </w:p>
-    <w:p>
-      <w:r>
-        <w:t>Specify a changed input, expected result and observation separately.</w:t>
-      </w:r>
-    </w:p>
-    <w:p>
-      <w:pPr>
-        <w:spacing w:line="336" w:lineRule="auto" w:after="180"/>
-      </w:pPr>
-      <w:r>
-        <w:rPr>
-          <w:b w:val="0"/>
-        </w:rPr>
-        <w:t xml:space="preserve">Create a changed </w:t>
-      </w:r>
-      <w:r>
-        <w:rPr>
-          <w:b/>
-        </w:rPr>
-        <w:t>input</w:t>
-      </w:r>
-      <w:r>
-        <w:rPr>
-          <w:b w:val="0"/>
-        </w:rPr>
-        <w:t>, boundary case or missing-information case. Write the expected answer or safe response before testing.</w:t>
-      </w:r>
-    </w:p>
-    <w:tbl>
-      <w:tblPr>
-        <w:tblStyle w:val="LightShading-Accent1"/>
-        <w:tblW w:type="auto" w:w="0"/>
-        <w:tblLook w:firstColumn="1" w:firstRow="1" w:lastColumn="0" w:lastRow="0" w:noHBand="0" w:noVBand="1" w:val="04A0"/>
-      </w:tblPr>
-      <w:tblGrid>
-        <w:gridCol w:w="5112"/>
-        <w:gridCol w:w="5112"/>
-      </w:tblGrid>
-      <w:tr>
-        <w:trPr>
-          <w:tblHeader/>
-        </w:trPr>
-        <w:tc>
-          <w:tcPr>
-            <w:tcW w:type="dxa" w:w="5112"/>
-          </w:tcPr>
-          <w:p>
-            <w:r>
-              <w:t>Test record</w:t>
-            </w:r>
-          </w:p>
-        </w:tc>
-        <w:tc>
-          <w:tcPr>
-            <w:tcW w:type="dxa" w:w="5112"/>
-          </w:tcPr>
-          <w:p>
-            <w:r>
-              <w:t>My evidence</w:t>
-            </w:r>
-          </w:p>
-        </w:tc>
-      </w:tr>
-      <w:tr>
-        <w:tc>
-          <w:tcPr>
-            <w:tcW w:type="dxa" w:w="5112"/>
-          </w:tcPr>
-          <w:p>
-            <w:r>
-              <w:t>Changed input or condition</w:t>
-            </w:r>
-          </w:p>
-        </w:tc>
-        <w:tc>
-          <w:tcPr>
-            <w:tcW w:type="dxa" w:w="5112"/>
-          </w:tcPr>
-          <w:p>
-            <w:r/>
-          </w:p>
-        </w:tc>
-      </w:tr>
-      <w:tr>
-        <w:tc>
-          <w:tcPr>
-            <w:tcW w:type="dxa" w:w="5112"/>
-          </w:tcPr>
-          <w:p>
-            <w:r>
-              <w:t>Expected answer or fallback</w:t>
-            </w:r>
-          </w:p>
-        </w:tc>
-        <w:tc>
-          <w:tcPr>
-            <w:tcW w:type="dxa" w:w="5112"/>
-          </w:tcPr>
-          <w:p>
-            <w:r/>
-          </w:p>
-        </w:tc>
-      </w:tr>
-      <w:tr>
-        <w:tc>
-          <w:tcPr>
-            <w:tcW w:type="dxa" w:w="5112"/>
-          </w:tcPr>
-          <w:p>
-            <w:r>
-              <w:t>Observed result</w:t>
-            </w:r>
-          </w:p>
-        </w:tc>
-        <w:tc>
-          <w:tcPr>
-            <w:tcW w:type="dxa" w:w="5112"/>
-          </w:tcPr>
-          <w:p>
-            <w:r/>
-          </w:p>
-        </w:tc>
-      </w:tr>
-      <w:tr>
-        <w:tc>
-          <w:tcPr>
-            <w:tcW w:type="dxa" w:w="5112"/>
-          </w:tcPr>
-          <w:p>
-            <w:r>
-              <w:t>Why the result occurred</w:t>
-            </w:r>
-          </w:p>
-        </w:tc>
-        <w:tc>
-          <w:tcPr>
-            <w:tcW w:type="dxa" w:w="5112"/>
-          </w:tcPr>
-          <w:p>
-            <w:r/>
-          </w:p>
-        </w:tc>
-      </w:tr>
-    </w:tbl>
-    <w:p>
-      <w:pPr>
-        <w:pStyle w:val="Heading1"/>
-      </w:pPr>
-      <w:r>
-        <w:t>09. Project checkpoint</w:t>
-      </w:r>
-    </w:p>
-    <w:p>
-      <w:r>
-        <w:t>Justify what Train, Validation, Test adds to Responsible Plant Classifier and keep the evidence.</w:t>
-      </w:r>
-    </w:p>
-    <w:p>
-      <w:pPr>
-        <w:spacing w:line="336" w:lineRule="auto" w:after="180"/>
-      </w:pPr>
-      <w:r>
-        <w:rPr>
-          <w:b w:val="0"/>
-        </w:rPr>
-        <w:t xml:space="preserve">Publish the grouped </w:t>
-      </w:r>
-      <w:r>
-        <w:rPr>
-          <w:b/>
-        </w:rPr>
-        <w:t>split strategy</w:t>
-      </w:r>
-      <w:r>
-        <w:rPr>
-          <w:b w:val="0"/>
-        </w:rPr>
-        <w:t xml:space="preserve"> and counts for the Plant Classifier, including why plant identity stays within one split.</w:t>
-      </w:r>
-    </w:p>
-    <w:p>
-      <w:pPr>
-        <w:spacing w:line="336" w:lineRule="auto" w:after="180"/>
-      </w:pPr>
-      <w:r>
-        <w:rPr>
-          <w:b w:val="0"/>
-        </w:rPr>
-        <w:t xml:space="preserve">The project change and </w:t>
-      </w:r>
-      <w:r>
-        <w:rPr>
-          <w:b/>
-        </w:rPr>
-        <w:t>evidence</w:t>
-      </w:r>
-      <w:r>
-        <w:rPr>
-          <w:b w:val="0"/>
-        </w:rPr>
-        <w:t xml:space="preserve"> I will keep</w:t>
-      </w:r>
-    </w:p>
-    <w:p>
-      <w:pPr>
-        <w:pStyle w:val="Heading3"/>
-      </w:pPr>
-      <w:r>
-        <w:t>Write or draw your reasoning and evidence.</w:t>
-      </w:r>
-    </w:p>
-    <w:p>
-      <w:r>
-        <w:t>________________________________________________________________</w:t>
-      </w:r>
-    </w:p>
-    <w:p>
-      <w:r>
-        <w:t>________________________________________________________________</w:t>
-      </w:r>
-    </w:p>
-    <w:p>
-      <w:r>
-        <w:t>________________________________________________________________</w:t>
-      </w:r>
-    </w:p>
-    <w:p>
-      <w:r>
-        <w:t>________________________________________________________________</w:t>
-      </w:r>
-    </w:p>
-    <w:p>
-      <w:r>
-        <w:t>________________________________________________________________</w:t>
-      </w:r>
-    </w:p>
-    <w:p>
-      <w:pPr>
-        <w:pStyle w:val="Heading1"/>
-      </w:pPr>
-      <w:r>
-        <w:t>10. Self check</w:t>
-      </w:r>
-    </w:p>
-    <w:p>
-      <w:r>
-        <w:t>Judge explanation, evidence, transfer and limits separately; attach the work behind your judgement.</w:t>
-      </w:r>
-    </w:p>
-    <w:p>
-      <w:pPr>
-        <w:pStyle w:val="ListBullet"/>
-      </w:pPr>
-      <w:r>
-        <w:t>I can explain the mechanism.</w:t>
-      </w:r>
-    </w:p>
-    <w:p>
-      <w:pPr>
-        <w:pStyle w:val="ListBullet"/>
-      </w:pPr>
-      <w:r>
-        <w:t>I can show evidence.</w:t>
-      </w:r>
-    </w:p>
-    <w:p>
-      <w:pPr>
-        <w:pStyle w:val="ListBullet"/>
-      </w:pPr>
-      <w:r>
-        <w:t>I can handle a changed case.</w:t>
-      </w:r>
-    </w:p>
-    <w:p>
-      <w:pPr>
-        <w:pStyle w:val="ListBullet"/>
-      </w:pPr>
-      <w:r>
-        <w:t>I can name a limit.</w:t>
-      </w:r>
-    </w:p>
-    <w:p>
-      <w:r>
-        <w:t>Mark each as not yet, with help or independently, and attach supporting work.</w:t>
-      </w:r>
-    </w:p>
-    <w:p>
-      <w:pPr>
-        <w:spacing w:line="336" w:lineRule="auto" w:after="180"/>
-      </w:pPr>
-      <w:r>
-        <w:rPr>
-          <w:b w:val="0"/>
-        </w:rPr>
-        <w:t>Teacher review ____________________  Next step ____________________</w:t>
-      </w:r>
-    </w:p>
-    <w:p>
-      <w:pPr>
-        <w:pStyle w:val="Heading1"/>
-      </w:pPr>
-      <w:r>
-        <w:t>11. Transfer practice from the original programme</w:t>
-      </w:r>
-    </w:p>
-    <w:p>
-      <w:r>
-        <w:t>Use this earlier case as transfer practice. A case already discussed with feedback is not fresh assessment evidence.</w:t>
-      </w:r>
-    </w:p>
-    <w:p>
-      <w:pPr>
-        <w:spacing w:line="336" w:lineRule="auto" w:after="180"/>
-        <w:shd w:fill="F5F1FB"/>
-      </w:pPr>
-      <w:r>
-        <w:rPr>
-          <w:b w:val="0"/>
-        </w:rPr>
-        <w:t xml:space="preserve">You have 30 leaves with 3 views each. Allocate 18 leaves to train,6 to </w:t>
-      </w:r>
-      <w:r>
-        <w:rPr>
-          <w:b/>
-        </w:rPr>
-        <w:t>validation</w:t>
-      </w:r>
-      <w:r>
-        <w:rPr>
-          <w:b w:val="0"/>
-        </w:rPr>
-        <w:t>,6 to test. How many images are in each? Where is a learned normalisation mean fitted?</w:t>
-      </w:r>
-    </w:p>
-    <w:p>
-      <w:pPr>
-        <w:pStyle w:val="Heading3"/>
-      </w:pPr>
-      <w:r>
-        <w:t>My independently reasoned answer</w:t>
-      </w:r>
-    </w:p>
-    <w:p>
-      <w:r>
-        <w:t>________________________________________________________________</w:t>
-      </w:r>
-    </w:p>
-    <w:p>
-      <w:r>
-        <w:t>________________________________________________________________</w:t>
-      </w:r>
-    </w:p>
-    <w:p>
-      <w:r>
-        <w:t>________________________________________________________________</w:t>
-      </w:r>
-    </w:p>
-    <w:p>
-      <w:r>
-        <w:t>________________________________________________________________</w:t>
-      </w:r>
-    </w:p>
-    <w:p>
-      <w:r>
-        <w:t>________________________________________________________________</w:t>
-      </w:r>
-    </w:p>
-    <w:p>
-      <w:r>
-        <w:t>________________________________________________________________</w:t>
-      </w:r>
-    </w:p>
-    <w:p>
-      <w:r>
-        <w:t>________________________________________________________________</w:t>
-      </w:r>
-    </w:p>
-    <w:p>
-      <w:pPr>
-        <w:spacing w:line="336" w:lineRule="auto" w:after="180"/>
-      </w:pPr>
-      <w:r>
-        <w:rPr>
-          <w:b w:val="0"/>
-        </w:rPr>
-        <w:t>Record support used: none, hint or teacher explanation.</w:t>
-      </w:r>
-    </w:p>
-    <w:p>
-      <w:pPr>
-        <w:pStyle w:val="Heading1"/>
-      </w:pPr>
-      <w:r>
-        <w:t>12. W1 Choose a candidate</w:t>
-      </w:r>
-    </w:p>
-    <w:p>
-      <w:r>
-        <w:t>Choose a candidate. Apply the supplied Train, Validation, Test facts and keep your reasoning.</w:t>
-      </w:r>
-    </w:p>
-    <w:p>
-      <w:pPr>
-        <w:pStyle w:val="Heading3"/>
-      </w:pPr>
-      <w:r>
-        <w:t>Where to find the supplied example</w:t>
-      </w:r>
-    </w:p>
-    <w:p>
-      <w:pPr>
-        <w:spacing w:line="336" w:lineRule="auto" w:after="180"/>
-        <w:shd w:fill="F1F6F8"/>
-      </w:pPr>
-      <w:r>
-        <w:rPr>
-          <w:b w:val="0"/>
-        </w:rPr>
-        <w:t>Reference for this exercise: open this week’s student lesson, “Train, Validation, Test”, at “See how it works” and “Follow a worked example”. Use the original worked values or code named in the question; the later pictorial case is a separate example. Keep this reference beside your workbook while practising.</w:t>
-      </w:r>
-    </w:p>
-    <w:p>
-      <w:pPr>
-        <w:spacing w:line="336" w:lineRule="auto" w:after="180"/>
-      </w:pPr>
-      <w:r>
-        <w:rPr>
-          <w:b w:val="0"/>
-        </w:rPr>
-        <w:t xml:space="preserve">Apply the worked </w:t>
-      </w:r>
-      <w:r>
-        <w:rPr>
-          <w:b/>
-        </w:rPr>
-        <w:t>selection rule</w:t>
-      </w:r>
-      <w:r>
-        <w:rPr>
-          <w:b w:val="0"/>
-        </w:rPr>
-        <w:t>. Explain why B is not chosen.</w:t>
-      </w:r>
-    </w:p>
-    <w:p>
-      <w:pPr>
-        <w:pStyle w:val="Heading3"/>
-      </w:pPr>
-      <w:r>
-        <w:t>My reasoning and evidence</w:t>
-      </w:r>
-    </w:p>
-    <w:p>
-      <w:r>
-        <w:t>________________________________________________________________</w:t>
-      </w:r>
-    </w:p>
-    <w:p>
-      <w:r>
-        <w:t>________________________________________________________________</w:t>
-      </w:r>
-    </w:p>
-    <w:p>
-      <w:r>
-        <w:t>________________________________________________________________</w:t>
-      </w:r>
-    </w:p>
-    <w:p>
-      <w:r>
-        <w:t>________________________________________________________________</w:t>
-      </w:r>
-    </w:p>
-    <w:p>
-      <w:r>
-        <w:t>________________________________________________________________</w:t>
-      </w:r>
-    </w:p>
-    <w:p>
-      <w:r>
-        <w:t>________________________________________________________________</w:t>
-      </w:r>
-    </w:p>
-    <w:p>
-      <w:pPr>
-        <w:pStyle w:val="Heading1"/>
-      </w:pPr>
-      <w:r>
-        <w:t>13. W2 Assign data roles</w:t>
-      </w:r>
-    </w:p>
-    <w:p>
-      <w:r>
-        <w:t>Assign data roles. Apply the supplied Train, Validation, Test facts and keep your reasoning.</w:t>
-      </w:r>
-    </w:p>
-    <w:p>
-      <w:pPr>
-        <w:spacing w:line="336" w:lineRule="auto" w:after="180"/>
-        <w:shd w:fill="F5F1FB"/>
-      </w:pPr>
-      <w:r>
-        <w:rPr>
-          <w:b w:val="0"/>
-        </w:rPr>
-        <w:t xml:space="preserve">Where should parameter </w:t>
-      </w:r>
-      <w:r>
-        <w:rPr>
-          <w:b/>
-        </w:rPr>
-        <w:t>fitting</w:t>
-      </w:r>
-      <w:r>
-        <w:rPr>
-          <w:b w:val="0"/>
-        </w:rPr>
-        <w:t>, setting selection and final reporting occur?</w:t>
-      </w:r>
-    </w:p>
-    <w:p>
-      <w:pPr>
-        <w:pStyle w:val="Heading3"/>
-      </w:pPr>
-      <w:r>
-        <w:t>My reasoning and evidence</w:t>
-      </w:r>
-    </w:p>
-    <w:p>
-      <w:r>
-        <w:t>________________________________________________________________</w:t>
-      </w:r>
-    </w:p>
-    <w:p>
-      <w:r>
-        <w:t>________________________________________________________________</w:t>
-      </w:r>
-    </w:p>
-    <w:p>
-      <w:r>
-        <w:t>________________________________________________________________</w:t>
-      </w:r>
-    </w:p>
-    <w:p>
-      <w:r>
-        <w:t>________________________________________________________________</w:t>
-      </w:r>
-    </w:p>
-    <w:p>
-      <w:r>
-        <w:t>________________________________________________________________</w:t>
-      </w:r>
-    </w:p>
-    <w:p>
-      <w:r>
-        <w:t>________________________________________________________________</w:t>
-      </w:r>
-    </w:p>
-    <w:p>
-      <w:pPr>
-        <w:pStyle w:val="Heading1"/>
-      </w:pPr>
-      <w:r>
-        <w:t>14. W3 Record another attempt</w:t>
-      </w:r>
-    </w:p>
-    <w:p>
-      <w:r>
-        <w:t>Record another attempt. Apply the supplied Train, Validation, Test facts and keep your reasoning.</w:t>
-      </w:r>
-    </w:p>
-    <w:p>
-      <w:pPr>
-        <w:spacing w:line="336" w:lineRule="auto" w:after="180"/>
-        <w:shd w:fill="F5F1FB"/>
-      </w:pPr>
-      <w:r>
-        <w:rPr>
-          <w:b w:val="0"/>
-        </w:rPr>
-        <w:t xml:space="preserve">A team creates D after reading </w:t>
-      </w:r>
-      <w:r>
-        <w:rPr>
-          <w:b/>
-        </w:rPr>
-        <w:t>validation</w:t>
-      </w:r>
-      <w:r>
-        <w:rPr>
-          <w:b w:val="0"/>
-        </w:rPr>
-        <w:t xml:space="preserve"> mistakes. What changes in the record?</w:t>
-      </w:r>
-    </w:p>
-    <w:p>
-      <w:pPr>
-        <w:pStyle w:val="Heading3"/>
-      </w:pPr>
-      <w:r>
-        <w:t>My reasoning and evidence</w:t>
-      </w:r>
-    </w:p>
-    <w:p>
-      <w:r>
-        <w:t>________________________________________________________________</w:t>
-      </w:r>
-    </w:p>
-    <w:p>
-      <w:r>
-        <w:t>________________________________________________________________</w:t>
-      </w:r>
-    </w:p>
-    <w:p>
-      <w:r>
-        <w:t>________________________________________________________________</w:t>
-      </w:r>
-    </w:p>
-    <w:p>
-      <w:r>
-        <w:t>________________________________________________________________</w:t>
-      </w:r>
-    </w:p>
-    <w:p>
-      <w:r>
-        <w:t>________________________________________________________________</w:t>
-      </w:r>
-    </w:p>
-    <w:p>
-      <w:r>
-        <w:t>________________________________________________________________</w:t>
-      </w:r>
-    </w:p>
-    <w:p>
-      <w:pPr>
-        <w:pStyle w:val="Heading1"/>
-      </w:pPr>
-      <w:r>
-        <w:t>15. W4 Apply independently</w:t>
-      </w:r>
-    </w:p>
-    <w:p>
-      <w:r>
-        <w:t>Attempt before feedback. If this repeats the selected independent case, reuse that first attempt; otherwise keep a separate record. Apply independently. Apply the supplied Train, Validation, Test facts and keep your reasoning.</w:t>
-      </w:r>
-    </w:p>
-    <w:p>
-      <w:pPr>
-        <w:spacing w:line="336" w:lineRule="auto" w:after="180"/>
-      </w:pPr>
-      <w:r>
-        <w:rPr>
-          <w:b/>
-        </w:rPr>
-        <w:t>Training</w:t>
-      </w:r>
-      <w:r>
-        <w:rPr>
-          <w:b w:val="0"/>
-        </w:rPr>
-        <w:t xml:space="preserve"> errors P 2 Q 0 R 1; </w:t>
-      </w:r>
-      <w:r>
-        <w:rPr>
-          <w:b/>
-        </w:rPr>
-        <w:t>validation</w:t>
-      </w:r>
-      <w:r>
-        <w:rPr>
-          <w:b w:val="0"/>
-        </w:rPr>
-        <w:t xml:space="preserve"> errors P 4 Q 6 R 4. Rule: smallest </w:t>
-      </w:r>
-      <w:r>
-        <w:rPr>
-          <w:b/>
-        </w:rPr>
-        <w:t>validation</w:t>
-      </w:r>
-      <w:r>
-        <w:rPr>
-          <w:b w:val="0"/>
-        </w:rPr>
-        <w:t xml:space="preserve"> MAE, then simpler; P is simpler than R. Choose and state the test action.</w:t>
-      </w:r>
-    </w:p>
-    <w:p>
-      <w:pPr>
-        <w:pStyle w:val="Heading3"/>
-      </w:pPr>
-      <w:r>
-        <w:t>My reasoning and evidence</w:t>
-      </w:r>
-    </w:p>
-    <w:p>
-      <w:r>
-        <w:t>________________________________________________________________</w:t>
-      </w:r>
-    </w:p>
-    <w:p>
-      <w:r>
-        <w:t>________________________________________________________________</w:t>
-      </w:r>
-    </w:p>
-    <w:p>
-      <w:r>
-        <w:t>________________________________________________________________</w:t>
-      </w:r>
-    </w:p>
-    <w:p>
-      <w:r>
-        <w:t>________________________________________________________________</w:t>
-      </w:r>
-    </w:p>
-    <w:p>
-      <w:r>
-        <w:t>________________________________________________________________</w:t>
-      </w:r>
-    </w:p>
-    <w:p>
-      <w:r>
-        <w:t>________________________________________________________________</w:t>
-      </w:r>
-    </w:p>
-    <w:p>
-      <w:r>
-        <w:t>________________________________________________________________</w:t>
-      </w:r>
-    </w:p>
-    <w:p>
-      <w:r>
-        <w:t>________________________________________________________________</w:t>
-      </w:r>
-    </w:p>
-    <w:p>
-      <w:pPr>
-        <w:pStyle w:val="Heading1"/>
-      </w:pPr>
-      <w:r>
-        <w:t>16. W5 Limit a claim</w:t>
-      </w:r>
-    </w:p>
-    <w:p>
-      <w:r>
-        <w:t>Limit a claim. Apply the supplied Train, Validation, Test facts and keep your reasoning.</w:t>
-      </w:r>
-    </w:p>
-    <w:p>
-      <w:pPr>
-        <w:spacing w:line="336" w:lineRule="auto" w:after="180"/>
-        <w:shd w:fill="F5F1FB"/>
-      </w:pPr>
-      <w:r>
-        <w:rPr>
-          <w:b w:val="0"/>
-        </w:rPr>
-        <w:t xml:space="preserve">Why is the winning </w:t>
-      </w:r>
-      <w:r>
-        <w:rPr>
-          <w:b/>
-        </w:rPr>
-        <w:t>validation</w:t>
-      </w:r>
-      <w:r>
-        <w:rPr>
-          <w:b w:val="0"/>
-        </w:rPr>
-        <w:t xml:space="preserve"> score not a guaranteed future score?</w:t>
-      </w:r>
-    </w:p>
-    <w:p>
-      <w:pPr>
-        <w:pStyle w:val="Heading3"/>
-      </w:pPr>
-      <w:r>
-        <w:t>My reasoning and evidence</w:t>
-      </w:r>
-    </w:p>
-    <w:p>
-      <w:r>
-        <w:t>________________________________________________________________</w:t>
-      </w:r>
-    </w:p>
-    <w:p>
-      <w:r>
-        <w:t>________________________________________________________________</w:t>
-      </w:r>
-    </w:p>
-    <w:p>
-      <w:r>
-        <w:t>________________________________________________________________</w:t>
-      </w:r>
-    </w:p>
-    <w:p>
-      <w:r>
-        <w:t>________________________________________________________________</w:t>
-      </w:r>
-    </w:p>
-    <w:p>
-      <w:r>
-        <w:t>________________________________________________________________</w:t>
-      </w:r>
-    </w:p>
-    <w:p>
-      <w:r>
-        <w:t>________________________________________________________________</w:t>
-      </w:r>
-    </w:p>
-    <w:p>
-      <w:pPr>
-        <w:pStyle w:val="Heading1"/>
-      </w:pPr>
-      <w:r>
-        <w:t>17. Feedback, return check and learning record</w:t>
-      </w:r>
-    </w:p>
-    <w:p>
-      <w:r>
-        <w:t>Record the first repaired step and a different case to revisit after a delay.</w:t>
+        <w:t>17. Feedback · Repair and return</w:t>
+      </w:r>
+    </w:p>
+    <w:p>
+      <w:r>
+        <w:t>Keep this task’s complete inputs, stated rule and support record together.</w:t>
+      </w:r>
+    </w:p>
+    <w:p>
+      <w:pPr>
+        <w:pStyle w:val="Heading2"/>
+      </w:pPr>
+      <w:r>
+        <w:t>Task and evidence record</w:t>
       </w:r>
     </w:p>
     <w:tbl>
@@ -1715,12 +817,9 @@
     </w:tbl>
     <w:p>
       <w:pPr>
-        <w:spacing w:line="336" w:lineRule="auto" w:after="180"/>
-      </w:pPr>
-      <w:r>
-        <w:rPr>
-          <w:b w:val="0"/>
-        </w:rPr>
+        <w:pStyle w:val="ListBullet"/>
+      </w:pPr>
+      <w:r>
         <w:t>Revisit this idea with your teacher after a delay. Familiarity is different from explaining and using it on a changed case.</w:t>
       </w:r>
     </w:p>
@@ -1729,141 +828,777 @@
         <w:pStyle w:val="Heading1"/>
       </w:pPr>
       <w:r>
-        <w:t>18. Pictorial case practice: Train, Validation, Test</w:t>
-      </w:r>
-    </w:p>
-    <w:p>
-      <w:r>
-        <w:t>Assign a separate job to training, validation and final test evidence. Explain the labelled step before checking the changed condition.</w:t>
-      </w:r>
-    </w:p>
-    <w:p>
-      <w:pPr>
-        <w:spacing w:line="336" w:lineRule="auto" w:after="180"/>
-      </w:pPr>
-      <w:r>
-        <w:rPr>
-          <w:b w:val="0"/>
-        </w:rPr>
-        <w:t xml:space="preserve">Assign a separate job to </w:t>
-      </w:r>
-      <w:r>
-        <w:rPr>
-          <w:b/>
-        </w:rPr>
-        <w:t>training</w:t>
-      </w:r>
-      <w:r>
-        <w:rPr>
-          <w:b w:val="0"/>
-        </w:rPr>
-        <w:t xml:space="preserve">, </w:t>
-      </w:r>
-      <w:r>
-        <w:rPr>
-          <w:b/>
-        </w:rPr>
-        <w:t>validation</w:t>
-      </w:r>
-      <w:r>
-        <w:rPr>
-          <w:b w:val="0"/>
-        </w:rPr>
-        <w:t xml:space="preserve"> and final test </w:t>
-      </w:r>
-      <w:r>
-        <w:rPr>
-          <w:b/>
-        </w:rPr>
-        <w:t>evidence</w:t>
-      </w:r>
-      <w:r>
-        <w:rPr>
-          <w:b w:val="0"/>
-        </w:rPr>
-        <w:t>.</w:t>
-      </w:r>
-    </w:p>
-    <w:p>
-      <w:pPr>
-        <w:spacing w:line="336" w:lineRule="auto" w:after="180"/>
-      </w:pPr>
-      <w:r>
-        <w:rPr>
-          <w:b w:val="0"/>
-        </w:rPr>
-        <w:t xml:space="preserve">Candidates A and B have </w:t>
-      </w:r>
-      <w:r>
-        <w:rPr>
-          <w:b/>
-        </w:rPr>
-        <w:t>training</w:t>
-      </w:r>
-      <w:r>
-        <w:rPr>
-          <w:b w:val="0"/>
-        </w:rPr>
-        <w:t xml:space="preserve"> MAE1 and 0 cm; </w:t>
-      </w:r>
-      <w:r>
-        <w:rPr>
-          <w:b/>
-        </w:rPr>
-        <w:t>validation</w:t>
-      </w:r>
-      <w:r>
-        <w:rPr>
-          <w:b w:val="0"/>
-        </w:rPr>
-        <w:t xml:space="preserve"> MAE2 and 3 cm. </w:t>
-      </w:r>
-      <w:r>
-        <w:rPr>
-          <w:b/>
-        </w:rPr>
-        <w:t>Selection rule</w:t>
-      </w:r>
-      <w:r>
-        <w:rPr>
-          <w:b w:val="0"/>
-        </w:rPr>
-        <w:t xml:space="preserve"> is smallest </w:t>
-      </w:r>
-      <w:r>
-        <w:rPr>
-          <w:b/>
-        </w:rPr>
-        <w:t>validation</w:t>
-      </w:r>
-      <w:r>
-        <w:rPr>
-          <w:b w:val="0"/>
-        </w:rPr>
-        <w:t xml:space="preserve"> MAE.</w:t>
-      </w:r>
-    </w:p>
-    <w:p>
-      <w:pPr>
-        <w:spacing w:line="336" w:lineRule="auto" w:after="180"/>
-      </w:pPr>
-      <w:r>
-        <w:rPr>
-          <w:b w:val="0"/>
-        </w:rPr>
-        <w:t xml:space="preserve">All </w:t>
-      </w:r>
-      <w:r>
-        <w:rPr>
-          <w:b/>
-        </w:rPr>
-        <w:t>input</w:t>
-      </w:r>
-      <w:r>
-        <w:rPr>
-          <w:b w:val="0"/>
-        </w:rPr>
-        <w:t>s and outcomes in this worked example are invented classroom data; no real model run is claimed.</w:t>
+        <w:t>10. Finish · Judge your evidence</w:t>
+      </w:r>
+    </w:p>
+    <w:p>
+      <w:r>
+        <w:t>Keep this task’s complete inputs, stated rule and support record together.</w:t>
+      </w:r>
+    </w:p>
+    <w:p>
+      <w:pPr>
+        <w:pStyle w:val="Heading2"/>
+      </w:pPr>
+      <w:r>
+        <w:t>Task and evidence record</w:t>
+      </w:r>
+    </w:p>
+    <w:p>
+      <w:pPr>
+        <w:pStyle w:val="ListBullet"/>
+      </w:pPr>
+      <w:r>
+        <w:t>I can explain the mechanism. I can show evidence. I can handle a changed case. I can name a limit. Mark each as not yet, with help or independently, and attach supporting work.</w:t>
+      </w:r>
+    </w:p>
+    <w:p>
+      <w:pPr>
+        <w:pStyle w:val="ListBullet"/>
+      </w:pPr>
+      <w:r>
+        <w:t>Teacher review ____________________  Next step ____________________</w:t>
+      </w:r>
+    </w:p>
+    <w:p>
+      <w:pPr>
+        <w:pStyle w:val="Heading1"/>
+      </w:pPr>
+      <w:r>
+        <w:t>Reference bank and extra practice</w:t>
+      </w:r>
+    </w:p>
+    <w:p>
+      <w:pPr>
+        <w:pStyle w:val="Heading1"/>
+      </w:pPr>
+      <w:r>
+        <w:t>02. Reference · Supported W2 record</w:t>
+      </w:r>
+    </w:p>
+    <w:p>
+      <w:r>
+        <w:t>Keep this task’s complete inputs, stated rule and support record together.</w:t>
+      </w:r>
+    </w:p>
+    <w:p>
+      <w:pPr>
+        <w:pStyle w:val="Heading2"/>
+      </w:pPr>
+      <w:r>
+        <w:t>Task and evidence record</w:t>
+      </w:r>
+    </w:p>
+    <w:p>
+      <w:pPr>
+        <w:pStyle w:val="ListBullet"/>
+      </w:pPr>
+      <w:r>
+        <w:t>Use W2: Assign data roles for Validation and model selection. Record the answer once; the lesson and workbook refer to the same attempt.</w:t>
+      </w:r>
+    </w:p>
+    <w:tbl>
+      <w:tblPr>
+        <w:tblStyle w:val="LightShading-Accent1"/>
+        <w:tblW w:type="auto" w:w="0"/>
+        <w:tblLook w:firstColumn="1" w:firstRow="1" w:lastColumn="0" w:lastRow="0" w:noHBand="0" w:noVBand="1" w:val="04A0"/>
+      </w:tblPr>
+      <w:tblGrid>
+        <w:gridCol w:w="2556"/>
+        <w:gridCol w:w="2556"/>
+        <w:gridCol w:w="2556"/>
+        <w:gridCol w:w="2556"/>
+      </w:tblGrid>
+      <w:tr>
+        <w:trPr>
+          <w:tblHeader/>
+        </w:trPr>
+        <w:tc>
+          <w:tcPr>
+            <w:tcW w:type="dxa" w:w="2556"/>
+          </w:tcPr>
+          <w:p>
+            <w:r>
+              <w:t>Given inputs</w:t>
+            </w:r>
+          </w:p>
+        </w:tc>
+        <w:tc>
+          <w:tcPr>
+            <w:tcW w:type="dxa" w:w="2556"/>
+          </w:tcPr>
+          <w:p>
+            <w:r>
+              <w:t>Procedure I chose</w:t>
+            </w:r>
+          </w:p>
+        </w:tc>
+        <w:tc>
+          <w:tcPr>
+            <w:tcW w:type="dxa" w:w="2556"/>
+          </w:tcPr>
+          <w:p>
+            <w:r>
+              <w:t>Middle steps</w:t>
+            </w:r>
+          </w:p>
+        </w:tc>
+        <w:tc>
+          <w:tcPr>
+            <w:tcW w:type="dxa" w:w="2556"/>
+          </w:tcPr>
+          <w:p>
+            <w:r>
+              <w:t>Result and check</w:t>
+            </w:r>
+          </w:p>
+        </w:tc>
+      </w:tr>
+      <w:tr>
+        <w:tc>
+          <w:tcPr>
+            <w:tcW w:type="dxa" w:w="2556"/>
+          </w:tcPr>
+          <w:p>
+            <w:r/>
+          </w:p>
+        </w:tc>
+        <w:tc>
+          <w:tcPr>
+            <w:tcW w:type="dxa" w:w="2556"/>
+          </w:tcPr>
+          <w:p>
+            <w:r/>
+          </w:p>
+        </w:tc>
+        <w:tc>
+          <w:tcPr>
+            <w:tcW w:type="dxa" w:w="2556"/>
+          </w:tcPr>
+          <w:p>
+            <w:r/>
+          </w:p>
+        </w:tc>
+        <w:tc>
+          <w:tcPr>
+            <w:tcW w:type="dxa" w:w="2556"/>
+          </w:tcPr>
+          <w:p>
+            <w:r/>
+          </w:p>
+        </w:tc>
+      </w:tr>
+    </w:tbl>
+    <w:p>
+      <w:pPr>
+        <w:pStyle w:val="Heading3"/>
+      </w:pPr>
+      <w:r>
+        <w:t>The step I completed without help, and the hint I needed</w:t>
+      </w:r>
+    </w:p>
+    <w:p>
+      <w:r>
+        <w:t>________________________________________________________________</w:t>
+      </w:r>
+    </w:p>
+    <w:p>
+      <w:r>
+        <w:t>________________________________________________________________</w:t>
+      </w:r>
+    </w:p>
+    <w:p>
+      <w:r>
+        <w:t>________________________________________________________________</w:t>
+      </w:r>
+    </w:p>
+    <w:p>
+      <w:pPr>
+        <w:pStyle w:val="Heading1"/>
+      </w:pPr>
+      <w:r>
+        <w:t>03. Extra practice · Individual reasoning check</w:t>
+      </w:r>
+    </w:p>
+    <w:p>
+      <w:r>
+        <w:t>Keep this task’s complete inputs, stated rule and support record together.</w:t>
+      </w:r>
+    </w:p>
+    <w:p>
+      <w:pPr>
+        <w:pStyle w:val="Heading2"/>
+      </w:pPr>
+      <w:r>
+        <w:t>Task and evidence record</w:t>
+      </w:r>
+    </w:p>
+    <w:p>
+      <w:pPr>
+        <w:pStyle w:val="ListBullet"/>
+      </w:pPr>
+      <w:r>
+        <w:t>Use the worked case for Validation and model selection. Proposed explanation: “A final answer is enough”. Decide whether this explanation is supported. Point to the step or supplied fact that decides; explain your repair if needed.</w:t>
+      </w:r>
+    </w:p>
+    <w:p>
+      <w:pPr>
+        <w:pStyle w:val="Heading3"/>
+      </w:pPr>
+      <w:r>
+        <w:t>My explanation before partner discussion</w:t>
+      </w:r>
+    </w:p>
+    <w:p>
+      <w:r>
+        <w:t>________________________________________________________________</w:t>
+      </w:r>
+    </w:p>
+    <w:p>
+      <w:r>
+        <w:t>________________________________________________________________</w:t>
+      </w:r>
+    </w:p>
+    <w:p>
+      <w:r>
+        <w:t>________________________________________________________________</w:t>
+      </w:r>
+    </w:p>
+    <w:p>
+      <w:r>
+        <w:t>________________________________________________________________</w:t>
+      </w:r>
+    </w:p>
+    <w:p>
+      <w:pPr>
+        <w:pStyle w:val="Heading1"/>
+      </w:pPr>
+      <w:r>
+        <w:t>05. Reference · Earlier learning target</w:t>
+      </w:r>
+    </w:p>
+    <w:p>
+      <w:r>
+        <w:t>Keep this task’s complete inputs, stated rule and support record together.</w:t>
+      </w:r>
+    </w:p>
+    <w:p>
+      <w:pPr>
+        <w:pStyle w:val="Heading2"/>
+      </w:pPr>
+      <w:r>
+        <w:t>Task and evidence record</w:t>
+      </w:r>
+    </w:p>
+    <w:p>
+      <w:pPr>
+        <w:pStyle w:val="ListBullet"/>
+      </w:pPr>
+      <w:r>
+        <w:t>You have 30 leaves with 3 views each. Allocate 18 leaves to train,6 to validation,6 to test. How many images are in each? Where is a learned normalisation mean fitted?</w:t>
+      </w:r>
+    </w:p>
+    <w:p>
+      <w:pPr>
+        <w:pStyle w:val="Heading1"/>
+      </w:pPr>
+      <w:r>
+        <w:t>06. Extra practice · Earlier complete case</w:t>
+      </w:r>
+    </w:p>
+    <w:p>
+      <w:r>
+        <w:t>Keep this task’s complete inputs, stated rule and support record together.</w:t>
+      </w:r>
+    </w:p>
+    <w:p>
+      <w:pPr>
+        <w:pStyle w:val="Heading2"/>
+      </w:pPr>
+      <w:r>
+        <w:t>Task and evidence record</w:t>
+      </w:r>
+    </w:p>
+    <w:p>
+      <w:pPr>
+        <w:pStyle w:val="ListBullet"/>
+      </w:pPr>
+      <w:r>
+        <w:t>Split 100 independent leaves into 60 train,20 validation,20 test.</w:t>
+      </w:r>
+    </w:p>
+    <w:p>
+      <w:pPr>
+        <w:pStyle w:val="ListBullet"/>
+      </w:pPr>
+      <w:r>
+        <w:t>Explain roles and preprocessing.</w:t>
+      </w:r>
+    </w:p>
+    <w:p>
+      <w:pPr>
+        <w:pStyle w:val="ListBullet"/>
+      </w:pPr>
+      <w:r>
+        <w:t>Show your trace, calculation or evidence</w:t>
+      </w:r>
+    </w:p>
+    <w:p>
+      <w:pPr>
+        <w:pStyle w:val="Heading3"/>
+      </w:pPr>
+      <w:r>
+        <w:t>Write or draw your reasoning and evidence.</w:t>
+      </w:r>
+    </w:p>
+    <w:p>
+      <w:r>
+        <w:t>________________________________________________________________</w:t>
+      </w:r>
+    </w:p>
+    <w:p>
+      <w:r>
+        <w:t>________________________________________________________________</w:t>
+      </w:r>
+    </w:p>
+    <w:p>
+      <w:r>
+        <w:t>________________________________________________________________</w:t>
+      </w:r>
+    </w:p>
+    <w:p>
+      <w:r>
+        <w:t>________________________________________________________________</w:t>
+      </w:r>
+    </w:p>
+    <w:p>
+      <w:r>
+        <w:t>________________________________________________________________</w:t>
+      </w:r>
+    </w:p>
+    <w:p>
+      <w:pPr>
+        <w:pStyle w:val="Heading1"/>
+      </w:pPr>
+      <w:r>
+        <w:t>07. Extra practice · Changed case</w:t>
+      </w:r>
+    </w:p>
+    <w:p>
+      <w:r>
+        <w:t>Keep this task’s complete inputs, stated rule and support record together.</w:t>
+      </w:r>
+    </w:p>
+    <w:p>
+      <w:pPr>
+        <w:pStyle w:val="Heading2"/>
+      </w:pPr>
+      <w:r>
+        <w:t>Task and evidence record</w:t>
+      </w:r>
+    </w:p>
+    <w:p>
+      <w:pPr>
+        <w:pStyle w:val="ListBullet"/>
+      </w:pPr>
+      <w:r>
+        <w:t>Assign roles: set A fits model parameters; B selects between two models; C is opened once after choices are fixed. Which is train, validation and test?</w:t>
+      </w:r>
+    </w:p>
+    <w:p>
+      <w:pPr>
+        <w:pStyle w:val="ListBullet"/>
+      </w:pPr>
+      <w:r>
+        <w:t>My independent answer and reason</w:t>
+      </w:r>
+    </w:p>
+    <w:p>
+      <w:pPr>
+        <w:pStyle w:val="Heading3"/>
+      </w:pPr>
+      <w:r>
+        <w:t>Write or draw your reasoning and evidence.</w:t>
+      </w:r>
+    </w:p>
+    <w:p>
+      <w:r>
+        <w:t>________________________________________________________________</w:t>
+      </w:r>
+    </w:p>
+    <w:p>
+      <w:r>
+        <w:t>________________________________________________________________</w:t>
+      </w:r>
+    </w:p>
+    <w:p>
+      <w:r>
+        <w:t>________________________________________________________________</w:t>
+      </w:r>
+    </w:p>
+    <w:p>
+      <w:r>
+        <w:t>________________________________________________________________</w:t>
+      </w:r>
+    </w:p>
+    <w:p>
+      <w:r>
+        <w:t>________________________________________________________________</w:t>
+      </w:r>
+    </w:p>
+    <w:p>
+      <w:pPr>
+        <w:pStyle w:val="Heading3"/>
+      </w:pPr>
+      <w:r>
+        <w:t>Week 24 Test and reflect</w:t>
+      </w:r>
+    </w:p>
+    <w:p>
+      <w:pPr>
+        <w:pStyle w:val="Heading1"/>
+      </w:pPr>
+      <w:r>
+        <w:t>08. Extra practice · Design a revealing test</w:t>
+      </w:r>
+    </w:p>
+    <w:p>
+      <w:r>
+        <w:t>Keep this task’s complete inputs, stated rule and support record together.</w:t>
+      </w:r>
+    </w:p>
+    <w:p>
+      <w:pPr>
+        <w:pStyle w:val="Heading2"/>
+      </w:pPr>
+      <w:r>
+        <w:t>Task and evidence record</w:t>
+      </w:r>
+    </w:p>
+    <w:p>
+      <w:pPr>
+        <w:pStyle w:val="ListBullet"/>
+      </w:pPr>
+      <w:r>
+        <w:t>Create a changed input, boundary case or missing-information case. Write the expected answer or safe response before testing.</w:t>
+      </w:r>
+    </w:p>
+    <w:tbl>
+      <w:tblPr>
+        <w:tblStyle w:val="LightShading-Accent1"/>
+        <w:tblW w:type="auto" w:w="0"/>
+        <w:tblLook w:firstColumn="1" w:firstRow="1" w:lastColumn="0" w:lastRow="0" w:noHBand="0" w:noVBand="1" w:val="04A0"/>
+      </w:tblPr>
+      <w:tblGrid>
+        <w:gridCol w:w="5112"/>
+        <w:gridCol w:w="5112"/>
+      </w:tblGrid>
+      <w:tr>
+        <w:trPr>
+          <w:tblHeader/>
+        </w:trPr>
+        <w:tc>
+          <w:tcPr>
+            <w:tcW w:type="dxa" w:w="5112"/>
+          </w:tcPr>
+          <w:p>
+            <w:r>
+              <w:t>Test record</w:t>
+            </w:r>
+          </w:p>
+        </w:tc>
+        <w:tc>
+          <w:tcPr>
+            <w:tcW w:type="dxa" w:w="5112"/>
+          </w:tcPr>
+          <w:p>
+            <w:r>
+              <w:t>My evidence</w:t>
+            </w:r>
+          </w:p>
+        </w:tc>
+      </w:tr>
+      <w:tr>
+        <w:tc>
+          <w:tcPr>
+            <w:tcW w:type="dxa" w:w="5112"/>
+          </w:tcPr>
+          <w:p>
+            <w:r>
+              <w:t>Changed input or condition</w:t>
+            </w:r>
+          </w:p>
+        </w:tc>
+        <w:tc>
+          <w:tcPr>
+            <w:tcW w:type="dxa" w:w="5112"/>
+          </w:tcPr>
+          <w:p>
+            <w:r/>
+          </w:p>
+        </w:tc>
+      </w:tr>
+      <w:tr>
+        <w:tc>
+          <w:tcPr>
+            <w:tcW w:type="dxa" w:w="5112"/>
+          </w:tcPr>
+          <w:p>
+            <w:r>
+              <w:t>Expected answer or fallback</w:t>
+            </w:r>
+          </w:p>
+        </w:tc>
+        <w:tc>
+          <w:tcPr>
+            <w:tcW w:type="dxa" w:w="5112"/>
+          </w:tcPr>
+          <w:p>
+            <w:r/>
+          </w:p>
+        </w:tc>
+      </w:tr>
+      <w:tr>
+        <w:tc>
+          <w:tcPr>
+            <w:tcW w:type="dxa" w:w="5112"/>
+          </w:tcPr>
+          <w:p>
+            <w:r>
+              <w:t>Observed result</w:t>
+            </w:r>
+          </w:p>
+        </w:tc>
+        <w:tc>
+          <w:tcPr>
+            <w:tcW w:type="dxa" w:w="5112"/>
+          </w:tcPr>
+          <w:p>
+            <w:r/>
+          </w:p>
+        </w:tc>
+      </w:tr>
+      <w:tr>
+        <w:tc>
+          <w:tcPr>
+            <w:tcW w:type="dxa" w:w="5112"/>
+          </w:tcPr>
+          <w:p>
+            <w:r>
+              <w:t>Why the result occurred</w:t>
+            </w:r>
+          </w:p>
+        </w:tc>
+        <w:tc>
+          <w:tcPr>
+            <w:tcW w:type="dxa" w:w="5112"/>
+          </w:tcPr>
+          <w:p>
+            <w:r/>
+          </w:p>
+        </w:tc>
+      </w:tr>
+    </w:tbl>
+    <w:p>
+      <w:pPr>
+        <w:pStyle w:val="Heading1"/>
+      </w:pPr>
+      <w:r>
+        <w:t>11. Extra practice · Earlier transfer</w:t>
+      </w:r>
+    </w:p>
+    <w:p>
+      <w:r>
+        <w:t>Keep this task’s complete inputs, stated rule and support record together.</w:t>
+      </w:r>
+    </w:p>
+    <w:p>
+      <w:pPr>
+        <w:pStyle w:val="Heading2"/>
+      </w:pPr>
+      <w:r>
+        <w:t>Task and evidence record</w:t>
+      </w:r>
+    </w:p>
+    <w:p>
+      <w:pPr>
+        <w:pStyle w:val="ListBullet"/>
+      </w:pPr>
+      <w:r>
+        <w:t>You have 30 leaves with 3 views each. Allocate 18 leaves to train,6 to validation,6 to test. How many images are in each? Where is a learned normalisation mean fitted?</w:t>
+      </w:r>
+    </w:p>
+    <w:p>
+      <w:pPr>
+        <w:pStyle w:val="Heading3"/>
+      </w:pPr>
+      <w:r>
+        <w:t>My independently reasoned answer</w:t>
+      </w:r>
+    </w:p>
+    <w:p>
+      <w:r>
+        <w:t>________________________________________________________________</w:t>
+      </w:r>
+    </w:p>
+    <w:p>
+      <w:r>
+        <w:t>________________________________________________________________</w:t>
+      </w:r>
+    </w:p>
+    <w:p>
+      <w:r>
+        <w:t>________________________________________________________________</w:t>
+      </w:r>
+    </w:p>
+    <w:p>
+      <w:r>
+        <w:t>________________________________________________________________</w:t>
+      </w:r>
+    </w:p>
+    <w:p>
+      <w:r>
+        <w:t>________________________________________________________________</w:t>
+      </w:r>
+    </w:p>
+    <w:p>
+      <w:r>
+        <w:t>________________________________________________________________</w:t>
+      </w:r>
+    </w:p>
+    <w:p>
+      <w:r>
+        <w:t>________________________________________________________________</w:t>
+      </w:r>
+    </w:p>
+    <w:p>
+      <w:pPr>
+        <w:pStyle w:val="ListBullet"/>
+      </w:pPr>
+      <w:r>
+        <w:t>Record support used: none, hint or teacher explanation.</w:t>
+      </w:r>
+    </w:p>
+    <w:p>
+      <w:pPr>
+        <w:pStyle w:val="Heading1"/>
+      </w:pPr>
+      <w:r>
+        <w:t>15. Reference · Earlier W4 record</w:t>
+      </w:r>
+    </w:p>
+    <w:p>
+      <w:r>
+        <w:t>Keep this task’s complete inputs, stated rule and support record together.</w:t>
+      </w:r>
+    </w:p>
+    <w:p>
+      <w:pPr>
+        <w:pStyle w:val="Heading2"/>
+      </w:pPr>
+      <w:r>
+        <w:t>Task and evidence record</w:t>
+      </w:r>
+    </w:p>
+    <w:p>
+      <w:pPr>
+        <w:pStyle w:val="ListBullet"/>
+      </w:pPr>
+      <w:r>
+        <w:t>Training errors P 2 Q 0 R 1; validation errors P 4 Q 6 R 4. Rule: smallest validation MAE, then simpler; P is simpler than R. Choose and state the test action.</w:t>
+      </w:r>
+    </w:p>
+    <w:p>
+      <w:pPr>
+        <w:pStyle w:val="Heading3"/>
+      </w:pPr>
+      <w:r>
+        <w:t>My reasoning and evidence</w:t>
+      </w:r>
+    </w:p>
+    <w:p>
+      <w:r>
+        <w:t>________________________________________________________________</w:t>
+      </w:r>
+    </w:p>
+    <w:p>
+      <w:r>
+        <w:t>________________________________________________________________</w:t>
+      </w:r>
+    </w:p>
+    <w:p>
+      <w:r>
+        <w:t>________________________________________________________________</w:t>
+      </w:r>
+    </w:p>
+    <w:p>
+      <w:r>
+        <w:t>________________________________________________________________</w:t>
+      </w:r>
+    </w:p>
+    <w:p>
+      <w:r>
+        <w:t>________________________________________________________________</w:t>
+      </w:r>
+    </w:p>
+    <w:p>
+      <w:r>
+        <w:t>________________________________________________________________</w:t>
+      </w:r>
+    </w:p>
+    <w:p>
+      <w:r>
+        <w:t>________________________________________________________________</w:t>
+      </w:r>
+    </w:p>
+    <w:p>
+      <w:r>
+        <w:t>________________________________________________________________</w:t>
+      </w:r>
+    </w:p>
+    <w:p>
+      <w:pPr>
+        <w:pStyle w:val="Heading1"/>
+      </w:pPr>
+      <w:r>
+        <w:t>18. Extra practice · Pictured case</w:t>
+      </w:r>
+    </w:p>
+    <w:p>
+      <w:r>
+        <w:t>Keep this task’s complete inputs, stated rule and support record together.</w:t>
+      </w:r>
+    </w:p>
+    <w:p>
+      <w:pPr>
+        <w:pStyle w:val="Heading2"/>
+      </w:pPr>
+      <w:r>
+        <w:t>Task and evidence record</w:t>
+      </w:r>
+    </w:p>
+    <w:p>
+      <w:pPr>
+        <w:pStyle w:val="ListBullet"/>
+      </w:pPr>
+      <w:r>
+        <w:t>Assign a separate job to training, validation and final test evidence.</w:t>
+      </w:r>
+    </w:p>
+    <w:p>
+      <w:pPr>
+        <w:pStyle w:val="ListBullet"/>
+      </w:pPr>
+      <w:r>
+        <w:t>Candidates A and B have training MAE1 and 0 cm; validation MAE2 and 3 cm. Selection rule is smallest validation MAE.</w:t>
+      </w:r>
+    </w:p>
+    <w:p>
+      <w:pPr>
+        <w:pStyle w:val="ListBullet"/>
+      </w:pPr>
+      <w:r>
+        <w:t>All inputs and outcomes in this worked example are invented classroom data; no real model run is claimed.</w:t>
       </w:r>
     </w:p>
     <w:p>
@@ -1904,37 +1639,10 @@
     </w:p>
     <w:p>
       <w:pPr>
-        <w:spacing w:line="336" w:lineRule="auto" w:after="180"/>
-      </w:pPr>
-      <w:r>
-        <w:rPr>
-          <w:b w:val="0"/>
-        </w:rPr>
-        <w:t xml:space="preserve">Why does B’s zero </w:t>
-      </w:r>
-      <w:r>
-        <w:rPr>
-          <w:b/>
-        </w:rPr>
-        <w:t>training</w:t>
-      </w:r>
-      <w:r>
-        <w:rPr>
-          <w:b w:val="0"/>
-        </w:rPr>
-        <w:t xml:space="preserve"> MAE not settle the original choice? Point to the relevant step in the picture, then write the changed result and the rule or </w:t>
-      </w:r>
-      <w:r>
-        <w:rPr>
-          <w:b/>
-        </w:rPr>
-        <w:t>evidence</w:t>
-      </w:r>
-      <w:r>
-        <w:rPr>
-          <w:b w:val="0"/>
-        </w:rPr>
-        <w:t xml:space="preserve"> that supports it.</w:t>
+        <w:pStyle w:val="ListBullet"/>
+      </w:pPr>
+      <w:r>
+        <w:t>Why does B’s zero training MAE not settle the original choice? Point to the relevant step in the picture, then write the changed result and the rule or evidence that supports it.</w:t>
       </w:r>
     </w:p>
     <w:p>
@@ -1977,68 +1685,18 @@
     </w:p>
     <w:p>
       <w:pPr>
-        <w:pStyle w:val="Heading3"/>
-      </w:pPr>
-      <w:r>
-        <w:t>Record the help used</w:t>
-      </w:r>
-    </w:p>
-    <w:p>
-      <w:pPr>
-        <w:spacing w:line="336" w:lineRule="auto" w:after="180"/>
-        <w:shd w:fill="F1F6F8"/>
-      </w:pPr>
-      <w:r>
-        <w:rPr>
-          <w:b w:val="0"/>
-        </w:rPr>
-        <w:t xml:space="preserve">Support used: alone / hint / worked example. This record is practice </w:t>
-      </w:r>
-      <w:r>
-        <w:rPr>
-          <w:b/>
-        </w:rPr>
-        <w:t>evidence</w:t>
-      </w:r>
-      <w:r>
-        <w:rPr>
-          <w:b w:val="0"/>
-        </w:rPr>
-        <w:t>.</w:t>
-      </w:r>
-    </w:p>
-    <w:p>
-      <w:pPr>
-        <w:spacing w:line="336" w:lineRule="auto" w:after="180"/>
-      </w:pPr>
-      <w:r>
-        <w:rPr>
-          <w:b w:val="0"/>
-        </w:rPr>
-        <w:t xml:space="preserve">Project connection: For your Responsible Plant Classifier, save the </w:t>
-      </w:r>
-      <w:r>
-        <w:rPr>
-          <w:b/>
-        </w:rPr>
-        <w:t>input</w:t>
-      </w:r>
-      <w:r>
-        <w:rPr>
-          <w:b w:val="0"/>
-        </w:rPr>
-        <w:t>, procedure, observed result and limitation of this check.</w:t>
-      </w:r>
-    </w:p>
-    <w:p>
-      <w:pPr>
-        <w:spacing w:line="336" w:lineRule="auto" w:after="180"/>
-      </w:pPr>
-      <w:r>
-        <w:rPr>
-          <w:b w:val="0"/>
-        </w:rPr>
-        <w:t>Label this worked example as practice; use a different, previously unreviewed case when checking independent understanding.</w:t>
+        <w:pStyle w:val="ListBullet"/>
+      </w:pPr>
+      <w:r>
+        <w:t>Support used: alone / hint / worked example. This record is practice evidence.</w:t>
+      </w:r>
+    </w:p>
+    <w:p>
+      <w:pPr>
+        <w:pStyle w:val="ListBullet"/>
+      </w:pPr>
+      <w:r>
+        <w:t>Project connection: For your Responsible Plant Classifier, save the input, procedure, observed result and limitation of this check. Label this worked example as practice; use a different, previously unreviewed case when checking independent understanding.</w:t>
       </w:r>
     </w:p>
     <w:p>
@@ -2046,68 +1704,44 @@
         <w:pStyle w:val="Heading1"/>
       </w:pPr>
       <w:r>
-        <w:t>19. Project portfolio milestone</w:t>
-      </w:r>
-    </w:p>
-    <w:p>
-      <w:r>
-        <w:t>Keep this week’s input, deciding step, result and limit together in the Responsible Plant Classifier record.</w:t>
-      </w:r>
-    </w:p>
-    <w:p>
-      <w:pPr>
-        <w:spacing w:line="336" w:lineRule="auto" w:after="180"/>
-      </w:pPr>
-      <w:r>
-        <w:rPr>
-          <w:b w:val="0"/>
-        </w:rPr>
+        <w:t>19. Reference · Project portfolio milestone</w:t>
+      </w:r>
+    </w:p>
+    <w:p>
+      <w:r>
+        <w:t>Keep this task’s complete inputs, stated rule and support record together.</w:t>
+      </w:r>
+    </w:p>
+    <w:p>
+      <w:pPr>
+        <w:pStyle w:val="Heading2"/>
+      </w:pPr>
+      <w:r>
+        <w:t>Task and evidence record</w:t>
+      </w:r>
+    </w:p>
+    <w:p>
+      <w:pPr>
+        <w:pStyle w:val="ListBullet"/>
+      </w:pPr>
+      <w:r>
         <w:t>Project: Responsible Plant Classifier</w:t>
       </w:r>
     </w:p>
     <w:p>
       <w:pPr>
-        <w:spacing w:line="336" w:lineRule="auto" w:after="180"/>
-      </w:pPr>
-      <w:r>
-        <w:rPr>
-          <w:b w:val="0"/>
-        </w:rPr>
+        <w:pStyle w:val="ListBullet"/>
+      </w:pPr>
+      <w:r>
         <w:t>Current milestone: Evaluate and revise. Compare with your starting method, explain errors and record a justified revision.</w:t>
       </w:r>
     </w:p>
     <w:p>
       <w:pPr>
-        <w:spacing w:line="336" w:lineRule="auto" w:after="180"/>
-      </w:pPr>
-      <w:r>
-        <w:rPr>
-          <w:b w:val="0"/>
-        </w:rPr>
-        <w:t xml:space="preserve">For your Responsible Plant Classifier, save the </w:t>
-      </w:r>
-      <w:r>
-        <w:rPr>
-          <w:b/>
-        </w:rPr>
-        <w:t>input</w:t>
-      </w:r>
-      <w:r>
-        <w:rPr>
-          <w:b w:val="0"/>
-        </w:rPr>
-        <w:t>, procedure, observed result and limitation of this check.</w:t>
-      </w:r>
-    </w:p>
-    <w:p>
-      <w:pPr>
-        <w:spacing w:line="336" w:lineRule="auto" w:after="180"/>
-      </w:pPr>
-      <w:r>
-        <w:rPr>
-          <w:b w:val="0"/>
-        </w:rPr>
-        <w:t>Label this worked example as practice; use a different, previously unreviewed case when checking independent understanding.</w:t>
+        <w:pStyle w:val="ListBullet"/>
+      </w:pPr>
+      <w:r>
+        <w:t>For your Responsible Plant Classifier, save the input, procedure, observed result and limitation of this check. Label this worked example as practice; use a different, previously unreviewed case when checking independent understanding.</w:t>
       </w:r>
     </w:p>
     <w:tbl>
@@ -2264,12 +1898,491 @@
         <w:pStyle w:val="Heading1"/>
       </w:pPr>
       <w:r>
-        <w:t>20. Supported practice and learning evidence</w:t>
-      </w:r>
-    </w:p>
-    <w:p>
-      <w:r>
-        <w:t>Try the supported questions before comparing with hints and feedback. Record what you repaired and the evidence you retained.</w:t>
+        <w:t>20. Extra practice · Predict, check and repair</w:t>
+      </w:r>
+    </w:p>
+    <w:p>
+      <w:r>
+        <w:t>Keep supported feedback separate from the reserved independent case.</w:t>
+      </w:r>
+    </w:p>
+    <w:p>
+      <w:pPr>
+        <w:pStyle w:val="Heading2"/>
+      </w:pPr>
+      <w:r>
+        <w:t>First supported question and hint</w:t>
+      </w:r>
+    </w:p>
+    <w:p>
+      <w:pPr>
+        <w:pStyle w:val="ListBullet"/>
+      </w:pPr>
+      <w:r>
+        <w:t>Assign a separate job to training, validation and final test evidence.</w:t>
+      </w:r>
+    </w:p>
+    <w:p>
+      <w:pPr>
+        <w:pStyle w:val="Heading3"/>
+      </w:pPr>
+      <w:r>
+        <w:t>Practice 1: explain the deciding evidence</w:t>
+      </w:r>
+    </w:p>
+    <w:p>
+      <w:pPr>
+        <w:pStyle w:val="ListBullet"/>
+      </w:pPr>
+      <w:r>
+        <w:t>Which labelled step matches this detail? Freeze A before scoring final cases; do not select again using their labels.</w:t>
+      </w:r>
+    </w:p>
+    <w:p>
+      <w:pPr>
+        <w:pStyle w:val="ListBullet"/>
+      </w:pPr>
+      <w:r>
+        <w:t>1. Reserve final test</w:t>
+      </w:r>
+    </w:p>
+    <w:p>
+      <w:pPr>
+        <w:pStyle w:val="ListBullet"/>
+      </w:pPr>
+      <w:r>
+        <w:t>2. Fit on training</w:t>
+      </w:r>
+    </w:p>
+    <w:p>
+      <w:pPr>
+        <w:pStyle w:val="ListBullet"/>
+      </w:pPr>
+      <w:r>
+        <w:t>3. Select on validation</w:t>
+      </w:r>
+    </w:p>
+    <w:p>
+      <w:pPr>
+        <w:pStyle w:val="Heading3"/>
+      </w:pPr>
+      <w:r>
+        <w:t>My selected conclusion, deciding fact and explanation</w:t>
+      </w:r>
+    </w:p>
+    <w:p>
+      <w:r>
+        <w:t>________________________________________________________________</w:t>
+      </w:r>
+    </w:p>
+    <w:p>
+      <w:r>
+        <w:t>________________________________________________________________</w:t>
+      </w:r>
+    </w:p>
+    <w:p>
+      <w:r>
+        <w:t>________________________________________________________________</w:t>
+      </w:r>
+    </w:p>
+    <w:p>
+      <w:r>
+        <w:t>________________________________________________________________</w:t>
+      </w:r>
+    </w:p>
+    <w:p>
+      <w:r>
+        <w:t>________________________________________________________________</w:t>
+      </w:r>
+    </w:p>
+    <w:p>
+      <w:pPr>
+        <w:pStyle w:val="ListBullet"/>
+      </w:pPr>
+      <w:r>
+        <w:t>Hint if needed: Read the steps in the pictorial case. Match the supplied detail to the stage that performs or records it.</w:t>
+      </w:r>
+    </w:p>
+    <w:p>
+      <w:pPr>
+        <w:pStyle w:val="Heading2"/>
+      </w:pPr>
+      <w:r>
+        <w:t>Check the first explanation · reference / check after trying</w:t>
+      </w:r>
+    </w:p>
+    <w:p>
+      <w:pPr>
+        <w:spacing w:line="336" w:lineRule="auto" w:after="180"/>
+      </w:pPr>
+      <w:r>
+        <w:rPr>
+          <w:b w:val="0"/>
+        </w:rPr>
+        <w:t>After your attempt, compare with the supported explanation: Reserve final test Freeze A before scoring final cases; do not select again using their labels. Read the picture in order.</w:t>
+      </w:r>
+    </w:p>
+    <w:p>
+      <w:pPr>
+        <w:spacing w:line="336" w:lineRule="auto" w:after="180"/>
+      </w:pPr>
+      <w:r>
+        <w:rPr>
+          <w:b w:val="0"/>
+        </w:rPr>
+        <w:t xml:space="preserve">Freeze A before scoring final cases; do not select again using their labels. The arrows show which recorded </w:t>
+      </w:r>
+      <w:r>
+        <w:rPr>
+          <w:b/>
+        </w:rPr>
+        <w:t>input</w:t>
+      </w:r>
+      <w:r>
+        <w:rPr>
+          <w:b w:val="0"/>
+        </w:rPr>
+        <w:t xml:space="preserve"> or intermediate result each decision uses.</w:t>
+      </w:r>
+    </w:p>
+    <w:p>
+      <w:pPr>
+        <w:spacing w:line="336" w:lineRule="auto" w:after="180"/>
+      </w:pPr>
+      <w:r>
+        <w:rPr>
+          <w:b w:val="0"/>
+        </w:rPr>
+        <w:t>Explain the deciding step aloud before checking the changed case; pointing to the final answer alone does not show how it follows.</w:t>
+      </w:r>
+    </w:p>
+    <w:p>
+      <w:pPr>
+        <w:pStyle w:val="Heading2"/>
+      </w:pPr>
+      <w:r>
+        <w:t>Changed-case question and hint</w:t>
+      </w:r>
+    </w:p>
+    <w:p>
+      <w:pPr>
+        <w:pStyle w:val="Heading3"/>
+      </w:pPr>
+      <w:r>
+        <w:t>Practice 2: explain the deciding evidence</w:t>
+      </w:r>
+    </w:p>
+    <w:p>
+      <w:pPr>
+        <w:pStyle w:val="ListBullet"/>
+      </w:pPr>
+      <w:r>
+        <w:t>Changed-case practice: A and B both have validation MAE2 cm; A is simpler under a predeclared tie rule. Which conclusion is supported by the supplied facts?</w:t>
+      </w:r>
+    </w:p>
+    <w:p>
+      <w:pPr>
+        <w:pStyle w:val="ListBullet"/>
+      </w:pPr>
+      <w:r>
+        <w:t>1. This one example guarantees correct results for every future input.</w:t>
+      </w:r>
+    </w:p>
+    <w:p>
+      <w:pPr>
+        <w:pStyle w:val="ListBullet"/>
+      </w:pPr>
+      <w:r>
+        <w:t>2. Select A using the predeclared simpler-model tie-break.</w:t>
+      </w:r>
+    </w:p>
+    <w:p>
+      <w:pPr>
+        <w:pStyle w:val="ListBullet"/>
+      </w:pPr>
+      <w:r>
+        <w:t>3. We can decide the result without examining the changed input or the procedure.</w:t>
+      </w:r>
+    </w:p>
+    <w:p>
+      <w:pPr>
+        <w:pStyle w:val="Heading3"/>
+      </w:pPr>
+      <w:r>
+        <w:t>My selected conclusion, deciding fact and explanation</w:t>
+      </w:r>
+    </w:p>
+    <w:p>
+      <w:r>
+        <w:t>________________________________________________________________</w:t>
+      </w:r>
+    </w:p>
+    <w:p>
+      <w:r>
+        <w:t>________________________________________________________________</w:t>
+      </w:r>
+    </w:p>
+    <w:p>
+      <w:r>
+        <w:t>________________________________________________________________</w:t>
+      </w:r>
+    </w:p>
+    <w:p>
+      <w:r>
+        <w:t>________________________________________________________________</w:t>
+      </w:r>
+    </w:p>
+    <w:p>
+      <w:r>
+        <w:t>________________________________________________________________</w:t>
+      </w:r>
+    </w:p>
+    <w:p>
+      <w:pPr>
+        <w:pStyle w:val="ListBullet"/>
+      </w:pPr>
+      <w:r>
+        <w:t>Hint if needed: Use the changed condition and the deciding step in the pictorial trace. The answer must say what follows from those facts.</w:t>
+      </w:r>
+    </w:p>
+    <w:p>
+      <w:pPr>
+        <w:pStyle w:val="Heading2"/>
+      </w:pPr>
+      <w:r>
+        <w:t>Check the changed explanation · reference / check after trying</w:t>
+      </w:r>
+    </w:p>
+    <w:p>
+      <w:pPr>
+        <w:spacing w:line="336" w:lineRule="auto" w:after="180"/>
+      </w:pPr>
+      <w:r>
+        <w:rPr>
+          <w:b w:val="0"/>
+        </w:rPr>
+        <w:t xml:space="preserve">After your attempt, compare with the supported explanation: Select A using the predeclared simpler-model tie-break. The </w:t>
+      </w:r>
+      <w:r>
+        <w:rPr>
+          <w:b/>
+        </w:rPr>
+        <w:t>validation</w:t>
+      </w:r>
+      <w:r>
+        <w:rPr>
+          <w:b w:val="0"/>
+        </w:rPr>
+        <w:t xml:space="preserve"> errors tie, so the stated secondary rule decides without consulting final data.</w:t>
+      </w:r>
+    </w:p>
+    <w:p>
+      <w:pPr>
+        <w:pStyle w:val="Heading2"/>
+      </w:pPr>
+      <w:r>
+        <w:t>Repair and keep the record</w:t>
+      </w:r>
+    </w:p>
+    <w:p>
+      <w:pPr>
+        <w:spacing w:line="336" w:lineRule="auto" w:after="180"/>
+      </w:pPr>
+      <w:r>
+        <w:rPr>
+          <w:b w:val="0"/>
+        </w:rPr>
+        <w:t>Review Hold Out Test Data (ai-4/23). Goal: Freeze the full evaluation procedure before testing. Short practice: What is needed for an honest final claim about the revised version?</w:t>
+      </w:r>
+    </w:p>
+    <w:p>
+      <w:pPr>
+        <w:spacing w:line="336" w:lineRule="auto" w:after="180"/>
+      </w:pPr>
+      <w:r>
+        <w:rPr>
+          <w:b w:val="0"/>
+        </w:rPr>
+        <w:t xml:space="preserve">Point to the relevant step in the picture, then write the changed result and the rule or </w:t>
+      </w:r>
+      <w:r>
+        <w:rPr>
+          <w:b/>
+        </w:rPr>
+        <w:t>evidence</w:t>
+      </w:r>
+      <w:r>
+        <w:rPr>
+          <w:b w:val="0"/>
+        </w:rPr>
+        <w:t xml:space="preserve"> that supports it.. Return to this week and explain what you changed.</w:t>
+      </w:r>
+    </w:p>
+    <w:p>
+      <w:pPr>
+        <w:spacing w:line="336" w:lineRule="auto" w:after="180"/>
+      </w:pPr>
+      <w:r>
+        <w:rPr>
+          <w:b w:val="0"/>
+        </w:rPr>
+        <w:t>Review Absolute Error and MAE (ai-4/21). Goal: Calculate MAE MSE and RMSE. Short practice: Why is quoting MSE as4.67 cm misleading?</w:t>
+      </w:r>
+    </w:p>
+    <w:p>
+      <w:pPr>
+        <w:spacing w:line="336" w:lineRule="auto" w:after="180"/>
+      </w:pPr>
+      <w:r>
+        <w:rPr>
+          <w:b w:val="0"/>
+        </w:rPr>
+        <w:t xml:space="preserve">Point to the relevant step in the picture, then write the changed result and the rule or </w:t>
+      </w:r>
+      <w:r>
+        <w:rPr>
+          <w:b/>
+        </w:rPr>
+        <w:t>evidence</w:t>
+      </w:r>
+      <w:r>
+        <w:rPr>
+          <w:b w:val="0"/>
+        </w:rPr>
+        <w:t xml:space="preserve"> that supports it.. Return to this week and explain what you changed.</w:t>
+      </w:r>
+    </w:p>
+    <w:p>
+      <w:pPr>
+        <w:spacing w:line="336" w:lineRule="auto" w:after="180"/>
+      </w:pPr>
+      <w:r>
+        <w:rPr>
+          <w:b w:val="0"/>
+        </w:rPr>
+        <w:t xml:space="preserve">Review Error Analysis (ai-4/18). Goal: Categorize development errors using </w:t>
+      </w:r>
+      <w:r>
+        <w:rPr>
+          <w:b/>
+        </w:rPr>
+        <w:t>evidence</w:t>
+      </w:r>
+      <w:r>
+        <w:rPr>
+          <w:b w:val="0"/>
+        </w:rPr>
+        <w:t xml:space="preserve">. Short practice: What </w:t>
+      </w:r>
+      <w:r>
+        <w:rPr>
+          <w:b/>
+        </w:rPr>
+        <w:t>evidence</w:t>
+      </w:r>
+      <w:r>
+        <w:rPr>
+          <w:b w:val="0"/>
+        </w:rPr>
+        <w:t xml:space="preserve"> would support the claim that a change helps fresh dim-light images?</w:t>
+      </w:r>
+    </w:p>
+    <w:p>
+      <w:pPr>
+        <w:spacing w:line="336" w:lineRule="auto" w:after="180"/>
+      </w:pPr>
+      <w:r>
+        <w:rPr>
+          <w:b w:val="0"/>
+        </w:rPr>
+        <w:t xml:space="preserve">Point to the relevant step in the picture, then write the changed result and the rule or </w:t>
+      </w:r>
+      <w:r>
+        <w:rPr>
+          <w:b/>
+        </w:rPr>
+        <w:t>evidence</w:t>
+      </w:r>
+      <w:r>
+        <w:rPr>
+          <w:b w:val="0"/>
+        </w:rPr>
+        <w:t xml:space="preserve"> that supports it.. Return to this week and explain what you changed.</w:t>
+      </w:r>
+    </w:p>
+    <w:p>
+      <w:pPr>
+        <w:spacing w:line="336" w:lineRule="auto" w:after="180"/>
+      </w:pPr>
+      <w:r>
+        <w:rPr>
+          <w:b w:val="0"/>
+        </w:rPr>
+        <w:t xml:space="preserve">Use Download completed work in the hosted lesson to export your answers, reflections, practice feedback and code-run </w:t>
+      </w:r>
+      <w:r>
+        <w:rPr>
+          <w:b/>
+        </w:rPr>
+        <w:t>evidence</w:t>
+      </w:r>
+      <w:r>
+        <w:rPr>
+          <w:b w:val="0"/>
+        </w:rPr>
+        <w:t>. Open the HTML copy to read or print it.</w:t>
+      </w:r>
+    </w:p>
+    <w:p>
+      <w:pPr>
+        <w:spacing w:line="336" w:lineRule="auto" w:after="180"/>
+      </w:pPr>
+      <w:r>
+        <w:rPr>
+          <w:b w:val="0"/>
+        </w:rPr>
+        <w:t>Drafts stay in this browser when storage is available; clear drafts on a shared device.</w:t>
+      </w:r>
+    </w:p>
+    <w:p>
+      <w:pPr>
+        <w:pStyle w:val="Heading3"/>
+      </w:pPr>
+      <w:r>
+        <w:t>What I repaired, the evidence I kept and the next test</w:t>
+      </w:r>
+    </w:p>
+    <w:p>
+      <w:r>
+        <w:t>________________________________________________________________</w:t>
+      </w:r>
+    </w:p>
+    <w:p>
+      <w:r>
+        <w:t>________________________________________________________________</w:t>
+      </w:r>
+    </w:p>
+    <w:p>
+      <w:r>
+        <w:t>________________________________________________________________</w:t>
+      </w:r>
+    </w:p>
+    <w:p>
+      <w:r>
+        <w:t>________________________________________________________________</w:t>
+      </w:r>
+    </w:p>
+    <w:p>
+      <w:r>
+        <w:t>________________________________________________________________</w:t>
+      </w:r>
+    </w:p>
+    <w:p>
+      <w:pPr>
+        <w:pStyle w:val="Heading2"/>
+      </w:pPr>
+      <w:r>
+        <w:t>Earlier wording, alternatives and picture transcripts · reference / check after trying</w:t>
       </w:r>
     </w:p>
     <w:p>
@@ -2285,116 +2398,10 @@
     </w:p>
     <w:p>
       <w:pPr>
-        <w:spacing w:line="336" w:lineRule="auto" w:after="180"/>
-      </w:pPr>
-      <w:r>
-        <w:rPr>
-          <w:b w:val="0"/>
-        </w:rPr>
-        <w:t xml:space="preserve">Assign a separate job to </w:t>
-      </w:r>
-      <w:r>
-        <w:rPr>
-          <w:b/>
-        </w:rPr>
-        <w:t>training</w:t>
-      </w:r>
-      <w:r>
-        <w:rPr>
-          <w:b w:val="0"/>
-        </w:rPr>
-        <w:t xml:space="preserve">, </w:t>
-      </w:r>
-      <w:r>
-        <w:rPr>
-          <w:b/>
-        </w:rPr>
-        <w:t>validation</w:t>
-      </w:r>
-      <w:r>
-        <w:rPr>
-          <w:b w:val="0"/>
-        </w:rPr>
-        <w:t xml:space="preserve"> and final test </w:t>
-      </w:r>
-      <w:r>
-        <w:rPr>
-          <w:b/>
-        </w:rPr>
-        <w:t>evidence</w:t>
-      </w:r>
-      <w:r>
-        <w:rPr>
-          <w:b w:val="0"/>
-        </w:rPr>
-        <w:t>.</w:t>
-      </w:r>
-    </w:p>
-    <w:p>
-      <w:pPr>
         <w:pStyle w:val="Heading3"/>
       </w:pPr>
       <w:r>
-        <w:t>Practice 1: explain the deciding evidence</w:t>
-      </w:r>
-    </w:p>
-    <w:p>
-      <w:pPr>
-        <w:spacing w:line="336" w:lineRule="auto" w:after="180"/>
-      </w:pPr>
-      <w:r>
-        <w:rPr>
-          <w:b w:val="0"/>
-        </w:rPr>
-        <w:t>Which labelled step matches this detail? Freeze A before scoring final cases; do not select again using their labels.</w:t>
-      </w:r>
-    </w:p>
-    <w:p>
-      <w:pPr>
-        <w:spacing w:line="336" w:lineRule="auto" w:after="180"/>
-        <w:shd w:fill="F4F9FC"/>
-      </w:pPr>
-      <w:r>
-        <w:rPr>
-          <w:b w:val="0"/>
-        </w:rPr>
-        <w:t>1. Reserve final test</w:t>
-      </w:r>
-    </w:p>
-    <w:p>
-      <w:pPr>
-        <w:spacing w:line="336" w:lineRule="auto" w:after="180"/>
-        <w:shd w:fill="F4F9FC"/>
-      </w:pPr>
-      <w:r>
-        <w:rPr>
-          <w:b w:val="0"/>
-        </w:rPr>
-        <w:t xml:space="preserve">2. Fit on </w:t>
-      </w:r>
-      <w:r>
-        <w:rPr>
-          <w:b/>
-        </w:rPr>
-        <w:t>training</w:t>
-      </w:r>
-    </w:p>
-    <w:p>
-      <w:pPr>
-        <w:spacing w:line="336" w:lineRule="auto" w:after="180"/>
-        <w:shd w:fill="F4F9FC"/>
-      </w:pPr>
-      <w:r>
-        <w:rPr>
-          <w:b w:val="0"/>
-        </w:rPr>
-        <w:t xml:space="preserve">3. Select on </w:t>
-      </w:r>
-      <w:r>
-        <w:rPr>
-          <w:b/>
-        </w:rPr>
-        <w:t>validation</w:t>
+        <w:t>Repair a missing building block</w:t>
       </w:r>
     </w:p>
     <w:p>
@@ -2402,520 +2409,25 @@
         <w:pStyle w:val="Heading3"/>
       </w:pPr>
       <w:r>
-        <w:t>My selected conclusion, deciding fact and explanation</w:t>
-      </w:r>
-    </w:p>
-    <w:p>
-      <w:r>
-        <w:t>________________________________________________________________</w:t>
-      </w:r>
-    </w:p>
-    <w:p>
-      <w:r>
-        <w:t>________________________________________________________________</w:t>
-      </w:r>
-    </w:p>
-    <w:p>
-      <w:r>
-        <w:t>________________________________________________________________</w:t>
-      </w:r>
-    </w:p>
-    <w:p>
-      <w:r>
-        <w:t>________________________________________________________________</w:t>
-      </w:r>
-    </w:p>
-    <w:p>
-      <w:r>
-        <w:t>________________________________________________________________</w:t>
-      </w:r>
-    </w:p>
-    <w:p>
-      <w:pPr>
-        <w:pStyle w:val="Heading3"/>
-      </w:pPr>
-      <w:r>
-        <w:t>Hint · try first</w:t>
-      </w:r>
-    </w:p>
-    <w:p>
-      <w:pPr>
-        <w:spacing w:line="336" w:lineRule="auto" w:after="180"/>
-        <w:shd w:fill="F1F6F8"/>
-      </w:pPr>
-      <w:r>
-        <w:rPr>
-          <w:b w:val="0"/>
-        </w:rPr>
-        <w:t>Hint if needed: Read the steps in the pictorial case. Match the supplied detail to the stage that performs or records it.</w:t>
-      </w:r>
-    </w:p>
-    <w:p>
-      <w:pPr>
-        <w:pStyle w:val="Heading3"/>
-      </w:pPr>
-      <w:r>
-        <w:t>Feedback · compare after trying</w:t>
-      </w:r>
-    </w:p>
-    <w:p>
-      <w:pPr>
-        <w:spacing w:line="336" w:lineRule="auto" w:after="180"/>
-        <w:shd w:fill="F1F6FC"/>
-      </w:pPr>
-      <w:r>
-        <w:rPr>
-          <w:b w:val="0"/>
-        </w:rPr>
-        <w:t>After your attempt, compare with the supported explanation: Reserve final test Freeze A before scoring final cases; do not select again using their labels. Read the picture in order.</w:t>
-      </w:r>
-    </w:p>
-    <w:p>
-      <w:pPr>
-        <w:spacing w:line="336" w:lineRule="auto" w:after="180"/>
-        <w:shd w:fill="F1F6FC"/>
-      </w:pPr>
-      <w:r>
-        <w:rPr>
-          <w:b w:val="0"/>
-        </w:rPr>
-        <w:t xml:space="preserve">Freeze A before scoring final cases; do not select again using their labels. The arrows show which recorded </w:t>
-      </w:r>
-      <w:r>
-        <w:rPr>
-          <w:b/>
-        </w:rPr>
-        <w:t>input</w:t>
-      </w:r>
-      <w:r>
-        <w:rPr>
-          <w:b w:val="0"/>
-        </w:rPr>
-        <w:t xml:space="preserve"> or intermediate result each decision uses.</w:t>
-      </w:r>
-    </w:p>
-    <w:p>
-      <w:pPr>
-        <w:spacing w:line="336" w:lineRule="auto" w:after="180"/>
-        <w:shd w:fill="F1F6FC"/>
-      </w:pPr>
-      <w:r>
-        <w:rPr>
-          <w:b w:val="0"/>
-        </w:rPr>
-        <w:t>Explain the deciding step aloud before checking the changed case; pointing to the final answer alone does not show how it follows.</w:t>
-      </w:r>
-    </w:p>
-    <w:p>
-      <w:pPr>
-        <w:pStyle w:val="Heading3"/>
-      </w:pPr>
-      <w:r>
-        <w:t>Practice 2: explain the deciding evidence</w:t>
-      </w:r>
-    </w:p>
-    <w:p>
-      <w:pPr>
-        <w:pStyle w:val="Heading3"/>
-      </w:pPr>
-      <w:r>
-        <w:t>Changed case · predict first</w:t>
-      </w:r>
-    </w:p>
-    <w:p>
-      <w:pPr>
-        <w:spacing w:line="336" w:lineRule="auto" w:after="180"/>
-        <w:shd w:fill="F5F1FB"/>
-      </w:pPr>
-      <w:r>
-        <w:rPr>
-          <w:b w:val="0"/>
-        </w:rPr>
-        <w:t xml:space="preserve">Changed-case practice: A and B both have </w:t>
-      </w:r>
-      <w:r>
-        <w:rPr>
-          <w:b/>
-        </w:rPr>
-        <w:t>validation</w:t>
-      </w:r>
-      <w:r>
-        <w:rPr>
-          <w:b w:val="0"/>
-        </w:rPr>
-        <w:t xml:space="preserve"> MAE2 cm; A is simpler under a predeclared tie rule. Which conclusion is supported by the supplied facts?</w:t>
-      </w:r>
-    </w:p>
-    <w:p>
-      <w:pPr>
-        <w:spacing w:line="336" w:lineRule="auto" w:after="180"/>
-        <w:shd w:fill="F4F9FC"/>
-      </w:pPr>
-      <w:r>
-        <w:rPr>
-          <w:b w:val="0"/>
-        </w:rPr>
-        <w:t xml:space="preserve">1. This one example guarantees correct results for every future </w:t>
-      </w:r>
-      <w:r>
-        <w:rPr>
-          <w:b/>
-        </w:rPr>
-        <w:t>input</w:t>
-      </w:r>
-      <w:r>
-        <w:rPr>
-          <w:b w:val="0"/>
-        </w:rPr>
-        <w:t>.</w:t>
-      </w:r>
-    </w:p>
-    <w:p>
-      <w:pPr>
-        <w:spacing w:line="336" w:lineRule="auto" w:after="180"/>
-        <w:shd w:fill="F4F9FC"/>
-      </w:pPr>
-      <w:r>
-        <w:rPr>
-          <w:b w:val="0"/>
-        </w:rPr>
-        <w:t>2. Select A using the predeclared simpler-model tie-break.</w:t>
-      </w:r>
-    </w:p>
-    <w:p>
-      <w:pPr>
-        <w:spacing w:line="336" w:lineRule="auto" w:after="180"/>
-        <w:shd w:fill="F4F9FC"/>
-      </w:pPr>
-      <w:r>
-        <w:rPr>
-          <w:b w:val="0"/>
-        </w:rPr>
-        <w:t xml:space="preserve">3. We can decide the result without examining the changed </w:t>
-      </w:r>
-      <w:r>
-        <w:rPr>
-          <w:b/>
-        </w:rPr>
-        <w:t>input</w:t>
-      </w:r>
-      <w:r>
-        <w:rPr>
-          <w:b w:val="0"/>
-        </w:rPr>
-        <w:t xml:space="preserve"> or the procedure.</w:t>
-      </w:r>
-    </w:p>
-    <w:p>
-      <w:pPr>
-        <w:pStyle w:val="Heading3"/>
-      </w:pPr>
-      <w:r>
-        <w:t>My selected conclusion, deciding fact and explanation</w:t>
-      </w:r>
-    </w:p>
-    <w:p>
-      <w:r>
-        <w:t>________________________________________________________________</w:t>
-      </w:r>
-    </w:p>
-    <w:p>
-      <w:r>
-        <w:t>________________________________________________________________</w:t>
-      </w:r>
-    </w:p>
-    <w:p>
-      <w:r>
-        <w:t>________________________________________________________________</w:t>
-      </w:r>
-    </w:p>
-    <w:p>
-      <w:r>
-        <w:t>________________________________________________________________</w:t>
-      </w:r>
-    </w:p>
-    <w:p>
-      <w:r>
-        <w:t>________________________________________________________________</w:t>
-      </w:r>
-    </w:p>
-    <w:p>
-      <w:pPr>
-        <w:pStyle w:val="Heading3"/>
-      </w:pPr>
-      <w:r>
-        <w:t>Hint · try first</w:t>
-      </w:r>
-    </w:p>
-    <w:p>
-      <w:pPr>
-        <w:spacing w:line="336" w:lineRule="auto" w:after="180"/>
-        <w:shd w:fill="F1F6F8"/>
-      </w:pPr>
-      <w:r>
-        <w:rPr>
-          <w:b w:val="0"/>
-        </w:rPr>
-        <w:t>Hint if needed: Use the changed condition and the deciding step in the pictorial trace. The answer must say what follows from those facts.</w:t>
-      </w:r>
-    </w:p>
-    <w:p>
-      <w:pPr>
-        <w:pStyle w:val="Heading3"/>
-      </w:pPr>
-      <w:r>
-        <w:t>Feedback · compare after trying</w:t>
-      </w:r>
-    </w:p>
-    <w:p>
-      <w:pPr>
-        <w:spacing w:line="336" w:lineRule="auto" w:after="180"/>
-        <w:shd w:fill="F1F6FC"/>
-      </w:pPr>
-      <w:r>
-        <w:rPr>
-          <w:b w:val="0"/>
-        </w:rPr>
-        <w:t xml:space="preserve">After your attempt, compare with the supported explanation: Select A using the predeclared simpler-model tie-break. The </w:t>
-      </w:r>
-      <w:r>
-        <w:rPr>
-          <w:b/>
-        </w:rPr>
-        <w:t>validation</w:t>
-      </w:r>
-      <w:r>
-        <w:rPr>
-          <w:b w:val="0"/>
-        </w:rPr>
-        <w:t xml:space="preserve"> errors tie, so the stated secondary rule decides without consulting final data.</w:t>
-      </w:r>
-    </w:p>
-    <w:p>
-      <w:pPr>
-        <w:pStyle w:val="Heading3"/>
-      </w:pPr>
-      <w:r>
-        <w:t>Repair a missing building block</w:t>
-      </w:r>
-    </w:p>
-    <w:p>
-      <w:pPr>
-        <w:spacing w:line="336" w:lineRule="auto" w:after="180"/>
-      </w:pPr>
-      <w:r>
-        <w:rPr>
-          <w:b w:val="0"/>
-        </w:rPr>
-        <w:t>Review Hold Out Test Data (ai-4/23). Goal: Freeze the full evaluation procedure before testing. Short practice: What is needed for an honest final claim about the revised version?</w:t>
-      </w:r>
-    </w:p>
-    <w:p>
-      <w:pPr>
-        <w:spacing w:line="336" w:lineRule="auto" w:after="180"/>
-      </w:pPr>
-      <w:r>
-        <w:rPr>
-          <w:b w:val="0"/>
-        </w:rPr>
-        <w:t xml:space="preserve">Point to the relevant step in the picture, then write the changed result and the rule or </w:t>
-      </w:r>
-      <w:r>
-        <w:rPr>
-          <w:b/>
-        </w:rPr>
-        <w:t>evidence</w:t>
-      </w:r>
-      <w:r>
-        <w:rPr>
-          <w:b w:val="0"/>
-        </w:rPr>
-        <w:t xml:space="preserve"> that supports it.. Return to this week and explain what you changed.</w:t>
-      </w:r>
-    </w:p>
-    <w:p>
-      <w:pPr>
-        <w:spacing w:line="336" w:lineRule="auto" w:after="180"/>
-      </w:pPr>
-      <w:r>
-        <w:rPr>
-          <w:b w:val="0"/>
-        </w:rPr>
-        <w:t>Review Absolute Error and MAE (ai-4/21). Goal: Calculate MAE MSE and RMSE. Short practice: Why is quoting MSE as4.67 cm misleading?</w:t>
-      </w:r>
-    </w:p>
-    <w:p>
-      <w:pPr>
-        <w:spacing w:line="336" w:lineRule="auto" w:after="180"/>
-      </w:pPr>
-      <w:r>
-        <w:rPr>
-          <w:b w:val="0"/>
-        </w:rPr>
-        <w:t xml:space="preserve">Point to the relevant step in the picture, then write the changed result and the rule or </w:t>
-      </w:r>
-      <w:r>
-        <w:rPr>
-          <w:b/>
-        </w:rPr>
-        <w:t>evidence</w:t>
-      </w:r>
-      <w:r>
-        <w:rPr>
-          <w:b w:val="0"/>
-        </w:rPr>
-        <w:t xml:space="preserve"> that supports it.. Return to this week and explain what you changed.</w:t>
-      </w:r>
-    </w:p>
-    <w:p>
-      <w:pPr>
-        <w:spacing w:line="336" w:lineRule="auto" w:after="180"/>
-      </w:pPr>
-      <w:r>
-        <w:rPr>
-          <w:b w:val="0"/>
-        </w:rPr>
-        <w:t xml:space="preserve">Review Error Analysis (ai-4/18). Goal: Categorize development errors using </w:t>
-      </w:r>
-      <w:r>
-        <w:rPr>
-          <w:b/>
-        </w:rPr>
-        <w:t>evidence</w:t>
-      </w:r>
-      <w:r>
-        <w:rPr>
-          <w:b w:val="0"/>
-        </w:rPr>
-        <w:t xml:space="preserve">. Short practice: What </w:t>
-      </w:r>
-      <w:r>
-        <w:rPr>
-          <w:b/>
-        </w:rPr>
-        <w:t>evidence</w:t>
-      </w:r>
-      <w:r>
-        <w:rPr>
-          <w:b w:val="0"/>
-        </w:rPr>
-        <w:t xml:space="preserve"> would support the claim that a change helps fresh dim-light images?</w:t>
-      </w:r>
-    </w:p>
-    <w:p>
-      <w:pPr>
-        <w:spacing w:line="336" w:lineRule="auto" w:after="180"/>
-      </w:pPr>
-      <w:r>
-        <w:rPr>
-          <w:b w:val="0"/>
-        </w:rPr>
-        <w:t xml:space="preserve">Point to the relevant step in the picture, then write the changed result and the rule or </w:t>
-      </w:r>
-      <w:r>
-        <w:rPr>
-          <w:b/>
-        </w:rPr>
-        <w:t>evidence</w:t>
-      </w:r>
-      <w:r>
-        <w:rPr>
-          <w:b w:val="0"/>
-        </w:rPr>
-        <w:t xml:space="preserve"> that supports it.. Return to this week and explain what you changed.</w:t>
-      </w:r>
-    </w:p>
-    <w:p>
-      <w:pPr>
-        <w:pStyle w:val="Heading3"/>
-      </w:pPr>
-      <w:r>
         <w:t>Keep your completed work</w:t>
       </w:r>
     </w:p>
     <w:p>
       <w:pPr>
-        <w:spacing w:line="336" w:lineRule="auto" w:after="180"/>
-      </w:pPr>
-      <w:r>
-        <w:rPr>
-          <w:b w:val="0"/>
-        </w:rPr>
-        <w:t xml:space="preserve">Use Download completed work in the hosted lesson to export your answers, reflections, practice feedback and code-run </w:t>
-      </w:r>
-      <w:r>
-        <w:rPr>
-          <w:b/>
-        </w:rPr>
-        <w:t>evidence</w:t>
-      </w:r>
-      <w:r>
-        <w:rPr>
-          <w:b w:val="0"/>
-        </w:rPr>
-        <w:t>. Open the HTML copy to read or print it.</w:t>
-      </w:r>
-    </w:p>
-    <w:p>
-      <w:pPr>
-        <w:spacing w:line="336" w:lineRule="auto" w:after="180"/>
-      </w:pPr>
-      <w:r>
-        <w:rPr>
-          <w:b w:val="0"/>
-        </w:rPr>
-        <w:t>Drafts stay in this browser when storage is available; clear drafts on a shared device.</w:t>
-      </w:r>
-    </w:p>
-    <w:p>
-      <w:pPr>
-        <w:pStyle w:val="Heading3"/>
-      </w:pPr>
-      <w:r>
-        <w:t>What I repaired, the evidence I kept and the next test</w:t>
-      </w:r>
-    </w:p>
-    <w:p>
-      <w:r>
-        <w:t>________________________________________________________________</w:t>
-      </w:r>
-    </w:p>
-    <w:p>
-      <w:r>
-        <w:t>________________________________________________________________</w:t>
-      </w:r>
-    </w:p>
-    <w:p>
-      <w:r>
-        <w:t>________________________________________________________________</w:t>
-      </w:r>
-    </w:p>
-    <w:p>
-      <w:r>
-        <w:t>________________________________________________________________</w:t>
-      </w:r>
-    </w:p>
-    <w:p>
-      <w:r>
-        <w:t>________________________________________________________________</w:t>
-      </w:r>
-    </w:p>
-    <w:p>
-      <w:pPr>
         <w:pStyle w:val="Heading1"/>
       </w:pPr>
       <w:r>
-        <w:t>21. Visual concept journey</w:t>
-      </w:r>
-    </w:p>
-    <w:p>
-      <w:r>
-        <w:t>Explain each Train, Validation, Test picture from its labels, then record a relevant limit.</w:t>
-      </w:r>
-    </w:p>
-    <w:p>
-      <w:pPr>
-        <w:pStyle w:val="Heading3"/>
+        <w:t>21. Reference · Six-picture response sheets</w:t>
+      </w:r>
+    </w:p>
+    <w:p>
+      <w:r>
+        <w:t>Choose the relevant picture instead of repeating every task.</w:t>
+      </w:r>
+    </w:p>
+    <w:p>
+      <w:pPr>
+        <w:pStyle w:val="Heading2"/>
       </w:pPr>
       <w:r>
         <w:t>01. Train, Validation, Test: the case</w:t>
@@ -3078,7 +2590,6 @@
     <w:p>
       <w:pPr>
         <w:spacing w:line="336" w:lineRule="auto" w:after="180"/>
-        <w:shd w:fill="F5F1FB"/>
       </w:pPr>
       <w:r>
         <w:rPr>
@@ -3117,7 +2628,7 @@
     </w:p>
     <w:p>
       <w:pPr>
-        <w:pStyle w:val="Heading3"/>
+        <w:pStyle w:val="Heading2"/>
       </w:pPr>
       <w:r>
         <w:t>02. Follow the deciding steps</w:t>
@@ -3209,7 +2720,6 @@
     <w:p>
       <w:pPr>
         <w:spacing w:line="336" w:lineRule="auto" w:after="180"/>
-        <w:shd w:fill="F5F1FB"/>
       </w:pPr>
       <w:r>
         <w:rPr>
@@ -3260,7 +2770,7 @@
     </w:p>
     <w:p>
       <w:pPr>
-        <w:pStyle w:val="Heading3"/>
+        <w:pStyle w:val="Heading2"/>
       </w:pPr>
       <w:r>
         <w:t>03. Validation and model selection at a glance</w:t>
@@ -3346,7 +2856,6 @@
     <w:p>
       <w:pPr>
         <w:spacing w:line="336" w:lineRule="auto" w:after="180"/>
-        <w:shd w:fill="F5F1FB"/>
       </w:pPr>
       <w:r>
         <w:rPr>
@@ -3385,7 +2894,7 @@
     </w:p>
     <w:p>
       <w:pPr>
-        <w:pStyle w:val="Heading3"/>
+        <w:pStyle w:val="Heading2"/>
       </w:pPr>
       <w:r>
         <w:t>04. Change one thing. Trace what follows.</w:t>
@@ -3476,7 +2985,6 @@
     <w:p>
       <w:pPr>
         <w:spacing w:line="336" w:lineRule="auto" w:after="180"/>
-        <w:shd w:fill="F5F1FB"/>
       </w:pPr>
       <w:r>
         <w:rPr>
@@ -3515,7 +3023,7 @@
     </w:p>
     <w:p>
       <w:pPr>
-        <w:pStyle w:val="Heading3"/>
+        <w:pStyle w:val="Heading2"/>
       </w:pPr>
       <w:r>
         <w:t>05. Connect the explanation to its limit</w:t>
@@ -3617,7 +3125,6 @@
     <w:p>
       <w:pPr>
         <w:spacing w:line="336" w:lineRule="auto" w:after="180"/>
-        <w:shd w:fill="F5F1FB"/>
       </w:pPr>
       <w:r>
         <w:rPr>
@@ -3656,7 +3163,7 @@
     </w:p>
     <w:p>
       <w:pPr>
-        <w:pStyle w:val="Heading3"/>
+        <w:pStyle w:val="Heading2"/>
       </w:pPr>
       <w:r>
         <w:t>06. Make the idea visible in your project</w:t>
@@ -3782,7 +3289,6 @@
     <w:p>
       <w:pPr>
         <w:spacing w:line="336" w:lineRule="auto" w:after="180"/>
-        <w:shd w:fill="F5F1FB"/>
       </w:pPr>
       <w:r>
         <w:rPr>
@@ -3829,6 +3335,62 @@
     <w:p>
       <w:r>
         <w:t>________________________________________________________________</w:t>
+      </w:r>
+    </w:p>
+    <w:p>
+      <w:pPr>
+        <w:pStyle w:val="Heading2"/>
+      </w:pPr>
+      <w:r>
+        <w:t>Earlier wording, alternatives and picture transcripts · reference / check after trying</w:t>
+      </w:r>
+    </w:p>
+    <w:p>
+      <w:pPr>
+        <w:pStyle w:val="Heading3"/>
+      </w:pPr>
+      <w:r>
+        <w:t>01. Train, Validation, Test: the case</w:t>
+      </w:r>
+    </w:p>
+    <w:p>
+      <w:pPr>
+        <w:pStyle w:val="Heading3"/>
+      </w:pPr>
+      <w:r>
+        <w:t>02. Follow the deciding steps</w:t>
+      </w:r>
+    </w:p>
+    <w:p>
+      <w:pPr>
+        <w:pStyle w:val="Heading3"/>
+      </w:pPr>
+      <w:r>
+        <w:t>03. Validation and model selection at a glance</w:t>
+      </w:r>
+    </w:p>
+    <w:p>
+      <w:pPr>
+        <w:pStyle w:val="Heading3"/>
+      </w:pPr>
+      <w:r>
+        <w:t>04. Change one thing. Trace what follows.</w:t>
+      </w:r>
+    </w:p>
+    <w:p>
+      <w:pPr>
+        <w:pStyle w:val="Heading3"/>
+      </w:pPr>
+      <w:r>
+        <w:t>05. Connect the explanation to its limit</w:t>
+      </w:r>
+    </w:p>
+    <w:p>
+      <w:pPr>
+        <w:pStyle w:val="Heading3"/>
+      </w:pPr>
+      <w:r>
+        <w:t>06. Make the idea visible in your project</w:t>
       </w:r>
     </w:p>
     <w:sectPr>
